--- a/docs/supplementary.docx
+++ b/docs/supplementary.docx
@@ -1105,6 +1105,1346 @@
           <w:sz w:val="22"/>
         </w:rPr>
         <w:t>Raw patient data are restricted by IRB / data-use agreements. The following derived assets are released: (a) the 21-variable BIDMC feature schema with categorical encoders; (b) the corrected NIS ICD-10 outcome codeset; (c) the CEA decision-tree Python implementation and parameter file; and (d) Firth coefficient estimates with confidence intervals.</w:t>
+      </w:r>
+    </w:p>
+    <w:p>
+      <w:r>
+        <w:br w:type="page"/>
+      </w:r>
+    </w:p>
+    <w:p>
+      <w:pPr>
+        <w:pStyle w:val="Heading1"/>
+      </w:pPr>
+      <w:r>
+        <w:rPr>
+          <w:rFonts w:ascii="Times New Roman" w:hAnsi="Times New Roman"/>
+          <w:color w:val="141F3A"/>
+        </w:rPr>
+        <w:t>Appendix S3.  Feature dictionary for the BIDMC postoperative-A and postoperative-B sets</w:t>
+      </w:r>
+    </w:p>
+    <w:p>
+      <w:pPr>
+        <w:spacing w:line="360" w:lineRule="auto" w:after="120"/>
+        <w:jc w:val="both"/>
+      </w:pPr>
+      <w:r>
+        <w:rPr>
+          <w:rFonts w:ascii="Times New Roman" w:hAnsi="Times New Roman"/>
+          <w:b w:val="0"/>
+          <w:i w:val="0"/>
+          <w:sz w:val="22"/>
+        </w:rPr>
+        <w:t>The 21 variables that constitute the BIDMC postoperative-A feature set are listed below. The leakage-safe postoperative-B set excludes the three variables marked with † (timing of antiepileptic drug administration, prophylactic antiepileptic drug use, and abnormal electroencephalography findings) because they could in principle be charted after seizure onset.</w:t>
+      </w:r>
+    </w:p>
+    <w:tbl>
+      <w:tblPr>
+        <w:tblStyle w:val="LightList-Accent1"/>
+        <w:tblW w:type="auto" w:w="0"/>
+        <w:tblLook w:firstColumn="1" w:firstRow="1" w:lastColumn="0" w:lastRow="0" w:noHBand="0" w:noVBand="1" w:val="04A0"/>
+      </w:tblPr>
+      <w:tblGrid>
+        <w:gridCol w:w="2340"/>
+        <w:gridCol w:w="2340"/>
+        <w:gridCol w:w="2340"/>
+        <w:gridCol w:w="2340"/>
+      </w:tblGrid>
+      <w:tr>
+        <w:tc>
+          <w:tcPr>
+            <w:tcW w:type="dxa" w:w="2340"/>
+          </w:tcPr>
+          <w:p>
+            <w:r>
+              <w:rPr>
+                <w:rFonts w:ascii="Times New Roman" w:hAnsi="Times New Roman"/>
+                <w:b/>
+                <w:sz w:val="20"/>
+              </w:rPr>
+              <w:t>#</w:t>
+            </w:r>
+          </w:p>
+        </w:tc>
+        <w:tc>
+          <w:tcPr>
+            <w:tcW w:type="dxa" w:w="2340"/>
+          </w:tcPr>
+          <w:p>
+            <w:r>
+              <w:rPr>
+                <w:rFonts w:ascii="Times New Roman" w:hAnsi="Times New Roman"/>
+                <w:b/>
+                <w:sz w:val="20"/>
+              </w:rPr>
+              <w:t>Variable</w:t>
+            </w:r>
+          </w:p>
+        </w:tc>
+        <w:tc>
+          <w:tcPr>
+            <w:tcW w:type="dxa" w:w="2340"/>
+          </w:tcPr>
+          <w:p>
+            <w:r>
+              <w:rPr>
+                <w:rFonts w:ascii="Times New Roman" w:hAnsi="Times New Roman"/>
+                <w:b/>
+                <w:sz w:val="20"/>
+              </w:rPr>
+              <w:t>Type</w:t>
+            </w:r>
+          </w:p>
+        </w:tc>
+        <w:tc>
+          <w:tcPr>
+            <w:tcW w:type="dxa" w:w="2340"/>
+          </w:tcPr>
+          <w:p>
+            <w:r>
+              <w:rPr>
+                <w:rFonts w:ascii="Times New Roman" w:hAnsi="Times New Roman"/>
+                <w:b/>
+                <w:sz w:val="20"/>
+              </w:rPr>
+              <w:t>Description</w:t>
+            </w:r>
+          </w:p>
+        </w:tc>
+      </w:tr>
+      <w:tr>
+        <w:tc>
+          <w:tcPr>
+            <w:tcW w:type="dxa" w:w="2340"/>
+          </w:tcPr>
+          <w:p>
+            <w:r>
+              <w:rPr>
+                <w:rFonts w:ascii="Times New Roman" w:hAnsi="Times New Roman"/>
+                <w:sz w:val="20"/>
+              </w:rPr>
+              <w:t>1</w:t>
+            </w:r>
+          </w:p>
+        </w:tc>
+        <w:tc>
+          <w:tcPr>
+            <w:tcW w:type="dxa" w:w="2340"/>
+          </w:tcPr>
+          <w:p>
+            <w:r>
+              <w:rPr>
+                <w:rFonts w:ascii="Times New Roman" w:hAnsi="Times New Roman"/>
+                <w:sz w:val="20"/>
+              </w:rPr>
+              <w:t>sex</w:t>
+            </w:r>
+          </w:p>
+        </w:tc>
+        <w:tc>
+          <w:tcPr>
+            <w:tcW w:type="dxa" w:w="2340"/>
+          </w:tcPr>
+          <w:p>
+            <w:r>
+              <w:rPr>
+                <w:rFonts w:ascii="Times New Roman" w:hAnsi="Times New Roman"/>
+                <w:sz w:val="20"/>
+              </w:rPr>
+              <w:t>binary (0/1)</w:t>
+            </w:r>
+          </w:p>
+        </w:tc>
+        <w:tc>
+          <w:tcPr>
+            <w:tcW w:type="dxa" w:w="2340"/>
+          </w:tcPr>
+          <w:p>
+            <w:r>
+              <w:rPr>
+                <w:rFonts w:ascii="Times New Roman" w:hAnsi="Times New Roman"/>
+                <w:sz w:val="20"/>
+              </w:rPr>
+              <w:t>Sex (1 = male)</w:t>
+            </w:r>
+          </w:p>
+        </w:tc>
+      </w:tr>
+      <w:tr>
+        <w:tc>
+          <w:tcPr>
+            <w:tcW w:type="dxa" w:w="2340"/>
+          </w:tcPr>
+          <w:p>
+            <w:r>
+              <w:rPr>
+                <w:rFonts w:ascii="Times New Roman" w:hAnsi="Times New Roman"/>
+                <w:sz w:val="20"/>
+              </w:rPr>
+              <w:t>2</w:t>
+            </w:r>
+          </w:p>
+        </w:tc>
+        <w:tc>
+          <w:tcPr>
+            <w:tcW w:type="dxa" w:w="2340"/>
+          </w:tcPr>
+          <w:p>
+            <w:r>
+              <w:rPr>
+                <w:rFonts w:ascii="Times New Roman" w:hAnsi="Times New Roman"/>
+                <w:sz w:val="20"/>
+              </w:rPr>
+              <w:t>age</w:t>
+            </w:r>
+          </w:p>
+        </w:tc>
+        <w:tc>
+          <w:tcPr>
+            <w:tcW w:type="dxa" w:w="2340"/>
+          </w:tcPr>
+          <w:p>
+            <w:r>
+              <w:rPr>
+                <w:rFonts w:ascii="Times New Roman" w:hAnsi="Times New Roman"/>
+                <w:sz w:val="20"/>
+              </w:rPr>
+              <w:t>integer</w:t>
+            </w:r>
+          </w:p>
+        </w:tc>
+        <w:tc>
+          <w:tcPr>
+            <w:tcW w:type="dxa" w:w="2340"/>
+          </w:tcPr>
+          <w:p>
+            <w:r>
+              <w:rPr>
+                <w:rFonts w:ascii="Times New Roman" w:hAnsi="Times New Roman"/>
+                <w:sz w:val="20"/>
+              </w:rPr>
+              <w:t>Age at index admission, years</w:t>
+            </w:r>
+          </w:p>
+        </w:tc>
+      </w:tr>
+      <w:tr>
+        <w:tc>
+          <w:tcPr>
+            <w:tcW w:type="dxa" w:w="2340"/>
+          </w:tcPr>
+          <w:p>
+            <w:r>
+              <w:rPr>
+                <w:rFonts w:ascii="Times New Roman" w:hAnsi="Times New Roman"/>
+                <w:sz w:val="20"/>
+              </w:rPr>
+              <w:t>3</w:t>
+            </w:r>
+          </w:p>
+        </w:tc>
+        <w:tc>
+          <w:tcPr>
+            <w:tcW w:type="dxa" w:w="2340"/>
+          </w:tcPr>
+          <w:p>
+            <w:r>
+              <w:rPr>
+                <w:rFonts w:ascii="Times New Roman" w:hAnsi="Times New Roman"/>
+                <w:sz w:val="20"/>
+              </w:rPr>
+              <w:t>blood_type</w:t>
+            </w:r>
+          </w:p>
+        </w:tc>
+        <w:tc>
+          <w:tcPr>
+            <w:tcW w:type="dxa" w:w="2340"/>
+          </w:tcPr>
+          <w:p>
+            <w:r>
+              <w:rPr>
+                <w:rFonts w:ascii="Times New Roman" w:hAnsi="Times New Roman"/>
+                <w:sz w:val="20"/>
+              </w:rPr>
+              <w:t>ordinal (0–8)</w:t>
+            </w:r>
+          </w:p>
+        </w:tc>
+        <w:tc>
+          <w:tcPr>
+            <w:tcW w:type="dxa" w:w="2340"/>
+          </w:tcPr>
+          <w:p>
+            <w:r>
+              <w:rPr>
+                <w:rFonts w:ascii="Times New Roman" w:hAnsi="Times New Roman"/>
+                <w:sz w:val="20"/>
+              </w:rPr>
+              <w:t>ABO + Rh blood group, ordinal-encoded</w:t>
+            </w:r>
+          </w:p>
+        </w:tc>
+      </w:tr>
+      <w:tr>
+        <w:tc>
+          <w:tcPr>
+            <w:tcW w:type="dxa" w:w="2340"/>
+          </w:tcPr>
+          <w:p>
+            <w:r>
+              <w:rPr>
+                <w:rFonts w:ascii="Times New Roman" w:hAnsi="Times New Roman"/>
+                <w:sz w:val="20"/>
+              </w:rPr>
+              <w:t>4</w:t>
+            </w:r>
+          </w:p>
+        </w:tc>
+        <w:tc>
+          <w:tcPr>
+            <w:tcW w:type="dxa" w:w="2340"/>
+          </w:tcPr>
+          <w:p>
+            <w:r>
+              <w:rPr>
+                <w:rFonts w:ascii="Times New Roman" w:hAnsi="Times New Roman"/>
+                <w:sz w:val="20"/>
+              </w:rPr>
+              <w:t>sdh_type</w:t>
+            </w:r>
+          </w:p>
+        </w:tc>
+        <w:tc>
+          <w:tcPr>
+            <w:tcW w:type="dxa" w:w="2340"/>
+          </w:tcPr>
+          <w:p>
+            <w:r>
+              <w:rPr>
+                <w:rFonts w:ascii="Times New Roman" w:hAnsi="Times New Roman"/>
+                <w:sz w:val="20"/>
+              </w:rPr>
+              <w:t>categorical (0–3)</w:t>
+            </w:r>
+          </w:p>
+        </w:tc>
+        <w:tc>
+          <w:tcPr>
+            <w:tcW w:type="dxa" w:w="2340"/>
+          </w:tcPr>
+          <w:p>
+            <w:r>
+              <w:rPr>
+                <w:rFonts w:ascii="Times New Roman" w:hAnsi="Times New Roman"/>
+                <w:sz w:val="20"/>
+              </w:rPr>
+              <w:t>Subdural haematoma classification: chronic / acute / mixed / unknown</w:t>
+            </w:r>
+          </w:p>
+        </w:tc>
+      </w:tr>
+      <w:tr>
+        <w:tc>
+          <w:tcPr>
+            <w:tcW w:type="dxa" w:w="2340"/>
+          </w:tcPr>
+          <w:p>
+            <w:r>
+              <w:rPr>
+                <w:rFonts w:ascii="Times New Roman" w:hAnsi="Times New Roman"/>
+                <w:sz w:val="20"/>
+              </w:rPr>
+              <w:t>5</w:t>
+            </w:r>
+          </w:p>
+        </w:tc>
+        <w:tc>
+          <w:tcPr>
+            <w:tcW w:type="dxa" w:w="2340"/>
+          </w:tcPr>
+          <w:p>
+            <w:r>
+              <w:rPr>
+                <w:rFonts w:ascii="Times New Roman" w:hAnsi="Times New Roman"/>
+                <w:sz w:val="20"/>
+              </w:rPr>
+              <w:t>sdh_thickness</w:t>
+            </w:r>
+          </w:p>
+        </w:tc>
+        <w:tc>
+          <w:tcPr>
+            <w:tcW w:type="dxa" w:w="2340"/>
+          </w:tcPr>
+          <w:p>
+            <w:r>
+              <w:rPr>
+                <w:rFonts w:ascii="Times New Roman" w:hAnsi="Times New Roman"/>
+                <w:sz w:val="20"/>
+              </w:rPr>
+              <w:t>continuous</w:t>
+            </w:r>
+          </w:p>
+        </w:tc>
+        <w:tc>
+          <w:tcPr>
+            <w:tcW w:type="dxa" w:w="2340"/>
+          </w:tcPr>
+          <w:p>
+            <w:r>
+              <w:rPr>
+                <w:rFonts w:ascii="Times New Roman" w:hAnsi="Times New Roman"/>
+                <w:sz w:val="20"/>
+              </w:rPr>
+              <w:t>Maximum hematoma thickness, mm (imaging)</w:t>
+            </w:r>
+          </w:p>
+        </w:tc>
+      </w:tr>
+      <w:tr>
+        <w:tc>
+          <w:tcPr>
+            <w:tcW w:type="dxa" w:w="2340"/>
+          </w:tcPr>
+          <w:p>
+            <w:r>
+              <w:rPr>
+                <w:rFonts w:ascii="Times New Roman" w:hAnsi="Times New Roman"/>
+                <w:sz w:val="20"/>
+              </w:rPr>
+              <w:t>6</w:t>
+            </w:r>
+          </w:p>
+        </w:tc>
+        <w:tc>
+          <w:tcPr>
+            <w:tcW w:type="dxa" w:w="2340"/>
+          </w:tcPr>
+          <w:p>
+            <w:r>
+              <w:rPr>
+                <w:rFonts w:ascii="Times New Roman" w:hAnsi="Times New Roman"/>
+                <w:sz w:val="20"/>
+              </w:rPr>
+              <w:t>csdh_size_change</w:t>
+            </w:r>
+          </w:p>
+        </w:tc>
+        <w:tc>
+          <w:tcPr>
+            <w:tcW w:type="dxa" w:w="2340"/>
+          </w:tcPr>
+          <w:p>
+            <w:r>
+              <w:rPr>
+                <w:rFonts w:ascii="Times New Roman" w:hAnsi="Times New Roman"/>
+                <w:sz w:val="20"/>
+              </w:rPr>
+              <w:t>ordinal (−1/0/+1)</w:t>
+            </w:r>
+          </w:p>
+        </w:tc>
+        <w:tc>
+          <w:tcPr>
+            <w:tcW w:type="dxa" w:w="2340"/>
+          </w:tcPr>
+          <w:p>
+            <w:r>
+              <w:rPr>
+                <w:rFonts w:ascii="Times New Roman" w:hAnsi="Times New Roman"/>
+                <w:sz w:val="20"/>
+              </w:rPr>
+              <w:t>Pre→post hematoma size change (smaller / equal / larger)</w:t>
+            </w:r>
+          </w:p>
+        </w:tc>
+      </w:tr>
+      <w:tr>
+        <w:tc>
+          <w:tcPr>
+            <w:tcW w:type="dxa" w:w="2340"/>
+          </w:tcPr>
+          <w:p>
+            <w:r>
+              <w:rPr>
+                <w:rFonts w:ascii="Times New Roman" w:hAnsi="Times New Roman"/>
+                <w:sz w:val="20"/>
+              </w:rPr>
+              <w:t>7</w:t>
+            </w:r>
+          </w:p>
+        </w:tc>
+        <w:tc>
+          <w:tcPr>
+            <w:tcW w:type="dxa" w:w="2340"/>
+          </w:tcPr>
+          <w:p>
+            <w:r>
+              <w:rPr>
+                <w:rFonts w:ascii="Times New Roman" w:hAnsi="Times New Roman"/>
+                <w:sz w:val="20"/>
+              </w:rPr>
+              <w:t>mid_shift</w:t>
+            </w:r>
+          </w:p>
+        </w:tc>
+        <w:tc>
+          <w:tcPr>
+            <w:tcW w:type="dxa" w:w="2340"/>
+          </w:tcPr>
+          <w:p>
+            <w:r>
+              <w:rPr>
+                <w:rFonts w:ascii="Times New Roman" w:hAnsi="Times New Roman"/>
+                <w:sz w:val="20"/>
+              </w:rPr>
+              <w:t>continuous</w:t>
+            </w:r>
+          </w:p>
+        </w:tc>
+        <w:tc>
+          <w:tcPr>
+            <w:tcW w:type="dxa" w:w="2340"/>
+          </w:tcPr>
+          <w:p>
+            <w:r>
+              <w:rPr>
+                <w:rFonts w:ascii="Times New Roman" w:hAnsi="Times New Roman"/>
+                <w:sz w:val="20"/>
+              </w:rPr>
+              <w:t>Midline shift, mm (imaging)</w:t>
+            </w:r>
+          </w:p>
+        </w:tc>
+      </w:tr>
+      <w:tr>
+        <w:tc>
+          <w:tcPr>
+            <w:tcW w:type="dxa" w:w="2340"/>
+          </w:tcPr>
+          <w:p>
+            <w:r>
+              <w:rPr>
+                <w:rFonts w:ascii="Times New Roman" w:hAnsi="Times New Roman"/>
+                <w:sz w:val="20"/>
+              </w:rPr>
+              <w:t>8</w:t>
+            </w:r>
+          </w:p>
+        </w:tc>
+        <w:tc>
+          <w:tcPr>
+            <w:tcW w:type="dxa" w:w="2340"/>
+          </w:tcPr>
+          <w:p>
+            <w:r>
+              <w:rPr>
+                <w:rFonts w:ascii="Times New Roman" w:hAnsi="Times New Roman"/>
+                <w:sz w:val="20"/>
+              </w:rPr>
+              <w:t>hematoma_lat</w:t>
+            </w:r>
+          </w:p>
+        </w:tc>
+        <w:tc>
+          <w:tcPr>
+            <w:tcW w:type="dxa" w:w="2340"/>
+          </w:tcPr>
+          <w:p>
+            <w:r>
+              <w:rPr>
+                <w:rFonts w:ascii="Times New Roman" w:hAnsi="Times New Roman"/>
+                <w:sz w:val="20"/>
+              </w:rPr>
+              <w:t>categorical (1–3)</w:t>
+            </w:r>
+          </w:p>
+        </w:tc>
+        <w:tc>
+          <w:tcPr>
+            <w:tcW w:type="dxa" w:w="2340"/>
+          </w:tcPr>
+          <w:p>
+            <w:r>
+              <w:rPr>
+                <w:rFonts w:ascii="Times New Roman" w:hAnsi="Times New Roman"/>
+                <w:sz w:val="20"/>
+              </w:rPr>
+              <w:t>Laterality — left / right / bilateral</w:t>
+            </w:r>
+          </w:p>
+        </w:tc>
+      </w:tr>
+      <w:tr>
+        <w:tc>
+          <w:tcPr>
+            <w:tcW w:type="dxa" w:w="2340"/>
+          </w:tcPr>
+          <w:p>
+            <w:r>
+              <w:rPr>
+                <w:rFonts w:ascii="Times New Roman" w:hAnsi="Times New Roman"/>
+                <w:sz w:val="20"/>
+              </w:rPr>
+              <w:t>9</w:t>
+            </w:r>
+          </w:p>
+        </w:tc>
+        <w:tc>
+          <w:tcPr>
+            <w:tcW w:type="dxa" w:w="2340"/>
+          </w:tcPr>
+          <w:p>
+            <w:r>
+              <w:rPr>
+                <w:rFonts w:ascii="Times New Roman" w:hAnsi="Times New Roman"/>
+                <w:sz w:val="20"/>
+              </w:rPr>
+              <w:t>collection_density</w:t>
+            </w:r>
+          </w:p>
+        </w:tc>
+        <w:tc>
+          <w:tcPr>
+            <w:tcW w:type="dxa" w:w="2340"/>
+          </w:tcPr>
+          <w:p>
+            <w:r>
+              <w:rPr>
+                <w:rFonts w:ascii="Times New Roman" w:hAnsi="Times New Roman"/>
+                <w:sz w:val="20"/>
+              </w:rPr>
+              <w:t>categorical (0–3)</w:t>
+            </w:r>
+          </w:p>
+        </w:tc>
+        <w:tc>
+          <w:tcPr>
+            <w:tcW w:type="dxa" w:w="2340"/>
+          </w:tcPr>
+          <w:p>
+            <w:r>
+              <w:rPr>
+                <w:rFonts w:ascii="Times New Roman" w:hAnsi="Times New Roman"/>
+                <w:sz w:val="20"/>
+              </w:rPr>
+              <w:t>Hounsfield density classification — hypo / iso / hyper / mixed</w:t>
+            </w:r>
+          </w:p>
+        </w:tc>
+      </w:tr>
+      <w:tr>
+        <w:tc>
+          <w:tcPr>
+            <w:tcW w:type="dxa" w:w="2340"/>
+          </w:tcPr>
+          <w:p>
+            <w:r>
+              <w:rPr>
+                <w:rFonts w:ascii="Times New Roman" w:hAnsi="Times New Roman"/>
+                <w:sz w:val="20"/>
+              </w:rPr>
+              <w:t>10</w:t>
+            </w:r>
+          </w:p>
+        </w:tc>
+        <w:tc>
+          <w:tcPr>
+            <w:tcW w:type="dxa" w:w="2340"/>
+          </w:tcPr>
+          <w:p>
+            <w:r>
+              <w:rPr>
+                <w:rFonts w:ascii="Times New Roman" w:hAnsi="Times New Roman"/>
+                <w:sz w:val="20"/>
+              </w:rPr>
+              <w:t>preop_gcs</w:t>
+            </w:r>
+          </w:p>
+        </w:tc>
+        <w:tc>
+          <w:tcPr>
+            <w:tcW w:type="dxa" w:w="2340"/>
+          </w:tcPr>
+          <w:p>
+            <w:r>
+              <w:rPr>
+                <w:rFonts w:ascii="Times New Roman" w:hAnsi="Times New Roman"/>
+                <w:sz w:val="20"/>
+              </w:rPr>
+              <w:t>integer (3–15)</w:t>
+            </w:r>
+          </w:p>
+        </w:tc>
+        <w:tc>
+          <w:tcPr>
+            <w:tcW w:type="dxa" w:w="2340"/>
+          </w:tcPr>
+          <w:p>
+            <w:r>
+              <w:rPr>
+                <w:rFonts w:ascii="Times New Roman" w:hAnsi="Times New Roman"/>
+                <w:sz w:val="20"/>
+              </w:rPr>
+              <w:t>Preoperative Glasgow Coma Scale total</w:t>
+            </w:r>
+          </w:p>
+        </w:tc>
+      </w:tr>
+      <w:tr>
+        <w:tc>
+          <w:tcPr>
+            <w:tcW w:type="dxa" w:w="2340"/>
+          </w:tcPr>
+          <w:p>
+            <w:r>
+              <w:rPr>
+                <w:rFonts w:ascii="Times New Roman" w:hAnsi="Times New Roman"/>
+                <w:sz w:val="20"/>
+              </w:rPr>
+              <w:t>11</w:t>
+            </w:r>
+          </w:p>
+        </w:tc>
+        <w:tc>
+          <w:tcPr>
+            <w:tcW w:type="dxa" w:w="2340"/>
+          </w:tcPr>
+          <w:p>
+            <w:r>
+              <w:rPr>
+                <w:rFonts w:ascii="Times New Roman" w:hAnsi="Times New Roman"/>
+                <w:sz w:val="20"/>
+              </w:rPr>
+              <w:t>epilepsy_hx</w:t>
+            </w:r>
+          </w:p>
+        </w:tc>
+        <w:tc>
+          <w:tcPr>
+            <w:tcW w:type="dxa" w:w="2340"/>
+          </w:tcPr>
+          <w:p>
+            <w:r>
+              <w:rPr>
+                <w:rFonts w:ascii="Times New Roman" w:hAnsi="Times New Roman"/>
+                <w:sz w:val="20"/>
+              </w:rPr>
+              <w:t>binary (0/1)</w:t>
+            </w:r>
+          </w:p>
+        </w:tc>
+        <w:tc>
+          <w:tcPr>
+            <w:tcW w:type="dxa" w:w="2340"/>
+          </w:tcPr>
+          <w:p>
+            <w:r>
+              <w:rPr>
+                <w:rFonts w:ascii="Times New Roman" w:hAnsi="Times New Roman"/>
+                <w:sz w:val="20"/>
+              </w:rPr>
+              <w:t>Prior history of epilepsy</w:t>
+            </w:r>
+          </w:p>
+        </w:tc>
+      </w:tr>
+      <w:tr>
+        <w:tc>
+          <w:tcPr>
+            <w:tcW w:type="dxa" w:w="2340"/>
+          </w:tcPr>
+          <w:p>
+            <w:r>
+              <w:rPr>
+                <w:rFonts w:ascii="Times New Roman" w:hAnsi="Times New Roman"/>
+                <w:sz w:val="20"/>
+              </w:rPr>
+              <w:t>12</w:t>
+            </w:r>
+          </w:p>
+        </w:tc>
+        <w:tc>
+          <w:tcPr>
+            <w:tcW w:type="dxa" w:w="2340"/>
+          </w:tcPr>
+          <w:p>
+            <w:r>
+              <w:rPr>
+                <w:rFonts w:ascii="Times New Roman" w:hAnsi="Times New Roman"/>
+                <w:sz w:val="20"/>
+              </w:rPr>
+              <w:t>num_prev_sdh</w:t>
+            </w:r>
+          </w:p>
+        </w:tc>
+        <w:tc>
+          <w:tcPr>
+            <w:tcW w:type="dxa" w:w="2340"/>
+          </w:tcPr>
+          <w:p>
+            <w:r>
+              <w:rPr>
+                <w:rFonts w:ascii="Times New Roman" w:hAnsi="Times New Roman"/>
+                <w:sz w:val="20"/>
+              </w:rPr>
+              <w:t>integer</w:t>
+            </w:r>
+          </w:p>
+        </w:tc>
+        <w:tc>
+          <w:tcPr>
+            <w:tcW w:type="dxa" w:w="2340"/>
+          </w:tcPr>
+          <w:p>
+            <w:r>
+              <w:rPr>
+                <w:rFonts w:ascii="Times New Roman" w:hAnsi="Times New Roman"/>
+                <w:sz w:val="20"/>
+              </w:rPr>
+              <w:t>Number of previous SDH episodes</w:t>
+            </w:r>
+          </w:p>
+        </w:tc>
+      </w:tr>
+      <w:tr>
+        <w:tc>
+          <w:tcPr>
+            <w:tcW w:type="dxa" w:w="2340"/>
+          </w:tcPr>
+          <w:p>
+            <w:r>
+              <w:rPr>
+                <w:rFonts w:ascii="Times New Roman" w:hAnsi="Times New Roman"/>
+                <w:sz w:val="20"/>
+              </w:rPr>
+              <w:t>13</w:t>
+            </w:r>
+          </w:p>
+        </w:tc>
+        <w:tc>
+          <w:tcPr>
+            <w:tcW w:type="dxa" w:w="2340"/>
+          </w:tcPr>
+          <w:p>
+            <w:r>
+              <w:rPr>
+                <w:rFonts w:ascii="Times New Roman" w:hAnsi="Times New Roman"/>
+                <w:sz w:val="20"/>
+              </w:rPr>
+              <w:t>demographic</w:t>
+            </w:r>
+          </w:p>
+        </w:tc>
+        <w:tc>
+          <w:tcPr>
+            <w:tcW w:type="dxa" w:w="2340"/>
+          </w:tcPr>
+          <w:p>
+            <w:r>
+              <w:rPr>
+                <w:rFonts w:ascii="Times New Roman" w:hAnsi="Times New Roman"/>
+                <w:sz w:val="20"/>
+              </w:rPr>
+              <w:t>categorical (0–4)</w:t>
+            </w:r>
+          </w:p>
+        </w:tc>
+        <w:tc>
+          <w:tcPr>
+            <w:tcW w:type="dxa" w:w="2340"/>
+          </w:tcPr>
+          <w:p>
+            <w:r>
+              <w:rPr>
+                <w:rFonts w:ascii="Times New Roman" w:hAnsi="Times New Roman"/>
+                <w:sz w:val="20"/>
+              </w:rPr>
+              <w:t>Demographic stratum (institutional encoding)</w:t>
+            </w:r>
+          </w:p>
+        </w:tc>
+      </w:tr>
+      <w:tr>
+        <w:tc>
+          <w:tcPr>
+            <w:tcW w:type="dxa" w:w="2340"/>
+          </w:tcPr>
+          <w:p>
+            <w:r>
+              <w:rPr>
+                <w:rFonts w:ascii="Times New Roman" w:hAnsi="Times New Roman"/>
+                <w:sz w:val="20"/>
+              </w:rPr>
+              <w:t>14</w:t>
+            </w:r>
+          </w:p>
+        </w:tc>
+        <w:tc>
+          <w:tcPr>
+            <w:tcW w:type="dxa" w:w="2340"/>
+          </w:tcPr>
+          <w:p>
+            <w:r>
+              <w:rPr>
+                <w:rFonts w:ascii="Times New Roman" w:hAnsi="Times New Roman"/>
+                <w:sz w:val="20"/>
+              </w:rPr>
+              <w:t>procedures</w:t>
+            </w:r>
+          </w:p>
+        </w:tc>
+        <w:tc>
+          <w:tcPr>
+            <w:tcW w:type="dxa" w:w="2340"/>
+          </w:tcPr>
+          <w:p>
+            <w:r>
+              <w:rPr>
+                <w:rFonts w:ascii="Times New Roman" w:hAnsi="Times New Roman"/>
+                <w:sz w:val="20"/>
+              </w:rPr>
+              <w:t>categorical (0–4)</w:t>
+            </w:r>
+          </w:p>
+        </w:tc>
+        <w:tc>
+          <w:tcPr>
+            <w:tcW w:type="dxa" w:w="2340"/>
+          </w:tcPr>
+          <w:p>
+            <w:r>
+              <w:rPr>
+                <w:rFonts w:ascii="Times New Roman" w:hAnsi="Times New Roman"/>
+                <w:sz w:val="20"/>
+              </w:rPr>
+              <w:t>Procedure-class encoding</w:t>
+            </w:r>
+          </w:p>
+        </w:tc>
+      </w:tr>
+      <w:tr>
+        <w:tc>
+          <w:tcPr>
+            <w:tcW w:type="dxa" w:w="2340"/>
+          </w:tcPr>
+          <w:p>
+            <w:r>
+              <w:rPr>
+                <w:rFonts w:ascii="Times New Roman" w:hAnsi="Times New Roman"/>
+                <w:sz w:val="20"/>
+              </w:rPr>
+              <w:t>15</w:t>
+            </w:r>
+          </w:p>
+        </w:tc>
+        <w:tc>
+          <w:tcPr>
+            <w:tcW w:type="dxa" w:w="2340"/>
+          </w:tcPr>
+          <w:p>
+            <w:r>
+              <w:rPr>
+                <w:rFonts w:ascii="Times New Roman" w:hAnsi="Times New Roman"/>
+                <w:sz w:val="20"/>
+              </w:rPr>
+              <w:t>surg_decompression</w:t>
+            </w:r>
+          </w:p>
+        </w:tc>
+        <w:tc>
+          <w:tcPr>
+            <w:tcW w:type="dxa" w:w="2340"/>
+          </w:tcPr>
+          <w:p>
+            <w:r>
+              <w:rPr>
+                <w:rFonts w:ascii="Times New Roman" w:hAnsi="Times New Roman"/>
+                <w:sz w:val="20"/>
+              </w:rPr>
+              <w:t>binary (0/1)</w:t>
+            </w:r>
+          </w:p>
+        </w:tc>
+        <w:tc>
+          <w:tcPr>
+            <w:tcW w:type="dxa" w:w="2340"/>
+          </w:tcPr>
+          <w:p>
+            <w:r>
+              <w:rPr>
+                <w:rFonts w:ascii="Times New Roman" w:hAnsi="Times New Roman"/>
+                <w:sz w:val="20"/>
+              </w:rPr>
+              <w:t>Decompressive craniectomy performed</w:t>
+            </w:r>
+          </w:p>
+        </w:tc>
+      </w:tr>
+      <w:tr>
+        <w:tc>
+          <w:tcPr>
+            <w:tcW w:type="dxa" w:w="2340"/>
+          </w:tcPr>
+          <w:p>
+            <w:r>
+              <w:rPr>
+                <w:rFonts w:ascii="Times New Roman" w:hAnsi="Times New Roman"/>
+                <w:sz w:val="20"/>
+              </w:rPr>
+              <w:t>16</w:t>
+            </w:r>
+          </w:p>
+        </w:tc>
+        <w:tc>
+          <w:tcPr>
+            <w:tcW w:type="dxa" w:w="2340"/>
+          </w:tcPr>
+          <w:p>
+            <w:r>
+              <w:rPr>
+                <w:rFonts w:ascii="Times New Roman" w:hAnsi="Times New Roman"/>
+                <w:sz w:val="20"/>
+              </w:rPr>
+              <w:t>mma_embo</w:t>
+            </w:r>
+          </w:p>
+        </w:tc>
+        <w:tc>
+          <w:tcPr>
+            <w:tcW w:type="dxa" w:w="2340"/>
+          </w:tcPr>
+          <w:p>
+            <w:r>
+              <w:rPr>
+                <w:rFonts w:ascii="Times New Roman" w:hAnsi="Times New Roman"/>
+                <w:sz w:val="20"/>
+              </w:rPr>
+              <w:t>binary (0/1)</w:t>
+            </w:r>
+          </w:p>
+        </w:tc>
+        <w:tc>
+          <w:tcPr>
+            <w:tcW w:type="dxa" w:w="2340"/>
+          </w:tcPr>
+          <w:p>
+            <w:r>
+              <w:rPr>
+                <w:rFonts w:ascii="Times New Roman" w:hAnsi="Times New Roman"/>
+                <w:sz w:val="20"/>
+              </w:rPr>
+              <w:t>Middle meningeal artery embolisation</w:t>
+            </w:r>
+          </w:p>
+        </w:tc>
+      </w:tr>
+      <w:tr>
+        <w:tc>
+          <w:tcPr>
+            <w:tcW w:type="dxa" w:w="2340"/>
+          </w:tcPr>
+          <w:p>
+            <w:r>
+              <w:rPr>
+                <w:rFonts w:ascii="Times New Roman" w:hAnsi="Times New Roman"/>
+                <w:sz w:val="20"/>
+              </w:rPr>
+              <w:t>17</w:t>
+            </w:r>
+          </w:p>
+        </w:tc>
+        <w:tc>
+          <w:tcPr>
+            <w:tcW w:type="dxa" w:w="2340"/>
+          </w:tcPr>
+          <w:p>
+            <w:r>
+              <w:rPr>
+                <w:rFonts w:ascii="Times New Roman" w:hAnsi="Times New Roman"/>
+                <w:sz w:val="20"/>
+              </w:rPr>
+              <w:t>drainage</w:t>
+            </w:r>
+          </w:p>
+        </w:tc>
+        <w:tc>
+          <w:tcPr>
+            <w:tcW w:type="dxa" w:w="2340"/>
+          </w:tcPr>
+          <w:p>
+            <w:r>
+              <w:rPr>
+                <w:rFonts w:ascii="Times New Roman" w:hAnsi="Times New Roman"/>
+                <w:sz w:val="20"/>
+              </w:rPr>
+              <w:t>binary (0/1)</w:t>
+            </w:r>
+          </w:p>
+        </w:tc>
+        <w:tc>
+          <w:tcPr>
+            <w:tcW w:type="dxa" w:w="2340"/>
+          </w:tcPr>
+          <w:p>
+            <w:r>
+              <w:rPr>
+                <w:rFonts w:ascii="Times New Roman" w:hAnsi="Times New Roman"/>
+                <w:sz w:val="20"/>
+              </w:rPr>
+              <w:t>Subdural drain placed at evacuation</w:t>
+            </w:r>
+          </w:p>
+        </w:tc>
+      </w:tr>
+      <w:tr>
+        <w:tc>
+          <w:tcPr>
+            <w:tcW w:type="dxa" w:w="2340"/>
+          </w:tcPr>
+          <w:p>
+            <w:r>
+              <w:rPr>
+                <w:rFonts w:ascii="Times New Roman" w:hAnsi="Times New Roman"/>
+                <w:sz w:val="20"/>
+              </w:rPr>
+              <w:t>18</w:t>
+            </w:r>
+          </w:p>
+        </w:tc>
+        <w:tc>
+          <w:tcPr>
+            <w:tcW w:type="dxa" w:w="2340"/>
+          </w:tcPr>
+          <w:p>
+            <w:r>
+              <w:rPr>
+                <w:rFonts w:ascii="Times New Roman" w:hAnsi="Times New Roman"/>
+                <w:sz w:val="20"/>
+              </w:rPr>
+              <w:t>postop_gcs</w:t>
+            </w:r>
+          </w:p>
+        </w:tc>
+        <w:tc>
+          <w:tcPr>
+            <w:tcW w:type="dxa" w:w="2340"/>
+          </w:tcPr>
+          <w:p>
+            <w:r>
+              <w:rPr>
+                <w:rFonts w:ascii="Times New Roman" w:hAnsi="Times New Roman"/>
+                <w:sz w:val="20"/>
+              </w:rPr>
+              <w:t>integer (3–15)</w:t>
+            </w:r>
+          </w:p>
+        </w:tc>
+        <w:tc>
+          <w:tcPr>
+            <w:tcW w:type="dxa" w:w="2340"/>
+          </w:tcPr>
+          <w:p>
+            <w:r>
+              <w:rPr>
+                <w:rFonts w:ascii="Times New Roman" w:hAnsi="Times New Roman"/>
+                <w:sz w:val="20"/>
+              </w:rPr>
+              <w:t>OR-exit Glasgow Coma Scale total</w:t>
+            </w:r>
+          </w:p>
+        </w:tc>
+      </w:tr>
+      <w:tr>
+        <w:tc>
+          <w:tcPr>
+            <w:tcW w:type="dxa" w:w="2340"/>
+          </w:tcPr>
+          <w:p>
+            <w:r>
+              <w:rPr>
+                <w:rFonts w:ascii="Times New Roman" w:hAnsi="Times New Roman"/>
+                <w:sz w:val="20"/>
+              </w:rPr>
+              <w:t>19</w:t>
+            </w:r>
+          </w:p>
+        </w:tc>
+        <w:tc>
+          <w:tcPr>
+            <w:tcW w:type="dxa" w:w="2340"/>
+          </w:tcPr>
+          <w:p>
+            <w:r>
+              <w:rPr>
+                <w:rFonts w:ascii="Times New Roman" w:hAnsi="Times New Roman"/>
+                <w:sz w:val="20"/>
+              </w:rPr>
+              <w:t>aed_timing_recoded †</w:t>
+            </w:r>
+          </w:p>
+        </w:tc>
+        <w:tc>
+          <w:tcPr>
+            <w:tcW w:type="dxa" w:w="2340"/>
+          </w:tcPr>
+          <w:p>
+            <w:r>
+              <w:rPr>
+                <w:rFonts w:ascii="Times New Roman" w:hAnsi="Times New Roman"/>
+                <w:sz w:val="20"/>
+              </w:rPr>
+              <w:t>categorical (0/1)</w:t>
+            </w:r>
+          </w:p>
+        </w:tc>
+        <w:tc>
+          <w:tcPr>
+            <w:tcW w:type="dxa" w:w="2340"/>
+          </w:tcPr>
+          <w:p>
+            <w:r>
+              <w:rPr>
+                <w:rFonts w:ascii="Times New Roman" w:hAnsi="Times New Roman"/>
+                <w:sz w:val="20"/>
+              </w:rPr>
+              <w:t>When the antiepileptic drug was administered (pre/post/not given) — leakage-suspect; excluded from postop-B</w:t>
+            </w:r>
+          </w:p>
+        </w:tc>
+      </w:tr>
+      <w:tr>
+        <w:tc>
+          <w:tcPr>
+            <w:tcW w:type="dxa" w:w="2340"/>
+          </w:tcPr>
+          <w:p>
+            <w:r>
+              <w:rPr>
+                <w:rFonts w:ascii="Times New Roman" w:hAnsi="Times New Roman"/>
+                <w:sz w:val="20"/>
+              </w:rPr>
+              <w:t>20</w:t>
+            </w:r>
+          </w:p>
+        </w:tc>
+        <w:tc>
+          <w:tcPr>
+            <w:tcW w:type="dxa" w:w="2340"/>
+          </w:tcPr>
+          <w:p>
+            <w:r>
+              <w:rPr>
+                <w:rFonts w:ascii="Times New Roman" w:hAnsi="Times New Roman"/>
+                <w:sz w:val="20"/>
+              </w:rPr>
+              <w:t>prop_aed †</w:t>
+            </w:r>
+          </w:p>
+        </w:tc>
+        <w:tc>
+          <w:tcPr>
+            <w:tcW w:type="dxa" w:w="2340"/>
+          </w:tcPr>
+          <w:p>
+            <w:r>
+              <w:rPr>
+                <w:rFonts w:ascii="Times New Roman" w:hAnsi="Times New Roman"/>
+                <w:sz w:val="20"/>
+              </w:rPr>
+              <w:t>binary (0/1)</w:t>
+            </w:r>
+          </w:p>
+        </w:tc>
+        <w:tc>
+          <w:tcPr>
+            <w:tcW w:type="dxa" w:w="2340"/>
+          </w:tcPr>
+          <w:p>
+            <w:r>
+              <w:rPr>
+                <w:rFonts w:ascii="Times New Roman" w:hAnsi="Times New Roman"/>
+                <w:sz w:val="20"/>
+              </w:rPr>
+              <w:t>Prophylactic antiepileptic drug administered — leakage-suspect; excluded from postop-B</w:t>
+            </w:r>
+          </w:p>
+        </w:tc>
+      </w:tr>
+      <w:tr>
+        <w:tc>
+          <w:tcPr>
+            <w:tcW w:type="dxa" w:w="2340"/>
+          </w:tcPr>
+          <w:p>
+            <w:r>
+              <w:rPr>
+                <w:rFonts w:ascii="Times New Roman" w:hAnsi="Times New Roman"/>
+                <w:sz w:val="20"/>
+              </w:rPr>
+              <w:t>21</w:t>
+            </w:r>
+          </w:p>
+        </w:tc>
+        <w:tc>
+          <w:tcPr>
+            <w:tcW w:type="dxa" w:w="2340"/>
+          </w:tcPr>
+          <w:p>
+            <w:r>
+              <w:rPr>
+                <w:rFonts w:ascii="Times New Roman" w:hAnsi="Times New Roman"/>
+                <w:sz w:val="20"/>
+              </w:rPr>
+              <w:t>ab_eeg †</w:t>
+            </w:r>
+          </w:p>
+        </w:tc>
+        <w:tc>
+          <w:tcPr>
+            <w:tcW w:type="dxa" w:w="2340"/>
+          </w:tcPr>
+          <w:p>
+            <w:r>
+              <w:rPr>
+                <w:rFonts w:ascii="Times New Roman" w:hAnsi="Times New Roman"/>
+                <w:sz w:val="20"/>
+              </w:rPr>
+              <w:t>binary (0/1)</w:t>
+            </w:r>
+          </w:p>
+        </w:tc>
+        <w:tc>
+          <w:tcPr>
+            <w:tcW w:type="dxa" w:w="2340"/>
+          </w:tcPr>
+          <w:p>
+            <w:r>
+              <w:rPr>
+                <w:rFonts w:ascii="Times New Roman" w:hAnsi="Times New Roman"/>
+                <w:sz w:val="20"/>
+              </w:rPr>
+              <w:t>Abnormal electroencephalography findings documented during admission — leakage-suspect; excluded from postop-B</w:t>
+            </w:r>
+          </w:p>
+        </w:tc>
+      </w:tr>
+    </w:tbl>
+    <w:p>
+      <w:pPr>
+        <w:spacing w:line="360" w:lineRule="auto" w:after="120"/>
+        <w:jc w:val="both"/>
+      </w:pPr>
+      <w:r>
+        <w:rPr>
+          <w:rFonts w:ascii="Times New Roman" w:hAnsi="Times New Roman"/>
+          <w:b w:val="0"/>
+          <w:i w:val="0"/>
+          <w:sz w:val="22"/>
+        </w:rPr>
+        <w:t>† Excluded from postoperative-B (the leakage-safe sensitivity feature set, n = 18 variables). The comparison of postop-A (AUC 0.681, 95% CI 0.609–0.753) against postop-B (AUC 0.645, 95% CI 0.562–0.729) is reported in Results §3.2 and Figure 1A as the temporal-leakage robustness check; the modest AUC drop (≈0.04) is well within the Bernoulli sampling-noise floor at n = 48 events (±0.06 at AUC = 0.70; Hanley &amp; McNeil 1982), indicating the primary discrimination signal is not driven by post-event information.</w:t>
       </w:r>
     </w:p>
     <w:p>

--- a/docs/supplementary.docx
+++ b/docs/supplementary.docx
@@ -344,7 +344,7 @@
                 <w:rFonts w:ascii="Times New Roman" w:hAnsi="Times New Roman"/>
                 <w:sz w:val="20"/>
               </w:rPr>
-              <w:t>Multi-database; BIDMC/eICU/NIS; eligibility criteria.</w:t>
+              <w:t>Two databases (BIDMC, eICU); eligibility criteria. NIS analysis attempted but excluded — see Appendix S4.</w:t>
             </w:r>
           </w:p>
         </w:tc>
@@ -402,7 +402,7 @@
                 <w:rFonts w:ascii="Times New Roman" w:hAnsi="Times New Roman"/>
                 <w:sz w:val="20"/>
               </w:rPr>
-              <w:t>Defined a priori; ICD-10 codes; NIS reclassification documented.</w:t>
+              <w:t>Defined a priori; chart-documented seizure (BIDMC); structured seizure flag (eICU).</w:t>
             </w:r>
           </w:p>
         </w:tc>
@@ -518,7 +518,7 @@
                 <w:rFonts w:ascii="Times New Roman" w:hAnsi="Times New Roman"/>
                 <w:sz w:val="20"/>
               </w:rPr>
-              <w:t>655 (BIDMC), 3,297 (eICU primary), 2,518 (NIS chronic+surgical).</w:t>
+              <w:t>655 (BIDMC, 48 events); 3,297 (eICU primary, 300 events).</w:t>
             </w:r>
           </w:p>
         </w:tc>
@@ -1104,7 +1104,7 @@
           <w:i w:val="0"/>
           <w:sz w:val="22"/>
         </w:rPr>
-        <w:t>Raw patient data are restricted by IRB / data-use agreements. The following derived assets are released: (a) the 21-variable BIDMC feature schema with categorical encoders; (b) the corrected NIS ICD-10 outcome codeset; (c) the CEA decision-tree Python implementation and parameter file; and (d) Firth coefficient estimates with confidence intervals.</w:t>
+        <w:t>Raw patient data are restricted by IRB / data-use agreements. The following derived assets are released: (a) the 21-variable BIDMC feature schema with categorical encoders; (b) the CEA decision-tree Python implementation and parameter file; and (c) Firth coefficient estimates with confidence intervals. The NIS ICD-10 reclassification codeset that motivated the exclusion (see Appendix S4) is also released alongside the codebase for replication.</w:t>
       </w:r>
     </w:p>
     <w:p>
@@ -2445,6 +2445,68 @@
           <w:sz w:val="22"/>
         </w:rPr>
         <w:t>† Excluded from postoperative-B (the leakage-safe sensitivity feature set, n = 18 variables). The comparison of postop-A (AUC 0.681, 95% CI 0.609–0.753) against postop-B (AUC 0.645, 95% CI 0.562–0.729) is reported in Results §3.2 and Figure 1A as the temporal-leakage robustness check; the modest AUC drop (≈0.04) is well within the Bernoulli sampling-noise floor at n = 48 events (±0.06 at AUC = 0.70; Hanley &amp; McNeil 1982), indicating the primary discrimination signal is not driven by post-event information.</w:t>
+      </w:r>
+    </w:p>
+    <w:p>
+      <w:r>
+        <w:br w:type="page"/>
+      </w:r>
+    </w:p>
+    <w:p>
+      <w:pPr>
+        <w:pStyle w:val="Heading1"/>
+      </w:pPr>
+      <w:r>
+        <w:rPr>
+          <w:rFonts w:ascii="Times New Roman" w:hAnsi="Times New Roman"/>
+          <w:color w:val="141F3A"/>
+        </w:rPr>
+        <w:t>Appendix S4.  Nationwide Inpatient Sample (NIS) — excluded from the primary analysis</w:t>
+      </w:r>
+    </w:p>
+    <w:p>
+      <w:pPr>
+        <w:spacing w:line="360" w:lineRule="auto" w:after="120"/>
+        <w:jc w:val="both"/>
+      </w:pPr>
+      <w:r>
+        <w:rPr>
+          <w:rFonts w:ascii="Times New Roman" w:hAnsi="Times New Roman"/>
+          <w:b w:val="0"/>
+          <w:i w:val="0"/>
+          <w:sz w:val="22"/>
+        </w:rPr>
+        <w:t>A preliminary analysis attempted to extend external validation to the HCUP Nationwide Inpatient Sample (NIS, 2016–2019), restricted to admissions with chronic-SDH coding and a craniotomy or burr-hole procedure in the same admission (n = 2,518). On methodological review the cohort was excluded from the primary analysis because the available administrative coding for the postoperative-seizure outcome is unreliable in this setting.</w:t>
+      </w:r>
+    </w:p>
+    <w:p>
+      <w:pPr>
+        <w:spacing w:line="360" w:lineRule="auto" w:after="120"/>
+        <w:jc w:val="both"/>
+      </w:pPr>
+      <w:r>
+        <w:rPr>
+          <w:rFonts w:ascii="Times New Roman" w:hAnsi="Times New Roman"/>
+          <w:b w:val="0"/>
+          <w:i w:val="0"/>
+          <w:sz w:val="22"/>
+        </w:rPr>
+        <w:t>Two coding limitations drive the exclusion. First, the ICD-10-CM code families historically used for postoperative seizure in NIS analyses combine acute symptomatic seizure codes (R56.x, 780.39, G41.x) with codes for pre-existing epilepsy (G40.x, 345.x). The two phenotypes are mechanistically distinct: acute symptomatic seizure is the in-admission event of interest, while pre-existing epilepsy reflects chronic disease coded for billing on every admission. Conflating them inflates the apparent population seizure signal and produces an outcome variable that does not match the BIDMC/eICU phenotype. Second, NIS does not carry a structured timestamp on the seizure code, so we cannot distinguish in-admission events from prevalent epilepsy after the procedure date. Together these properties make NIS incompatible with the chart-documented (BIDMC) and timestamped structured-flag (eICU) outcome ascertainment used in the primary analysis.</w:t>
+      </w:r>
+    </w:p>
+    <w:p>
+      <w:pPr>
+        <w:spacing w:line="360" w:lineRule="auto" w:after="120"/>
+        <w:jc w:val="both"/>
+      </w:pPr>
+      <w:r>
+        <w:rPr>
+          <w:rFonts w:ascii="Times New Roman" w:hAnsi="Times New Roman"/>
+          <w:b w:val="0"/>
+          <w:i w:val="0"/>
+          <w:sz w:val="22"/>
+        </w:rPr>
+        <w:t>Supplementary Figure S5 illustrates the empirical effect: discrimination on the originally-reported combined outcome (AUC 0.617) collapses to chance (AUC 0.498) when the outcome is restricted to acute symptomatic seizure alone. Supplementary Figure S7 shows that group-LASSO under the corrected outcome selects no stable predictors. We release the cleaned ICD-10 codeset alongside the codebase (see Appendix S2) so that future nationwide analyses with timestamped coding can re-attempt this validation step on a coding substrate that supports it.</w:t>
       </w:r>
     </w:p>
     <w:p>

--- a/docs/supplementary.docx
+++ b/docs/supplementary.docx
@@ -576,7 +576,7 @@
                 <w:rFonts w:ascii="Times New Roman" w:hAnsi="Times New Roman"/>
                 <w:sz w:val="20"/>
               </w:rPr>
-              <w:t>Median imputation + missing indicator (sensitivity)</w:t>
+              <w:t>Median imputation + missing indicator; Little's MCAR test; Rubin's-rules pooling across 10 multiple imputations.</w:t>
             </w:r>
           </w:p>
         </w:tc>
@@ -590,7 +590,7 @@
                 <w:rFonts w:ascii="Times New Roman" w:hAnsi="Times New Roman"/>
                 <w:sz w:val="20"/>
               </w:rPr>
-              <w:t>Yes — Supplement S4.</w:t>
+              <w:t>Yes — Appendix S5.</w:t>
             </w:r>
           </w:p>
         </w:tc>
@@ -2507,6 +2507,817 @@
           <w:sz w:val="22"/>
         </w:rPr>
         <w:t>Supplementary Figure S5 illustrates the empirical effect: discrimination on the originally-reported combined outcome (AUC 0.617) collapses to chance (AUC 0.498) when the outcome is restricted to acute symptomatic seizure alone. Supplementary Figure S7 shows that group-LASSO under the corrected outcome selects no stable predictors. We release the cleaned ICD-10 codeset alongside the codebase (see Appendix S2) so that future nationwide analyses with timestamped coding can re-attempt this validation step on a coding substrate that supports it.</w:t>
+      </w:r>
+    </w:p>
+    <w:p>
+      <w:r>
+        <w:br w:type="page"/>
+      </w:r>
+    </w:p>
+    <w:p>
+      <w:pPr>
+        <w:pStyle w:val="Heading1"/>
+      </w:pPr>
+      <w:r>
+        <w:rPr>
+          <w:rFonts w:ascii="Times New Roman" w:hAnsi="Times New Roman"/>
+          <w:color w:val="141F3A"/>
+        </w:rPr>
+        <w:t>Appendix S5.  Missing-data sensitivity</w:t>
+      </w:r>
+    </w:p>
+    <w:p>
+      <w:pPr>
+        <w:spacing w:line="360" w:lineRule="auto" w:after="120"/>
+        <w:jc w:val="both"/>
+      </w:pPr>
+      <w:r>
+        <w:rPr>
+          <w:rFonts w:ascii="Times New Roman" w:hAnsi="Times New Roman"/>
+          <w:b w:val="0"/>
+          <w:i w:val="0"/>
+          <w:sz w:val="22"/>
+        </w:rPr>
+        <w:t>Background.  We evaluated whether the discrimination of the deployment pipeline depends on the missing-data assumption. The deployment pipeline imputes each feature by its median and appends a per-feature binary missing-indicator covariate; sensitivity to this choice is reported below.</w:t>
+      </w:r>
+    </w:p>
+    <w:p>
+      <w:pPr>
+        <w:spacing w:line="360" w:lineRule="auto" w:after="120"/>
+        <w:jc w:val="both"/>
+      </w:pPr>
+      <w:r>
+        <w:rPr>
+          <w:rFonts w:ascii="Times New Roman" w:hAnsi="Times New Roman"/>
+          <w:b w:val="0"/>
+          <w:i w:val="0"/>
+          <w:sz w:val="22"/>
+        </w:rPr>
+        <w:t>Missingness patterns.  The BIDMC development cohort is complete on all 21 postoperative-A variables (n = 655; no imputation required). The eICU non-traumatic stratum has feature-specific missingness concentrated in structured-record physiological variables; per-feature rates are visualised in Supplementary Figure S4.</w:t>
+      </w:r>
+    </w:p>
+    <w:p>
+      <w:pPr>
+        <w:spacing w:line="360" w:lineRule="auto" w:after="120"/>
+        <w:jc w:val="both"/>
+      </w:pPr>
+      <w:r>
+        <w:rPr>
+          <w:rFonts w:ascii="Times New Roman" w:hAnsi="Times New Roman"/>
+          <w:b w:val="0"/>
+          <w:i w:val="0"/>
+          <w:sz w:val="22"/>
+        </w:rPr>
+        <w:t>Little's MCAR test.  We rejected the missing-completely-at-random hypothesis (χ² = 79.3, df = 33, p &lt; 0.001), consistent with at-most a missing-at-random pattern. Multiple imputation under MAR is therefore the principled default.</w:t>
+      </w:r>
+    </w:p>
+    <w:p>
+      <w:pPr>
+        <w:spacing w:line="360" w:lineRule="auto" w:after="120"/>
+        <w:jc w:val="both"/>
+      </w:pPr>
+      <w:r>
+        <w:rPr>
+          <w:rFonts w:ascii="Times New Roman" w:hAnsi="Times New Roman"/>
+          <w:b w:val="0"/>
+          <w:i w:val="0"/>
+          <w:sz w:val="22"/>
+        </w:rPr>
+        <w:t>Imputation method comparison.  Four imputation strategies were evaluated by repeated 5 × 3 stratified cross-validation. On BIDMC postoperative-B the three imputers tested return identical AUC because the cohort carries no missingness on this feature set — included here for transparency.</w:t>
+      </w:r>
+    </w:p>
+    <w:tbl>
+      <w:tblPr>
+        <w:tblStyle w:val="LightList-Accent1"/>
+        <w:tblW w:type="auto" w:w="0"/>
+        <w:tblLook w:firstColumn="1" w:firstRow="1" w:lastColumn="0" w:lastRow="0" w:noHBand="0" w:noVBand="1" w:val="04A0"/>
+      </w:tblPr>
+      <w:tblGrid>
+        <w:gridCol w:w="2340"/>
+        <w:gridCol w:w="2340"/>
+        <w:gridCol w:w="2340"/>
+        <w:gridCol w:w="2340"/>
+      </w:tblGrid>
+      <w:tr>
+        <w:tc>
+          <w:tcPr>
+            <w:tcW w:type="dxa" w:w="2340"/>
+          </w:tcPr>
+          <w:p>
+            <w:r>
+              <w:rPr>
+                <w:rFonts w:ascii="Times New Roman" w:hAnsi="Times New Roman"/>
+                <w:b/>
+                <w:sz w:val="20"/>
+              </w:rPr>
+              <w:t>Cohort</w:t>
+            </w:r>
+          </w:p>
+        </w:tc>
+        <w:tc>
+          <w:tcPr>
+            <w:tcW w:type="dxa" w:w="2340"/>
+          </w:tcPr>
+          <w:p>
+            <w:r>
+              <w:rPr>
+                <w:rFonts w:ascii="Times New Roman" w:hAnsi="Times New Roman"/>
+                <w:b/>
+                <w:sz w:val="20"/>
+              </w:rPr>
+              <w:t>Imputer</w:t>
+            </w:r>
+          </w:p>
+        </w:tc>
+        <w:tc>
+          <w:tcPr>
+            <w:tcW w:type="dxa" w:w="2340"/>
+          </w:tcPr>
+          <w:p>
+            <w:r>
+              <w:rPr>
+                <w:rFonts w:ascii="Times New Roman" w:hAnsi="Times New Roman"/>
+                <w:b/>
+                <w:sz w:val="20"/>
+              </w:rPr>
+              <w:t>AUC</w:t>
+            </w:r>
+          </w:p>
+        </w:tc>
+        <w:tc>
+          <w:tcPr>
+            <w:tcW w:type="dxa" w:w="2340"/>
+          </w:tcPr>
+          <w:p>
+            <w:r>
+              <w:rPr>
+                <w:rFonts w:ascii="Times New Roman" w:hAnsi="Times New Roman"/>
+                <w:b/>
+                <w:sz w:val="20"/>
+              </w:rPr>
+              <w:t>SD</w:t>
+            </w:r>
+          </w:p>
+        </w:tc>
+      </w:tr>
+      <w:tr>
+        <w:tc>
+          <w:tcPr>
+            <w:tcW w:type="dxa" w:w="2340"/>
+          </w:tcPr>
+          <w:p>
+            <w:r>
+              <w:rPr>
+                <w:rFonts w:ascii="Times New Roman" w:hAnsi="Times New Roman"/>
+                <w:sz w:val="20"/>
+              </w:rPr>
+              <w:t>eICU pure Set C</w:t>
+            </w:r>
+          </w:p>
+        </w:tc>
+        <w:tc>
+          <w:tcPr>
+            <w:tcW w:type="dxa" w:w="2340"/>
+          </w:tcPr>
+          <w:p>
+            <w:r>
+              <w:rPr>
+                <w:rFonts w:ascii="Times New Roman" w:hAnsi="Times New Roman"/>
+                <w:sz w:val="20"/>
+              </w:rPr>
+              <w:t>Median (deployment default)</w:t>
+            </w:r>
+          </w:p>
+        </w:tc>
+        <w:tc>
+          <w:tcPr>
+            <w:tcW w:type="dxa" w:w="2340"/>
+          </w:tcPr>
+          <w:p>
+            <w:r>
+              <w:rPr>
+                <w:rFonts w:ascii="Times New Roman" w:hAnsi="Times New Roman"/>
+                <w:sz w:val="20"/>
+              </w:rPr>
+              <w:t>0.644</w:t>
+            </w:r>
+          </w:p>
+        </w:tc>
+        <w:tc>
+          <w:tcPr>
+            <w:tcW w:type="dxa" w:w="2340"/>
+          </w:tcPr>
+          <w:p>
+            <w:r>
+              <w:rPr>
+                <w:rFonts w:ascii="Times New Roman" w:hAnsi="Times New Roman"/>
+                <w:sz w:val="20"/>
+              </w:rPr>
+              <w:t>0.046</w:t>
+            </w:r>
+          </w:p>
+        </w:tc>
+      </w:tr>
+      <w:tr>
+        <w:tc>
+          <w:tcPr>
+            <w:tcW w:type="dxa" w:w="2340"/>
+          </w:tcPr>
+          <w:p>
+            <w:r>
+              <w:rPr>
+                <w:rFonts w:ascii="Times New Roman" w:hAnsi="Times New Roman"/>
+                <w:sz w:val="20"/>
+              </w:rPr>
+              <w:t>eICU pure Set C</w:t>
+            </w:r>
+          </w:p>
+        </w:tc>
+        <w:tc>
+          <w:tcPr>
+            <w:tcW w:type="dxa" w:w="2340"/>
+          </w:tcPr>
+          <w:p>
+            <w:r>
+              <w:rPr>
+                <w:rFonts w:ascii="Times New Roman" w:hAnsi="Times New Roman"/>
+                <w:sz w:val="20"/>
+              </w:rPr>
+              <w:t>Mean</w:t>
+            </w:r>
+          </w:p>
+        </w:tc>
+        <w:tc>
+          <w:tcPr>
+            <w:tcW w:type="dxa" w:w="2340"/>
+          </w:tcPr>
+          <w:p>
+            <w:r>
+              <w:rPr>
+                <w:rFonts w:ascii="Times New Roman" w:hAnsi="Times New Roman"/>
+                <w:sz w:val="20"/>
+              </w:rPr>
+              <w:t>0.693</w:t>
+            </w:r>
+          </w:p>
+        </w:tc>
+        <w:tc>
+          <w:tcPr>
+            <w:tcW w:type="dxa" w:w="2340"/>
+          </w:tcPr>
+          <w:p>
+            <w:r>
+              <w:rPr>
+                <w:rFonts w:ascii="Times New Roman" w:hAnsi="Times New Roman"/>
+                <w:sz w:val="20"/>
+              </w:rPr>
+              <w:t>0.035</w:t>
+            </w:r>
+          </w:p>
+        </w:tc>
+      </w:tr>
+      <w:tr>
+        <w:tc>
+          <w:tcPr>
+            <w:tcW w:type="dxa" w:w="2340"/>
+          </w:tcPr>
+          <w:p>
+            <w:r>
+              <w:rPr>
+                <w:rFonts w:ascii="Times New Roman" w:hAnsi="Times New Roman"/>
+                <w:sz w:val="20"/>
+              </w:rPr>
+              <w:t>eICU pure Set C</w:t>
+            </w:r>
+          </w:p>
+        </w:tc>
+        <w:tc>
+          <w:tcPr>
+            <w:tcW w:type="dxa" w:w="2340"/>
+          </w:tcPr>
+          <w:p>
+            <w:r>
+              <w:rPr>
+                <w:rFonts w:ascii="Times New Roman" w:hAnsi="Times New Roman"/>
+                <w:sz w:val="20"/>
+              </w:rPr>
+              <w:t>IterativeImputer (MICE-like)</w:t>
+            </w:r>
+          </w:p>
+        </w:tc>
+        <w:tc>
+          <w:tcPr>
+            <w:tcW w:type="dxa" w:w="2340"/>
+          </w:tcPr>
+          <w:p>
+            <w:r>
+              <w:rPr>
+                <w:rFonts w:ascii="Times New Roman" w:hAnsi="Times New Roman"/>
+                <w:sz w:val="20"/>
+              </w:rPr>
+              <w:t>0.675</w:t>
+            </w:r>
+          </w:p>
+        </w:tc>
+        <w:tc>
+          <w:tcPr>
+            <w:tcW w:type="dxa" w:w="2340"/>
+          </w:tcPr>
+          <w:p>
+            <w:r>
+              <w:rPr>
+                <w:rFonts w:ascii="Times New Roman" w:hAnsi="Times New Roman"/>
+                <w:sz w:val="20"/>
+              </w:rPr>
+              <w:t>0.041</w:t>
+            </w:r>
+          </w:p>
+        </w:tc>
+      </w:tr>
+      <w:tr>
+        <w:tc>
+          <w:tcPr>
+            <w:tcW w:type="dxa" w:w="2340"/>
+          </w:tcPr>
+          <w:p>
+            <w:r>
+              <w:rPr>
+                <w:rFonts w:ascii="Times New Roman" w:hAnsi="Times New Roman"/>
+                <w:sz w:val="20"/>
+              </w:rPr>
+              <w:t>eICU pure Set C</w:t>
+            </w:r>
+          </w:p>
+        </w:tc>
+        <w:tc>
+          <w:tcPr>
+            <w:tcW w:type="dxa" w:w="2340"/>
+          </w:tcPr>
+          <w:p>
+            <w:r>
+              <w:rPr>
+                <w:rFonts w:ascii="Times New Roman" w:hAnsi="Times New Roman"/>
+                <w:sz w:val="20"/>
+              </w:rPr>
+              <w:t>Missing-indicator + median</w:t>
+            </w:r>
+          </w:p>
+        </w:tc>
+        <w:tc>
+          <w:tcPr>
+            <w:tcW w:type="dxa" w:w="2340"/>
+          </w:tcPr>
+          <w:p>
+            <w:r>
+              <w:rPr>
+                <w:rFonts w:ascii="Times New Roman" w:hAnsi="Times New Roman"/>
+                <w:sz w:val="20"/>
+              </w:rPr>
+              <w:t>0.700</w:t>
+            </w:r>
+          </w:p>
+        </w:tc>
+        <w:tc>
+          <w:tcPr>
+            <w:tcW w:type="dxa" w:w="2340"/>
+          </w:tcPr>
+          <w:p>
+            <w:r>
+              <w:rPr>
+                <w:rFonts w:ascii="Times New Roman" w:hAnsi="Times New Roman"/>
+                <w:sz w:val="20"/>
+              </w:rPr>
+              <w:t>0.035</w:t>
+            </w:r>
+          </w:p>
+        </w:tc>
+      </w:tr>
+      <w:tr>
+        <w:tc>
+          <w:tcPr>
+            <w:tcW w:type="dxa" w:w="2340"/>
+          </w:tcPr>
+          <w:p>
+            <w:r>
+              <w:rPr>
+                <w:rFonts w:ascii="Times New Roman" w:hAnsi="Times New Roman"/>
+                <w:sz w:val="20"/>
+              </w:rPr>
+              <w:t>BIDMC postop-B</w:t>
+            </w:r>
+          </w:p>
+        </w:tc>
+        <w:tc>
+          <w:tcPr>
+            <w:tcW w:type="dxa" w:w="2340"/>
+          </w:tcPr>
+          <w:p>
+            <w:r>
+              <w:rPr>
+                <w:rFonts w:ascii="Times New Roman" w:hAnsi="Times New Roman"/>
+                <w:sz w:val="20"/>
+              </w:rPr>
+              <w:t>Median (deployment default)</w:t>
+            </w:r>
+          </w:p>
+        </w:tc>
+        <w:tc>
+          <w:tcPr>
+            <w:tcW w:type="dxa" w:w="2340"/>
+          </w:tcPr>
+          <w:p>
+            <w:r>
+              <w:rPr>
+                <w:rFonts w:ascii="Times New Roman" w:hAnsi="Times New Roman"/>
+                <w:sz w:val="20"/>
+              </w:rPr>
+              <w:t>0.639</w:t>
+            </w:r>
+          </w:p>
+        </w:tc>
+        <w:tc>
+          <w:tcPr>
+            <w:tcW w:type="dxa" w:w="2340"/>
+          </w:tcPr>
+          <w:p>
+            <w:r>
+              <w:rPr>
+                <w:rFonts w:ascii="Times New Roman" w:hAnsi="Times New Roman"/>
+                <w:sz w:val="20"/>
+              </w:rPr>
+              <w:t>0.093</w:t>
+            </w:r>
+          </w:p>
+        </w:tc>
+      </w:tr>
+      <w:tr>
+        <w:tc>
+          <w:tcPr>
+            <w:tcW w:type="dxa" w:w="2340"/>
+          </w:tcPr>
+          <w:p>
+            <w:r>
+              <w:rPr>
+                <w:rFonts w:ascii="Times New Roman" w:hAnsi="Times New Roman"/>
+                <w:sz w:val="20"/>
+              </w:rPr>
+              <w:t>BIDMC postop-B</w:t>
+            </w:r>
+          </w:p>
+        </w:tc>
+        <w:tc>
+          <w:tcPr>
+            <w:tcW w:type="dxa" w:w="2340"/>
+          </w:tcPr>
+          <w:p>
+            <w:r>
+              <w:rPr>
+                <w:rFonts w:ascii="Times New Roman" w:hAnsi="Times New Roman"/>
+                <w:sz w:val="20"/>
+              </w:rPr>
+              <w:t>IterativeImputer (MICE-like)</w:t>
+            </w:r>
+          </w:p>
+        </w:tc>
+        <w:tc>
+          <w:tcPr>
+            <w:tcW w:type="dxa" w:w="2340"/>
+          </w:tcPr>
+          <w:p>
+            <w:r>
+              <w:rPr>
+                <w:rFonts w:ascii="Times New Roman" w:hAnsi="Times New Roman"/>
+                <w:sz w:val="20"/>
+              </w:rPr>
+              <w:t>0.639</w:t>
+            </w:r>
+          </w:p>
+        </w:tc>
+        <w:tc>
+          <w:tcPr>
+            <w:tcW w:type="dxa" w:w="2340"/>
+          </w:tcPr>
+          <w:p>
+            <w:r>
+              <w:rPr>
+                <w:rFonts w:ascii="Times New Roman" w:hAnsi="Times New Roman"/>
+                <w:sz w:val="20"/>
+              </w:rPr>
+              <w:t>0.093</w:t>
+            </w:r>
+          </w:p>
+        </w:tc>
+      </w:tr>
+      <w:tr>
+        <w:tc>
+          <w:tcPr>
+            <w:tcW w:type="dxa" w:w="2340"/>
+          </w:tcPr>
+          <w:p>
+            <w:r>
+              <w:rPr>
+                <w:rFonts w:ascii="Times New Roman" w:hAnsi="Times New Roman"/>
+                <w:sz w:val="20"/>
+              </w:rPr>
+              <w:t>BIDMC postop-B</w:t>
+            </w:r>
+          </w:p>
+        </w:tc>
+        <w:tc>
+          <w:tcPr>
+            <w:tcW w:type="dxa" w:w="2340"/>
+          </w:tcPr>
+          <w:p>
+            <w:r>
+              <w:rPr>
+                <w:rFonts w:ascii="Times New Roman" w:hAnsi="Times New Roman"/>
+                <w:sz w:val="20"/>
+              </w:rPr>
+              <w:t>Missing-indicator + median</w:t>
+            </w:r>
+          </w:p>
+        </w:tc>
+        <w:tc>
+          <w:tcPr>
+            <w:tcW w:type="dxa" w:w="2340"/>
+          </w:tcPr>
+          <w:p>
+            <w:r>
+              <w:rPr>
+                <w:rFonts w:ascii="Times New Roman" w:hAnsi="Times New Roman"/>
+                <w:sz w:val="20"/>
+              </w:rPr>
+              <w:t>0.632</w:t>
+            </w:r>
+          </w:p>
+        </w:tc>
+        <w:tc>
+          <w:tcPr>
+            <w:tcW w:type="dxa" w:w="2340"/>
+          </w:tcPr>
+          <w:p>
+            <w:r>
+              <w:rPr>
+                <w:rFonts w:ascii="Times New Roman" w:hAnsi="Times New Roman"/>
+                <w:sz w:val="20"/>
+              </w:rPr>
+              <w:t>0.090</w:t>
+            </w:r>
+          </w:p>
+        </w:tc>
+      </w:tr>
+    </w:tbl>
+    <w:p>
+      <w:pPr>
+        <w:spacing w:line="360" w:lineRule="auto" w:after="120"/>
+        <w:jc w:val="both"/>
+      </w:pPr>
+      <w:r>
+        <w:rPr>
+          <w:rFonts w:ascii="Times New Roman" w:hAnsi="Times New Roman"/>
+          <w:b w:val="0"/>
+          <w:i w:val="0"/>
+          <w:sz w:val="22"/>
+        </w:rPr>
+        <w:t>Rubin's-rules pooling.  Ten multiple imputations (random-state seeded, IterativeImputer chains) were generated on the eICU pure Set C cohort. Discrimination was pooled across imputations by Rubin's rules with within-imputation bootstrap variance and between-imputation variance combined to compute the standard error and 95% confidence interval, and the fraction of missing information (FMI) and Rubin's degrees of freedom:</w:t>
+      </w:r>
+    </w:p>
+    <w:tbl>
+      <w:tblPr>
+        <w:tblStyle w:val="LightList-Accent1"/>
+        <w:tblW w:type="auto" w:w="0"/>
+        <w:tblLook w:firstColumn="1" w:firstRow="1" w:lastColumn="0" w:lastRow="0" w:noHBand="0" w:noVBand="1" w:val="04A0"/>
+      </w:tblPr>
+      <w:tblGrid>
+        <w:gridCol w:w="1337"/>
+        <w:gridCol w:w="1337"/>
+        <w:gridCol w:w="1337"/>
+        <w:gridCol w:w="1337"/>
+        <w:gridCol w:w="1337"/>
+        <w:gridCol w:w="1337"/>
+        <w:gridCol w:w="1337"/>
+      </w:tblGrid>
+      <w:tr>
+        <w:tc>
+          <w:tcPr>
+            <w:tcW w:type="dxa" w:w="1337"/>
+          </w:tcPr>
+          <w:p>
+            <w:r>
+              <w:rPr>
+                <w:rFonts w:ascii="Times New Roman" w:hAnsi="Times New Roman"/>
+                <w:b/>
+                <w:sz w:val="20"/>
+              </w:rPr>
+              <w:t>Cohort</w:t>
+            </w:r>
+          </w:p>
+        </w:tc>
+        <w:tc>
+          <w:tcPr>
+            <w:tcW w:type="dxa" w:w="1337"/>
+          </w:tcPr>
+          <w:p>
+            <w:r>
+              <w:rPr>
+                <w:rFonts w:ascii="Times New Roman" w:hAnsi="Times New Roman"/>
+                <w:b/>
+                <w:sz w:val="20"/>
+              </w:rPr>
+              <w:t>M</w:t>
+            </w:r>
+          </w:p>
+        </w:tc>
+        <w:tc>
+          <w:tcPr>
+            <w:tcW w:type="dxa" w:w="1337"/>
+          </w:tcPr>
+          <w:p>
+            <w:r>
+              <w:rPr>
+                <w:rFonts w:ascii="Times New Roman" w:hAnsi="Times New Roman"/>
+                <w:b/>
+                <w:sz w:val="20"/>
+              </w:rPr>
+              <w:t>Pooled AUC</w:t>
+            </w:r>
+          </w:p>
+        </w:tc>
+        <w:tc>
+          <w:tcPr>
+            <w:tcW w:type="dxa" w:w="1337"/>
+          </w:tcPr>
+          <w:p>
+            <w:r>
+              <w:rPr>
+                <w:rFonts w:ascii="Times New Roman" w:hAnsi="Times New Roman"/>
+                <w:b/>
+                <w:sz w:val="20"/>
+              </w:rPr>
+              <w:t>SE</w:t>
+            </w:r>
+          </w:p>
+        </w:tc>
+        <w:tc>
+          <w:tcPr>
+            <w:tcW w:type="dxa" w:w="1337"/>
+          </w:tcPr>
+          <w:p>
+            <w:r>
+              <w:rPr>
+                <w:rFonts w:ascii="Times New Roman" w:hAnsi="Times New Roman"/>
+                <w:b/>
+                <w:sz w:val="20"/>
+              </w:rPr>
+              <w:t>95% CI</w:t>
+            </w:r>
+          </w:p>
+        </w:tc>
+        <w:tc>
+          <w:tcPr>
+            <w:tcW w:type="dxa" w:w="1337"/>
+          </w:tcPr>
+          <w:p>
+            <w:r>
+              <w:rPr>
+                <w:rFonts w:ascii="Times New Roman" w:hAnsi="Times New Roman"/>
+                <w:b/>
+                <w:sz w:val="20"/>
+              </w:rPr>
+              <w:t>FMI</w:t>
+            </w:r>
+          </w:p>
+        </w:tc>
+        <w:tc>
+          <w:tcPr>
+            <w:tcW w:type="dxa" w:w="1337"/>
+          </w:tcPr>
+          <w:p>
+            <w:r>
+              <w:rPr>
+                <w:rFonts w:ascii="Times New Roman" w:hAnsi="Times New Roman"/>
+                <w:b/>
+                <w:sz w:val="20"/>
+              </w:rPr>
+              <w:t>df (Rubin)</w:t>
+            </w:r>
+          </w:p>
+        </w:tc>
+      </w:tr>
+      <w:tr>
+        <w:tc>
+          <w:tcPr>
+            <w:tcW w:type="dxa" w:w="1337"/>
+          </w:tcPr>
+          <w:p>
+            <w:r>
+              <w:rPr>
+                <w:rFonts w:ascii="Times New Roman" w:hAnsi="Times New Roman"/>
+                <w:sz w:val="20"/>
+              </w:rPr>
+              <w:t>eICU pure Set C</w:t>
+            </w:r>
+          </w:p>
+        </w:tc>
+        <w:tc>
+          <w:tcPr>
+            <w:tcW w:type="dxa" w:w="1337"/>
+          </w:tcPr>
+          <w:p>
+            <w:r>
+              <w:rPr>
+                <w:rFonts w:ascii="Times New Roman" w:hAnsi="Times New Roman"/>
+                <w:sz w:val="20"/>
+              </w:rPr>
+              <w:t>10</w:t>
+            </w:r>
+          </w:p>
+        </w:tc>
+        <w:tc>
+          <w:tcPr>
+            <w:tcW w:type="dxa" w:w="1337"/>
+          </w:tcPr>
+          <w:p>
+            <w:r>
+              <w:rPr>
+                <w:rFonts w:ascii="Times New Roman" w:hAnsi="Times New Roman"/>
+                <w:sz w:val="20"/>
+              </w:rPr>
+              <w:t>0.644</w:t>
+            </w:r>
+          </w:p>
+        </w:tc>
+        <w:tc>
+          <w:tcPr>
+            <w:tcW w:type="dxa" w:w="1337"/>
+          </w:tcPr>
+          <w:p>
+            <w:r>
+              <w:rPr>
+                <w:rFonts w:ascii="Times New Roman" w:hAnsi="Times New Roman"/>
+                <w:sz w:val="20"/>
+              </w:rPr>
+              <w:t>0.022</w:t>
+            </w:r>
+          </w:p>
+        </w:tc>
+        <w:tc>
+          <w:tcPr>
+            <w:tcW w:type="dxa" w:w="1337"/>
+          </w:tcPr>
+          <w:p>
+            <w:r>
+              <w:rPr>
+                <w:rFonts w:ascii="Times New Roman" w:hAnsi="Times New Roman"/>
+                <w:sz w:val="20"/>
+              </w:rPr>
+              <w:t>0.600 – 0.688</w:t>
+            </w:r>
+          </w:p>
+        </w:tc>
+        <w:tc>
+          <w:tcPr>
+            <w:tcW w:type="dxa" w:w="1337"/>
+          </w:tcPr>
+          <w:p>
+            <w:r>
+              <w:rPr>
+                <w:rFonts w:ascii="Times New Roman" w:hAnsi="Times New Roman"/>
+                <w:sz w:val="20"/>
+              </w:rPr>
+              <w:t>0.33</w:t>
+            </w:r>
+          </w:p>
+        </w:tc>
+        <w:tc>
+          <w:tcPr>
+            <w:tcW w:type="dxa" w:w="1337"/>
+          </w:tcPr>
+          <w:p>
+            <w:r>
+              <w:rPr>
+                <w:rFonts w:ascii="Times New Roman" w:hAnsi="Times New Roman"/>
+                <w:sz w:val="20"/>
+              </w:rPr>
+              <w:t>81</w:t>
+            </w:r>
+          </w:p>
+        </w:tc>
+      </w:tr>
+    </w:tbl>
+    <w:p>
+      <w:pPr>
+        <w:spacing w:line="360" w:lineRule="auto" w:after="120"/>
+        <w:jc w:val="both"/>
+      </w:pPr>
+      <w:r>
+        <w:rPr>
+          <w:rFonts w:ascii="Times New Roman" w:hAnsi="Times New Roman"/>
+          <w:b w:val="0"/>
+          <w:i w:val="0"/>
+          <w:sz w:val="22"/>
+        </w:rPr>
+        <w:t>Interpretation.  AUC was insensitive to imputation choice on the deployment cohort (BIDMC, zero missingness) and modestly sensitive on the external eICU cohort, with the deployment default (median imputation) returning the lower end of the imputer-method range and the missing-indicator augmentation the upper end. The Rubin's-rules pooled estimate on eICU pure Set C (0.644, 95% CI 0.600–0.688; FMI 0.33) is concordant with the primary external-validation AUC reported in the main manuscript. The non-trivial FMI (0.33) is a useful pre-registered upper bound on the additional uncertainty injected by the imputation step alone and should be carried forward in any prospective re-validation that involves structured-record data with comparable missingness.</w:t>
       </w:r>
     </w:p>
     <w:p>

--- a/docs/supplementary.docx
+++ b/docs/supplementary.docx
@@ -2553,7 +2553,7 @@
           <w:i w:val="0"/>
           <w:sz w:val="22"/>
         </w:rPr>
-        <w:t>Missingness patterns.  The BIDMC development cohort is complete on all 21 postoperative-A variables (n = 655; no imputation required). The eICU non-traumatic stratum has feature-specific missingness concentrated in structured-record physiological variables; per-feature rates are visualised in Supplementary Figure S4.</w:t>
+        <w:t>Missingness patterns.  In the BIDMC development cohort, two of the 21 postoperative-A variables carried administrative-category missingness: 'demographic' (63/655 = 9.6%) and 'procedures' (56/655 = 8.5%); the remaining 19 variables were complete. The eICU non-traumatic stratum had additional feature-specific missingness concentrated in structured-record physiological variables; per-feature rates are visualised in Supplementary Figure S4.</w:t>
       </w:r>
     </w:p>
     <w:p>
@@ -2568,7 +2568,7 @@
           <w:i w:val="0"/>
           <w:sz w:val="22"/>
         </w:rPr>
-        <w:t>Little's MCAR test.  We rejected the missing-completely-at-random hypothesis (χ² = 79.3, df = 33, p &lt; 0.001), consistent with at-most a missing-at-random pattern. Multiple imputation under MAR is therefore the principled default.</w:t>
+        <w:t>Little's MCAR test.  Applied to the BIDMC postoperative-B feature set, the test rejected the missing-completely-at-random hypothesis (χ² = 79.3, df = 33, p &lt; 0.001), consistent with at-most a missing-at-random pattern across the two administrative-category variables. Multiple imputation under MAR is therefore the principled default.</w:t>
       </w:r>
     </w:p>
     <w:p>

--- a/docs/supplementary.docx
+++ b/docs/supplementary.docx
@@ -11590,7 +11590,7 @@
       <w:r>
         <w:drawing>
           <wp:inline xmlns:a="http://schemas.openxmlformats.org/drawingml/2006/main" xmlns:pic="http://schemas.openxmlformats.org/drawingml/2006/picture">
-            <wp:extent cx="5943600" cy="3203832"/>
+            <wp:extent cx="5943600" cy="3105899"/>
             <wp:docPr id="3" name="Picture 3"/>
             <wp:cNvGraphicFramePr>
               <a:graphicFrameLocks noChangeAspect="1"/>
@@ -11611,7 +11611,7 @@
                   <pic:spPr>
                     <a:xfrm>
                       <a:off x="0" y="0"/>
-                      <a:ext cx="5943600" cy="3203832"/>
+                      <a:ext cx="5943600" cy="3105899"/>
                     </a:xfrm>
                     <a:prstGeom prst="rect"/>
                   </pic:spPr>

--- a/docs/supplementary.docx
+++ b/docs/supplementary.docx
@@ -3334,6 +3334,6404 @@
           <w:rFonts w:ascii="Times New Roman" w:hAnsi="Times New Roman"/>
           <w:color w:val="141F3A"/>
         </w:rPr>
+        <w:t>Appendix S6.  Conformal set-to-action mapping and cost-effectiveness sensitivity</w:t>
+      </w:r>
+    </w:p>
+    <w:p>
+      <w:pPr>
+        <w:spacing w:line="360" w:lineRule="auto" w:after="120"/>
+        <w:jc w:val="both"/>
+      </w:pPr>
+      <w:r>
+        <w:rPr>
+          <w:rFonts w:ascii="Times New Roman" w:hAnsi="Times New Roman"/>
+          <w:b w:val="0"/>
+          <w:i w:val="0"/>
+          <w:sz w:val="22"/>
+        </w:rPr>
+        <w:t>Mapping. Each conformal prediction set is mapped to an explicit action: a singleton {no-seizure} to observation, a singleton {seizure} to continuous EEG plus targeted AED, and the doubleton (abstention) to a default policy. Because the doubleton policy is a design lever, three mappings were evaluated (doubleton → universal AED, → observation, → cEEG).</w:t>
+      </w:r>
+    </w:p>
+    <w:p>
+      <w:pPr>
+        <w:spacing w:line="360" w:lineRule="auto" w:after="120"/>
+        <w:jc w:val="both"/>
+      </w:pPr>
+      <w:r>
+        <w:rPr>
+          <w:rFonts w:ascii="Times New Roman" w:hAnsi="Times New Roman"/>
+          <w:b w:val="0"/>
+          <w:i w:val="0"/>
+          <w:sz w:val="22"/>
+        </w:rPr>
+        <w:t>Deployable operating point. At the calibrated base-rate threshold (0.073) the deployable postoperative-B model has the following operating characteristics (bootstrap 95% CIs):</w:t>
+      </w:r>
+    </w:p>
+    <w:p>
+      <w:r>
+        <w:rPr>
+          <w:rFonts w:ascii="Times New Roman" w:hAnsi="Times New Roman"/>
+          <w:b/>
+          <w:sz w:val="22"/>
+        </w:rPr>
+        <w:t>Table S6a.  Deployable operating point (threshold 7.3%).</w:t>
+      </w:r>
+    </w:p>
+    <w:tbl>
+      <w:tblPr>
+        <w:tblStyle w:val="LightList-Accent1"/>
+        <w:tblW w:type="auto" w:w="0"/>
+        <w:tblLook w:firstColumn="1" w:firstRow="1" w:lastColumn="0" w:lastRow="0" w:noHBand="0" w:noVBand="1" w:val="04A0"/>
+      </w:tblPr>
+      <w:tblGrid>
+        <w:gridCol w:w="3120"/>
+        <w:gridCol w:w="3120"/>
+        <w:gridCol w:w="3120"/>
+      </w:tblGrid>
+      <w:tr>
+        <w:tc>
+          <w:tcPr>
+            <w:tcW w:type="dxa" w:w="3120"/>
+          </w:tcPr>
+          <w:p>
+            <w:r>
+              <w:rPr>
+                <w:rFonts w:ascii="Times New Roman" w:hAnsi="Times New Roman"/>
+                <w:b/>
+                <w:sz w:val="20"/>
+              </w:rPr>
+              <w:t>Metric</w:t>
+            </w:r>
+          </w:p>
+        </w:tc>
+        <w:tc>
+          <w:tcPr>
+            <w:tcW w:type="dxa" w:w="3120"/>
+          </w:tcPr>
+          <w:p>
+            <w:r>
+              <w:rPr>
+                <w:rFonts w:ascii="Times New Roman" w:hAnsi="Times New Roman"/>
+                <w:b/>
+                <w:sz w:val="20"/>
+              </w:rPr>
+              <w:t>Estimate</w:t>
+            </w:r>
+          </w:p>
+        </w:tc>
+        <w:tc>
+          <w:tcPr>
+            <w:tcW w:type="dxa" w:w="3120"/>
+          </w:tcPr>
+          <w:p>
+            <w:r>
+              <w:rPr>
+                <w:rFonts w:ascii="Times New Roman" w:hAnsi="Times New Roman"/>
+                <w:b/>
+                <w:sz w:val="20"/>
+              </w:rPr>
+              <w:t>95% CI</w:t>
+            </w:r>
+          </w:p>
+        </w:tc>
+      </w:tr>
+      <w:tr>
+        <w:tc>
+          <w:tcPr>
+            <w:tcW w:type="dxa" w:w="3120"/>
+          </w:tcPr>
+          <w:p>
+            <w:r>
+              <w:rPr>
+                <w:rFonts w:ascii="Times New Roman" w:hAnsi="Times New Roman"/>
+                <w:sz w:val="20"/>
+              </w:rPr>
+              <w:t>Sensitivity</w:t>
+            </w:r>
+          </w:p>
+        </w:tc>
+        <w:tc>
+          <w:tcPr>
+            <w:tcW w:type="dxa" w:w="3120"/>
+          </w:tcPr>
+          <w:p>
+            <w:r>
+              <w:rPr>
+                <w:rFonts w:ascii="Times New Roman" w:hAnsi="Times New Roman"/>
+                <w:sz w:val="20"/>
+              </w:rPr>
+              <w:t>0.50</w:t>
+            </w:r>
+          </w:p>
+        </w:tc>
+        <w:tc>
+          <w:tcPr>
+            <w:tcW w:type="dxa" w:w="3120"/>
+          </w:tcPr>
+          <w:p>
+            <w:r>
+              <w:rPr>
+                <w:rFonts w:ascii="Times New Roman" w:hAnsi="Times New Roman"/>
+                <w:sz w:val="20"/>
+              </w:rPr>
+              <w:t>0.36–0.64</w:t>
+            </w:r>
+          </w:p>
+        </w:tc>
+      </w:tr>
+      <w:tr>
+        <w:tc>
+          <w:tcPr>
+            <w:tcW w:type="dxa" w:w="3120"/>
+          </w:tcPr>
+          <w:p>
+            <w:r>
+              <w:rPr>
+                <w:rFonts w:ascii="Times New Roman" w:hAnsi="Times New Roman"/>
+                <w:sz w:val="20"/>
+              </w:rPr>
+              <w:t>Specificity</w:t>
+            </w:r>
+          </w:p>
+        </w:tc>
+        <w:tc>
+          <w:tcPr>
+            <w:tcW w:type="dxa" w:w="3120"/>
+          </w:tcPr>
+          <w:p>
+            <w:r>
+              <w:rPr>
+                <w:rFonts w:ascii="Times New Roman" w:hAnsi="Times New Roman"/>
+                <w:sz w:val="20"/>
+              </w:rPr>
+              <w:t>0.70</w:t>
+            </w:r>
+          </w:p>
+        </w:tc>
+        <w:tc>
+          <w:tcPr>
+            <w:tcW w:type="dxa" w:w="3120"/>
+          </w:tcPr>
+          <w:p>
+            <w:r>
+              <w:rPr>
+                <w:rFonts w:ascii="Times New Roman" w:hAnsi="Times New Roman"/>
+                <w:sz w:val="20"/>
+              </w:rPr>
+              <w:t>0.66–0.74</w:t>
+            </w:r>
+          </w:p>
+        </w:tc>
+      </w:tr>
+      <w:tr>
+        <w:tc>
+          <w:tcPr>
+            <w:tcW w:type="dxa" w:w="3120"/>
+          </w:tcPr>
+          <w:p>
+            <w:r>
+              <w:rPr>
+                <w:rFonts w:ascii="Times New Roman" w:hAnsi="Times New Roman"/>
+                <w:sz w:val="20"/>
+              </w:rPr>
+              <w:t>PPV</w:t>
+            </w:r>
+          </w:p>
+        </w:tc>
+        <w:tc>
+          <w:tcPr>
+            <w:tcW w:type="dxa" w:w="3120"/>
+          </w:tcPr>
+          <w:p>
+            <w:r>
+              <w:rPr>
+                <w:rFonts w:ascii="Times New Roman" w:hAnsi="Times New Roman"/>
+                <w:sz w:val="20"/>
+              </w:rPr>
+              <w:t>0.12</w:t>
+            </w:r>
+          </w:p>
+        </w:tc>
+        <w:tc>
+          <w:tcPr>
+            <w:tcW w:type="dxa" w:w="3120"/>
+          </w:tcPr>
+          <w:p>
+            <w:r>
+              <w:rPr>
+                <w:rFonts w:ascii="Times New Roman" w:hAnsi="Times New Roman"/>
+                <w:sz w:val="20"/>
+              </w:rPr>
+              <w:t>0.07–0.16</w:t>
+            </w:r>
+          </w:p>
+        </w:tc>
+      </w:tr>
+      <w:tr>
+        <w:tc>
+          <w:tcPr>
+            <w:tcW w:type="dxa" w:w="3120"/>
+          </w:tcPr>
+          <w:p>
+            <w:r>
+              <w:rPr>
+                <w:rFonts w:ascii="Times New Roman" w:hAnsi="Times New Roman"/>
+                <w:sz w:val="20"/>
+              </w:rPr>
+              <w:t>NPV</w:t>
+            </w:r>
+          </w:p>
+        </w:tc>
+        <w:tc>
+          <w:tcPr>
+            <w:tcW w:type="dxa" w:w="3120"/>
+          </w:tcPr>
+          <w:p>
+            <w:r>
+              <w:rPr>
+                <w:rFonts w:ascii="Times New Roman" w:hAnsi="Times New Roman"/>
+                <w:sz w:val="20"/>
+              </w:rPr>
+              <w:t>0.95</w:t>
+            </w:r>
+          </w:p>
+        </w:tc>
+        <w:tc>
+          <w:tcPr>
+            <w:tcW w:type="dxa" w:w="3120"/>
+          </w:tcPr>
+          <w:p>
+            <w:r>
+              <w:rPr>
+                <w:rFonts w:ascii="Times New Roman" w:hAnsi="Times New Roman"/>
+                <w:sz w:val="20"/>
+              </w:rPr>
+              <w:t>0.93–0.97</w:t>
+            </w:r>
+          </w:p>
+        </w:tc>
+      </w:tr>
+    </w:tbl>
+    <w:p>
+      <w:r>
+        <w:rPr>
+          <w:rFonts w:ascii="Times New Roman" w:hAnsi="Times New Roman"/>
+          <w:b/>
+          <w:sz w:val="22"/>
+        </w:rPr>
+        <w:t>Table S6b.  Optimal strategy at $100k/QALY under each doubleton mapping.</w:t>
+      </w:r>
+    </w:p>
+    <w:tbl>
+      <w:tblPr>
+        <w:tblStyle w:val="LightList-Accent1"/>
+        <w:tblW w:type="auto" w:w="0"/>
+        <w:tblLook w:firstColumn="1" w:firstRow="1" w:lastColumn="0" w:lastRow="0" w:noHBand="0" w:noVBand="1" w:val="04A0"/>
+      </w:tblPr>
+      <w:tblGrid>
+        <w:gridCol w:w="2340"/>
+        <w:gridCol w:w="2340"/>
+        <w:gridCol w:w="2340"/>
+        <w:gridCol w:w="2340"/>
+      </w:tblGrid>
+      <w:tr>
+        <w:tc>
+          <w:tcPr>
+            <w:tcW w:type="dxa" w:w="2340"/>
+          </w:tcPr>
+          <w:p>
+            <w:r>
+              <w:rPr>
+                <w:rFonts w:ascii="Times New Roman" w:hAnsi="Times New Roman"/>
+                <w:b/>
+                <w:sz w:val="20"/>
+              </w:rPr>
+              <w:t>policy</w:t>
+            </w:r>
+          </w:p>
+        </w:tc>
+        <w:tc>
+          <w:tcPr>
+            <w:tcW w:type="dxa" w:w="2340"/>
+          </w:tcPr>
+          <w:p>
+            <w:r>
+              <w:rPr>
+                <w:rFonts w:ascii="Times New Roman" w:hAnsi="Times New Roman"/>
+                <w:b/>
+                <w:sz w:val="20"/>
+              </w:rPr>
+              <w:t>best_strategy</w:t>
+            </w:r>
+          </w:p>
+        </w:tc>
+        <w:tc>
+          <w:tcPr>
+            <w:tcW w:type="dxa" w:w="2340"/>
+          </w:tcPr>
+          <w:p>
+            <w:r>
+              <w:rPr>
+                <w:rFonts w:ascii="Times New Roman" w:hAnsi="Times New Roman"/>
+                <w:b/>
+                <w:sz w:val="20"/>
+              </w:rPr>
+              <w:t>mapping_sens</w:t>
+            </w:r>
+          </w:p>
+        </w:tc>
+        <w:tc>
+          <w:tcPr>
+            <w:tcW w:type="dxa" w:w="2340"/>
+          </w:tcPr>
+          <w:p>
+            <w:r>
+              <w:rPr>
+                <w:rFonts w:ascii="Times New Roman" w:hAnsi="Times New Roman"/>
+                <w:b/>
+                <w:sz w:val="20"/>
+              </w:rPr>
+              <w:t>mapping_spec</w:t>
+            </w:r>
+          </w:p>
+        </w:tc>
+      </w:tr>
+      <w:tr>
+        <w:tc>
+          <w:tcPr>
+            <w:tcW w:type="dxa" w:w="2340"/>
+          </w:tcPr>
+          <w:p>
+            <w:r>
+              <w:rPr>
+                <w:rFonts w:ascii="Times New Roman" w:hAnsi="Times New Roman"/>
+                <w:sz w:val="20"/>
+              </w:rPr>
+              <w:t>universal_aed_defer</w:t>
+            </w:r>
+          </w:p>
+        </w:tc>
+        <w:tc>
+          <w:tcPr>
+            <w:tcW w:type="dxa" w:w="2340"/>
+          </w:tcPr>
+          <w:p>
+            <w:r>
+              <w:rPr>
+                <w:rFonts w:ascii="Times New Roman" w:hAnsi="Times New Roman"/>
+                <w:sz w:val="20"/>
+              </w:rPr>
+              <w:t>aed</w:t>
+            </w:r>
+          </w:p>
+        </w:tc>
+        <w:tc>
+          <w:tcPr>
+            <w:tcW w:type="dxa" w:w="2340"/>
+          </w:tcPr>
+          <w:p>
+            <w:r>
+              <w:rPr>
+                <w:rFonts w:ascii="Times New Roman" w:hAnsi="Times New Roman"/>
+                <w:sz w:val="20"/>
+              </w:rPr>
+              <w:t>0.854</w:t>
+            </w:r>
+          </w:p>
+        </w:tc>
+        <w:tc>
+          <w:tcPr>
+            <w:tcW w:type="dxa" w:w="2340"/>
+          </w:tcPr>
+          <w:p>
+            <w:r>
+              <w:rPr>
+                <w:rFonts w:ascii="Times New Roman" w:hAnsi="Times New Roman"/>
+                <w:sz w:val="20"/>
+              </w:rPr>
+              <w:t>0.262</w:t>
+            </w:r>
+          </w:p>
+        </w:tc>
+      </w:tr>
+      <w:tr>
+        <w:tc>
+          <w:tcPr>
+            <w:tcW w:type="dxa" w:w="2340"/>
+          </w:tcPr>
+          <w:p>
+            <w:r>
+              <w:rPr>
+                <w:rFonts w:ascii="Times New Roman" w:hAnsi="Times New Roman"/>
+                <w:sz w:val="20"/>
+              </w:rPr>
+              <w:t>observation_defer</w:t>
+            </w:r>
+          </w:p>
+        </w:tc>
+        <w:tc>
+          <w:tcPr>
+            <w:tcW w:type="dxa" w:w="2340"/>
+          </w:tcPr>
+          <w:p>
+            <w:r>
+              <w:rPr>
+                <w:rFonts w:ascii="Times New Roman" w:hAnsi="Times New Roman"/>
+                <w:sz w:val="20"/>
+              </w:rPr>
+              <w:t>aed</w:t>
+            </w:r>
+          </w:p>
+        </w:tc>
+        <w:tc>
+          <w:tcPr>
+            <w:tcW w:type="dxa" w:w="2340"/>
+          </w:tcPr>
+          <w:p>
+            <w:r>
+              <w:rPr>
+                <w:rFonts w:ascii="Times New Roman" w:hAnsi="Times New Roman"/>
+                <w:sz w:val="20"/>
+              </w:rPr>
+              <w:t>0.229</w:t>
+            </w:r>
+          </w:p>
+        </w:tc>
+        <w:tc>
+          <w:tcPr>
+            <w:tcW w:type="dxa" w:w="2340"/>
+          </w:tcPr>
+          <w:p>
+            <w:r>
+              <w:rPr>
+                <w:rFonts w:ascii="Times New Roman" w:hAnsi="Times New Roman"/>
+                <w:sz w:val="20"/>
+              </w:rPr>
+              <w:t>0.908</w:t>
+            </w:r>
+          </w:p>
+        </w:tc>
+      </w:tr>
+      <w:tr>
+        <w:tc>
+          <w:tcPr>
+            <w:tcW w:type="dxa" w:w="2340"/>
+          </w:tcPr>
+          <w:p>
+            <w:r>
+              <w:rPr>
+                <w:rFonts w:ascii="Times New Roman" w:hAnsi="Times New Roman"/>
+                <w:sz w:val="20"/>
+              </w:rPr>
+              <w:t>ceeg_defer</w:t>
+            </w:r>
+          </w:p>
+        </w:tc>
+        <w:tc>
+          <w:tcPr>
+            <w:tcW w:type="dxa" w:w="2340"/>
+          </w:tcPr>
+          <w:p>
+            <w:r>
+              <w:rPr>
+                <w:rFonts w:ascii="Times New Roman" w:hAnsi="Times New Roman"/>
+                <w:sz w:val="20"/>
+              </w:rPr>
+              <w:t>aed</w:t>
+            </w:r>
+          </w:p>
+        </w:tc>
+        <w:tc>
+          <w:tcPr>
+            <w:tcW w:type="dxa" w:w="2340"/>
+          </w:tcPr>
+          <w:p>
+            <w:r>
+              <w:rPr>
+                <w:rFonts w:ascii="Times New Roman" w:hAnsi="Times New Roman"/>
+                <w:sz w:val="20"/>
+              </w:rPr>
+              <w:t>0.854</w:t>
+            </w:r>
+          </w:p>
+        </w:tc>
+        <w:tc>
+          <w:tcPr>
+            <w:tcW w:type="dxa" w:w="2340"/>
+          </w:tcPr>
+          <w:p>
+            <w:r>
+              <w:rPr>
+                <w:rFonts w:ascii="Times New Roman" w:hAnsi="Times New Roman"/>
+                <w:sz w:val="20"/>
+              </w:rPr>
+              <w:t>0.262</w:t>
+            </w:r>
+          </w:p>
+        </w:tc>
+      </w:tr>
+    </w:tbl>
+    <w:p>
+      <w:pPr>
+        <w:spacing w:line="360" w:lineRule="auto" w:after="120"/>
+        <w:jc w:val="both"/>
+      </w:pPr>
+      <w:r>
+        <w:rPr>
+          <w:rFonts w:ascii="Times New Roman" w:hAnsi="Times New Roman"/>
+          <w:b w:val="0"/>
+          <w:i w:val="0"/>
+          <w:sz w:val="22"/>
+        </w:rPr>
+        <w:t>AED efficacy and harm threshold. The optimal active strategy depends on two uncertain cSDH-specific parameters. One-way analysis at $100k/QALY shows ML-guided allocation becomes the highest-net-benefit strategy once the AED relative-risk reduction is ≤0.30 or the AED disutility is ≥0.10; universal AED is preferred only under the optimistic imported assumptions of strong efficacy and negligible harm. Because no cSDH study demonstrates a significant protective effect, the cSDH-plausible range favours ML-guided allocation.</w:t>
+      </w:r>
+    </w:p>
+    <w:p>
+      <w:r>
+        <w:rPr>
+          <w:rFonts w:ascii="Times New Roman" w:hAnsi="Times New Roman"/>
+          <w:b/>
+          <w:sz w:val="22"/>
+        </w:rPr>
+        <w:t>Table S6c.  International cost perspectives (US, UK NICE, Eurozone).</w:t>
+      </w:r>
+    </w:p>
+    <w:tbl>
+      <w:tblPr>
+        <w:tblStyle w:val="LightList-Accent1"/>
+        <w:tblW w:type="auto" w:w="0"/>
+        <w:tblLook w:firstColumn="1" w:firstRow="1" w:lastColumn="0" w:lastRow="0" w:noHBand="0" w:noVBand="1" w:val="04A0"/>
+      </w:tblPr>
+      <w:tblGrid>
+        <w:gridCol w:w="1337"/>
+        <w:gridCol w:w="1337"/>
+        <w:gridCol w:w="1337"/>
+        <w:gridCol w:w="1337"/>
+        <w:gridCol w:w="1337"/>
+        <w:gridCol w:w="1337"/>
+        <w:gridCol w:w="1337"/>
+      </w:tblGrid>
+      <w:tr>
+        <w:tc>
+          <w:tcPr>
+            <w:tcW w:type="dxa" w:w="1337"/>
+          </w:tcPr>
+          <w:p>
+            <w:r>
+              <w:rPr>
+                <w:rFonts w:ascii="Times New Roman" w:hAnsi="Times New Roman"/>
+                <w:b/>
+                <w:sz w:val="20"/>
+              </w:rPr>
+              <w:t>perspective</w:t>
+            </w:r>
+          </w:p>
+        </w:tc>
+        <w:tc>
+          <w:tcPr>
+            <w:tcW w:type="dxa" w:w="1337"/>
+          </w:tcPr>
+          <w:p>
+            <w:r>
+              <w:rPr>
+                <w:rFonts w:ascii="Times New Roman" w:hAnsi="Times New Roman"/>
+                <w:b/>
+                <w:sz w:val="20"/>
+              </w:rPr>
+              <w:t>currency</w:t>
+            </w:r>
+          </w:p>
+        </w:tc>
+        <w:tc>
+          <w:tcPr>
+            <w:tcW w:type="dxa" w:w="1337"/>
+          </w:tcPr>
+          <w:p>
+            <w:r>
+              <w:rPr>
+                <w:rFonts w:ascii="Times New Roman" w:hAnsi="Times New Roman"/>
+                <w:b/>
+                <w:sz w:val="20"/>
+              </w:rPr>
+              <w:t>cost_scale</w:t>
+            </w:r>
+          </w:p>
+        </w:tc>
+        <w:tc>
+          <w:tcPr>
+            <w:tcW w:type="dxa" w:w="1337"/>
+          </w:tcPr>
+          <w:p>
+            <w:r>
+              <w:rPr>
+                <w:rFonts w:ascii="Times New Roman" w:hAnsi="Times New Roman"/>
+                <w:b/>
+                <w:sz w:val="20"/>
+              </w:rPr>
+              <w:t>wtp_local</w:t>
+            </w:r>
+          </w:p>
+        </w:tc>
+        <w:tc>
+          <w:tcPr>
+            <w:tcW w:type="dxa" w:w="1337"/>
+          </w:tcPr>
+          <w:p>
+            <w:r>
+              <w:rPr>
+                <w:rFonts w:ascii="Times New Roman" w:hAnsi="Times New Roman"/>
+                <w:b/>
+                <w:sz w:val="20"/>
+              </w:rPr>
+              <w:t>best_strategy</w:t>
+            </w:r>
+          </w:p>
+        </w:tc>
+        <w:tc>
+          <w:tcPr>
+            <w:tcW w:type="dxa" w:w="1337"/>
+          </w:tcPr>
+          <w:p>
+            <w:r>
+              <w:rPr>
+                <w:rFonts w:ascii="Times New Roman" w:hAnsi="Times New Roman"/>
+                <w:b/>
+                <w:sz w:val="20"/>
+              </w:rPr>
+              <w:t>incr_NMB_ml_vs_aed</w:t>
+            </w:r>
+          </w:p>
+        </w:tc>
+        <w:tc>
+          <w:tcPr>
+            <w:tcW w:type="dxa" w:w="1337"/>
+          </w:tcPr>
+          <w:p>
+            <w:r>
+              <w:rPr>
+                <w:rFonts w:ascii="Times New Roman" w:hAnsi="Times New Roman"/>
+                <w:b/>
+                <w:sz w:val="20"/>
+              </w:rPr>
+              <w:t>ml_preferred</w:t>
+            </w:r>
+          </w:p>
+        </w:tc>
+      </w:tr>
+      <w:tr>
+        <w:tc>
+          <w:tcPr>
+            <w:tcW w:type="dxa" w:w="1337"/>
+          </w:tcPr>
+          <w:p>
+            <w:r>
+              <w:rPr>
+                <w:rFonts w:ascii="Times New Roman" w:hAnsi="Times New Roman"/>
+                <w:sz w:val="20"/>
+              </w:rPr>
+              <w:t>US</w:t>
+            </w:r>
+          </w:p>
+        </w:tc>
+        <w:tc>
+          <w:tcPr>
+            <w:tcW w:type="dxa" w:w="1337"/>
+          </w:tcPr>
+          <w:p>
+            <w:r>
+              <w:rPr>
+                <w:rFonts w:ascii="Times New Roman" w:hAnsi="Times New Roman"/>
+                <w:sz w:val="20"/>
+              </w:rPr>
+              <w:t>USD</w:t>
+            </w:r>
+          </w:p>
+        </w:tc>
+        <w:tc>
+          <w:tcPr>
+            <w:tcW w:type="dxa" w:w="1337"/>
+          </w:tcPr>
+          <w:p>
+            <w:r>
+              <w:rPr>
+                <w:rFonts w:ascii="Times New Roman" w:hAnsi="Times New Roman"/>
+                <w:sz w:val="20"/>
+              </w:rPr>
+              <w:t>1.000</w:t>
+            </w:r>
+          </w:p>
+        </w:tc>
+        <w:tc>
+          <w:tcPr>
+            <w:tcW w:type="dxa" w:w="1337"/>
+          </w:tcPr>
+          <w:p>
+            <w:r>
+              <w:rPr>
+                <w:rFonts w:ascii="Times New Roman" w:hAnsi="Times New Roman"/>
+                <w:sz w:val="20"/>
+              </w:rPr>
+              <w:t>50000</w:t>
+            </w:r>
+          </w:p>
+        </w:tc>
+        <w:tc>
+          <w:tcPr>
+            <w:tcW w:type="dxa" w:w="1337"/>
+          </w:tcPr>
+          <w:p>
+            <w:r>
+              <w:rPr>
+                <w:rFonts w:ascii="Times New Roman" w:hAnsi="Times New Roman"/>
+                <w:sz w:val="20"/>
+              </w:rPr>
+              <w:t>aed</w:t>
+            </w:r>
+          </w:p>
+        </w:tc>
+        <w:tc>
+          <w:tcPr>
+            <w:tcW w:type="dxa" w:w="1337"/>
+          </w:tcPr>
+          <w:p>
+            <w:r>
+              <w:rPr>
+                <w:rFonts w:ascii="Times New Roman" w:hAnsi="Times New Roman"/>
+                <w:sz w:val="20"/>
+              </w:rPr>
+              <w:t>-836</w:t>
+            </w:r>
+          </w:p>
+        </w:tc>
+        <w:tc>
+          <w:tcPr>
+            <w:tcW w:type="dxa" w:w="1337"/>
+          </w:tcPr>
+          <w:p>
+            <w:r>
+              <w:rPr>
+                <w:rFonts w:ascii="Times New Roman" w:hAnsi="Times New Roman"/>
+                <w:sz w:val="20"/>
+              </w:rPr>
+              <w:t>False</w:t>
+            </w:r>
+          </w:p>
+        </w:tc>
+      </w:tr>
+      <w:tr>
+        <w:tc>
+          <w:tcPr>
+            <w:tcW w:type="dxa" w:w="1337"/>
+          </w:tcPr>
+          <w:p>
+            <w:r>
+              <w:rPr>
+                <w:rFonts w:ascii="Times New Roman" w:hAnsi="Times New Roman"/>
+                <w:sz w:val="20"/>
+              </w:rPr>
+              <w:t>US</w:t>
+            </w:r>
+          </w:p>
+        </w:tc>
+        <w:tc>
+          <w:tcPr>
+            <w:tcW w:type="dxa" w:w="1337"/>
+          </w:tcPr>
+          <w:p>
+            <w:r>
+              <w:rPr>
+                <w:rFonts w:ascii="Times New Roman" w:hAnsi="Times New Roman"/>
+                <w:sz w:val="20"/>
+              </w:rPr>
+              <w:t>USD</w:t>
+            </w:r>
+          </w:p>
+        </w:tc>
+        <w:tc>
+          <w:tcPr>
+            <w:tcW w:type="dxa" w:w="1337"/>
+          </w:tcPr>
+          <w:p>
+            <w:r>
+              <w:rPr>
+                <w:rFonts w:ascii="Times New Roman" w:hAnsi="Times New Roman"/>
+                <w:sz w:val="20"/>
+              </w:rPr>
+              <w:t>1.000</w:t>
+            </w:r>
+          </w:p>
+        </w:tc>
+        <w:tc>
+          <w:tcPr>
+            <w:tcW w:type="dxa" w:w="1337"/>
+          </w:tcPr>
+          <w:p>
+            <w:r>
+              <w:rPr>
+                <w:rFonts w:ascii="Times New Roman" w:hAnsi="Times New Roman"/>
+                <w:sz w:val="20"/>
+              </w:rPr>
+              <w:t>100000</w:t>
+            </w:r>
+          </w:p>
+        </w:tc>
+        <w:tc>
+          <w:tcPr>
+            <w:tcW w:type="dxa" w:w="1337"/>
+          </w:tcPr>
+          <w:p>
+            <w:r>
+              <w:rPr>
+                <w:rFonts w:ascii="Times New Roman" w:hAnsi="Times New Roman"/>
+                <w:sz w:val="20"/>
+              </w:rPr>
+              <w:t>aed</w:t>
+            </w:r>
+          </w:p>
+        </w:tc>
+        <w:tc>
+          <w:tcPr>
+            <w:tcW w:type="dxa" w:w="1337"/>
+          </w:tcPr>
+          <w:p>
+            <w:r>
+              <w:rPr>
+                <w:rFonts w:ascii="Times New Roman" w:hAnsi="Times New Roman"/>
+                <w:sz w:val="20"/>
+              </w:rPr>
+              <w:t>-1,033</w:t>
+            </w:r>
+          </w:p>
+        </w:tc>
+        <w:tc>
+          <w:tcPr>
+            <w:tcW w:type="dxa" w:w="1337"/>
+          </w:tcPr>
+          <w:p>
+            <w:r>
+              <w:rPr>
+                <w:rFonts w:ascii="Times New Roman" w:hAnsi="Times New Roman"/>
+                <w:sz w:val="20"/>
+              </w:rPr>
+              <w:t>False</w:t>
+            </w:r>
+          </w:p>
+        </w:tc>
+      </w:tr>
+      <w:tr>
+        <w:tc>
+          <w:tcPr>
+            <w:tcW w:type="dxa" w:w="1337"/>
+          </w:tcPr>
+          <w:p>
+            <w:r>
+              <w:rPr>
+                <w:rFonts w:ascii="Times New Roman" w:hAnsi="Times New Roman"/>
+                <w:sz w:val="20"/>
+              </w:rPr>
+              <w:t>US</w:t>
+            </w:r>
+          </w:p>
+        </w:tc>
+        <w:tc>
+          <w:tcPr>
+            <w:tcW w:type="dxa" w:w="1337"/>
+          </w:tcPr>
+          <w:p>
+            <w:r>
+              <w:rPr>
+                <w:rFonts w:ascii="Times New Roman" w:hAnsi="Times New Roman"/>
+                <w:sz w:val="20"/>
+              </w:rPr>
+              <w:t>USD</w:t>
+            </w:r>
+          </w:p>
+        </w:tc>
+        <w:tc>
+          <w:tcPr>
+            <w:tcW w:type="dxa" w:w="1337"/>
+          </w:tcPr>
+          <w:p>
+            <w:r>
+              <w:rPr>
+                <w:rFonts w:ascii="Times New Roman" w:hAnsi="Times New Roman"/>
+                <w:sz w:val="20"/>
+              </w:rPr>
+              <w:t>1.000</w:t>
+            </w:r>
+          </w:p>
+        </w:tc>
+        <w:tc>
+          <w:tcPr>
+            <w:tcW w:type="dxa" w:w="1337"/>
+          </w:tcPr>
+          <w:p>
+            <w:r>
+              <w:rPr>
+                <w:rFonts w:ascii="Times New Roman" w:hAnsi="Times New Roman"/>
+                <w:sz w:val="20"/>
+              </w:rPr>
+              <w:t>150000</w:t>
+            </w:r>
+          </w:p>
+        </w:tc>
+        <w:tc>
+          <w:tcPr>
+            <w:tcW w:type="dxa" w:w="1337"/>
+          </w:tcPr>
+          <w:p>
+            <w:r>
+              <w:rPr>
+                <w:rFonts w:ascii="Times New Roman" w:hAnsi="Times New Roman"/>
+                <w:sz w:val="20"/>
+              </w:rPr>
+              <w:t>aed</w:t>
+            </w:r>
+          </w:p>
+        </w:tc>
+        <w:tc>
+          <w:tcPr>
+            <w:tcW w:type="dxa" w:w="1337"/>
+          </w:tcPr>
+          <w:p>
+            <w:r>
+              <w:rPr>
+                <w:rFonts w:ascii="Times New Roman" w:hAnsi="Times New Roman"/>
+                <w:sz w:val="20"/>
+              </w:rPr>
+              <w:t>-1,229</w:t>
+            </w:r>
+          </w:p>
+        </w:tc>
+        <w:tc>
+          <w:tcPr>
+            <w:tcW w:type="dxa" w:w="1337"/>
+          </w:tcPr>
+          <w:p>
+            <w:r>
+              <w:rPr>
+                <w:rFonts w:ascii="Times New Roman" w:hAnsi="Times New Roman"/>
+                <w:sz w:val="20"/>
+              </w:rPr>
+              <w:t>False</w:t>
+            </w:r>
+          </w:p>
+        </w:tc>
+      </w:tr>
+      <w:tr>
+        <w:tc>
+          <w:tcPr>
+            <w:tcW w:type="dxa" w:w="1337"/>
+          </w:tcPr>
+          <w:p>
+            <w:r>
+              <w:rPr>
+                <w:rFonts w:ascii="Times New Roman" w:hAnsi="Times New Roman"/>
+                <w:sz w:val="20"/>
+              </w:rPr>
+              <w:t>UK_NICE</w:t>
+            </w:r>
+          </w:p>
+        </w:tc>
+        <w:tc>
+          <w:tcPr>
+            <w:tcW w:type="dxa" w:w="1337"/>
+          </w:tcPr>
+          <w:p>
+            <w:r>
+              <w:rPr>
+                <w:rFonts w:ascii="Times New Roman" w:hAnsi="Times New Roman"/>
+                <w:sz w:val="20"/>
+              </w:rPr>
+              <w:t>GBP</w:t>
+            </w:r>
+          </w:p>
+        </w:tc>
+        <w:tc>
+          <w:tcPr>
+            <w:tcW w:type="dxa" w:w="1337"/>
+          </w:tcPr>
+          <w:p>
+            <w:r>
+              <w:rPr>
+                <w:rFonts w:ascii="Times New Roman" w:hAnsi="Times New Roman"/>
+                <w:sz w:val="20"/>
+              </w:rPr>
+              <w:t>0.800</w:t>
+            </w:r>
+          </w:p>
+        </w:tc>
+        <w:tc>
+          <w:tcPr>
+            <w:tcW w:type="dxa" w:w="1337"/>
+          </w:tcPr>
+          <w:p>
+            <w:r>
+              <w:rPr>
+                <w:rFonts w:ascii="Times New Roman" w:hAnsi="Times New Roman"/>
+                <w:sz w:val="20"/>
+              </w:rPr>
+              <w:t>20000</w:t>
+            </w:r>
+          </w:p>
+        </w:tc>
+        <w:tc>
+          <w:tcPr>
+            <w:tcW w:type="dxa" w:w="1337"/>
+          </w:tcPr>
+          <w:p>
+            <w:r>
+              <w:rPr>
+                <w:rFonts w:ascii="Times New Roman" w:hAnsi="Times New Roman"/>
+                <w:sz w:val="20"/>
+              </w:rPr>
+              <w:t>aed</w:t>
+            </w:r>
+          </w:p>
+        </w:tc>
+        <w:tc>
+          <w:tcPr>
+            <w:tcW w:type="dxa" w:w="1337"/>
+          </w:tcPr>
+          <w:p>
+            <w:r>
+              <w:rPr>
+                <w:rFonts w:ascii="Times New Roman" w:hAnsi="Times New Roman"/>
+                <w:sz w:val="20"/>
+              </w:rPr>
+              <w:t>-538</w:t>
+            </w:r>
+          </w:p>
+        </w:tc>
+        <w:tc>
+          <w:tcPr>
+            <w:tcW w:type="dxa" w:w="1337"/>
+          </w:tcPr>
+          <w:p>
+            <w:r>
+              <w:rPr>
+                <w:rFonts w:ascii="Times New Roman" w:hAnsi="Times New Roman"/>
+                <w:sz w:val="20"/>
+              </w:rPr>
+              <w:t>False</w:t>
+            </w:r>
+          </w:p>
+        </w:tc>
+      </w:tr>
+      <w:tr>
+        <w:tc>
+          <w:tcPr>
+            <w:tcW w:type="dxa" w:w="1337"/>
+          </w:tcPr>
+          <w:p>
+            <w:r>
+              <w:rPr>
+                <w:rFonts w:ascii="Times New Roman" w:hAnsi="Times New Roman"/>
+                <w:sz w:val="20"/>
+              </w:rPr>
+              <w:t>UK_NICE</w:t>
+            </w:r>
+          </w:p>
+        </w:tc>
+        <w:tc>
+          <w:tcPr>
+            <w:tcW w:type="dxa" w:w="1337"/>
+          </w:tcPr>
+          <w:p>
+            <w:r>
+              <w:rPr>
+                <w:rFonts w:ascii="Times New Roman" w:hAnsi="Times New Roman"/>
+                <w:sz w:val="20"/>
+              </w:rPr>
+              <w:t>GBP</w:t>
+            </w:r>
+          </w:p>
+        </w:tc>
+        <w:tc>
+          <w:tcPr>
+            <w:tcW w:type="dxa" w:w="1337"/>
+          </w:tcPr>
+          <w:p>
+            <w:r>
+              <w:rPr>
+                <w:rFonts w:ascii="Times New Roman" w:hAnsi="Times New Roman"/>
+                <w:sz w:val="20"/>
+              </w:rPr>
+              <w:t>0.800</w:t>
+            </w:r>
+          </w:p>
+        </w:tc>
+        <w:tc>
+          <w:tcPr>
+            <w:tcW w:type="dxa" w:w="1337"/>
+          </w:tcPr>
+          <w:p>
+            <w:r>
+              <w:rPr>
+                <w:rFonts w:ascii="Times New Roman" w:hAnsi="Times New Roman"/>
+                <w:sz w:val="20"/>
+              </w:rPr>
+              <w:t>30000</w:t>
+            </w:r>
+          </w:p>
+        </w:tc>
+        <w:tc>
+          <w:tcPr>
+            <w:tcW w:type="dxa" w:w="1337"/>
+          </w:tcPr>
+          <w:p>
+            <w:r>
+              <w:rPr>
+                <w:rFonts w:ascii="Times New Roman" w:hAnsi="Times New Roman"/>
+                <w:sz w:val="20"/>
+              </w:rPr>
+              <w:t>aed</w:t>
+            </w:r>
+          </w:p>
+        </w:tc>
+        <w:tc>
+          <w:tcPr>
+            <w:tcW w:type="dxa" w:w="1337"/>
+          </w:tcPr>
+          <w:p>
+            <w:r>
+              <w:rPr>
+                <w:rFonts w:ascii="Times New Roman" w:hAnsi="Times New Roman"/>
+                <w:sz w:val="20"/>
+              </w:rPr>
+              <w:t>-623</w:t>
+            </w:r>
+          </w:p>
+        </w:tc>
+        <w:tc>
+          <w:tcPr>
+            <w:tcW w:type="dxa" w:w="1337"/>
+          </w:tcPr>
+          <w:p>
+            <w:r>
+              <w:rPr>
+                <w:rFonts w:ascii="Times New Roman" w:hAnsi="Times New Roman"/>
+                <w:sz w:val="20"/>
+              </w:rPr>
+              <w:t>False</w:t>
+            </w:r>
+          </w:p>
+        </w:tc>
+      </w:tr>
+      <w:tr>
+        <w:tc>
+          <w:tcPr>
+            <w:tcW w:type="dxa" w:w="1337"/>
+          </w:tcPr>
+          <w:p>
+            <w:r>
+              <w:rPr>
+                <w:rFonts w:ascii="Times New Roman" w:hAnsi="Times New Roman"/>
+                <w:sz w:val="20"/>
+              </w:rPr>
+              <w:t>Eurozone</w:t>
+            </w:r>
+          </w:p>
+        </w:tc>
+        <w:tc>
+          <w:tcPr>
+            <w:tcW w:type="dxa" w:w="1337"/>
+          </w:tcPr>
+          <w:p>
+            <w:r>
+              <w:rPr>
+                <w:rFonts w:ascii="Times New Roman" w:hAnsi="Times New Roman"/>
+                <w:sz w:val="20"/>
+              </w:rPr>
+              <w:t>EUR</w:t>
+            </w:r>
+          </w:p>
+        </w:tc>
+        <w:tc>
+          <w:tcPr>
+            <w:tcW w:type="dxa" w:w="1337"/>
+          </w:tcPr>
+          <w:p>
+            <w:r>
+              <w:rPr>
+                <w:rFonts w:ascii="Times New Roman" w:hAnsi="Times New Roman"/>
+                <w:sz w:val="20"/>
+              </w:rPr>
+              <w:t>0.900</w:t>
+            </w:r>
+          </w:p>
+        </w:tc>
+        <w:tc>
+          <w:tcPr>
+            <w:tcW w:type="dxa" w:w="1337"/>
+          </w:tcPr>
+          <w:p>
+            <w:r>
+              <w:rPr>
+                <w:rFonts w:ascii="Times New Roman" w:hAnsi="Times New Roman"/>
+                <w:sz w:val="20"/>
+              </w:rPr>
+              <w:t>40000</w:t>
+            </w:r>
+          </w:p>
+        </w:tc>
+        <w:tc>
+          <w:tcPr>
+            <w:tcW w:type="dxa" w:w="1337"/>
+          </w:tcPr>
+          <w:p>
+            <w:r>
+              <w:rPr>
+                <w:rFonts w:ascii="Times New Roman" w:hAnsi="Times New Roman"/>
+                <w:sz w:val="20"/>
+              </w:rPr>
+              <w:t>aed</w:t>
+            </w:r>
+          </w:p>
+        </w:tc>
+        <w:tc>
+          <w:tcPr>
+            <w:tcW w:type="dxa" w:w="1337"/>
+          </w:tcPr>
+          <w:p>
+            <w:r>
+              <w:rPr>
+                <w:rFonts w:ascii="Times New Roman" w:hAnsi="Times New Roman"/>
+                <w:sz w:val="20"/>
+              </w:rPr>
+              <w:t>-746</w:t>
+            </w:r>
+          </w:p>
+        </w:tc>
+        <w:tc>
+          <w:tcPr>
+            <w:tcW w:type="dxa" w:w="1337"/>
+          </w:tcPr>
+          <w:p>
+            <w:r>
+              <w:rPr>
+                <w:rFonts w:ascii="Times New Roman" w:hAnsi="Times New Roman"/>
+                <w:sz w:val="20"/>
+              </w:rPr>
+              <w:t>False</w:t>
+            </w:r>
+          </w:p>
+        </w:tc>
+      </w:tr>
+    </w:tbl>
+    <w:p>
+      <w:r>
+        <w:br w:type="page"/>
+      </w:r>
+    </w:p>
+    <w:p>
+      <w:pPr>
+        <w:pStyle w:val="Heading1"/>
+      </w:pPr>
+      <w:r>
+        <w:rPr>
+          <w:rFonts w:ascii="Times New Roman" w:hAnsi="Times New Roman"/>
+          <w:color w:val="141F3A"/>
+        </w:rPr>
+        <w:t>Appendix S7.  Leave-one-hospital-out heterogeneity</w:t>
+      </w:r>
+    </w:p>
+    <w:p>
+      <w:pPr>
+        <w:spacing w:line="360" w:lineRule="auto" w:after="120"/>
+        <w:jc w:val="both"/>
+      </w:pPr>
+      <w:r>
+        <w:rPr>
+          <w:rFonts w:ascii="Times New Roman" w:hAnsi="Times New Roman"/>
+          <w:b w:val="0"/>
+          <w:i w:val="0"/>
+          <w:sz w:val="22"/>
+        </w:rPr>
+        <w:t>Random-effects pooling of per-hospital AUCs used Hanley–McNeil within-study variance and three τ² estimators (DerSimonian–Laird, Paule–Mandel, REML/iterated). Heterogeneity is scale-sensitive: on the variance-stabilising logit scale (the primary analysis) between-hospital heterogeneity is negligible (I² = 0% for the non-traumatic Set C; 2.8% for Set A), whereas a raw-AUC sensitivity analysis gives higher estimates (I² up to ~56%). The 95% prediction interval is the most honest summary of cross-site transportability.</w:t>
+      </w:r>
+    </w:p>
+    <w:p>
+      <w:r>
+        <w:rPr>
+          <w:rFonts w:ascii="Times New Roman" w:hAnsi="Times New Roman"/>
+          <w:b/>
+          <w:sz w:val="22"/>
+        </w:rPr>
+        <w:t>Table S7.  LOHO random-effects pooling under three τ² estimators and two scales, with prediction intervals.</w:t>
+      </w:r>
+    </w:p>
+    <w:tbl>
+      <w:tblPr>
+        <w:tblStyle w:val="LightList-Accent1"/>
+        <w:tblW w:type="auto" w:w="0"/>
+        <w:tblLook w:firstColumn="1" w:firstRow="1" w:lastColumn="0" w:lastRow="0" w:noHBand="0" w:noVBand="1" w:val="04A0"/>
+      </w:tblPr>
+      <w:tblGrid>
+        <w:gridCol w:w="851"/>
+        <w:gridCol w:w="851"/>
+        <w:gridCol w:w="851"/>
+        <w:gridCol w:w="851"/>
+        <w:gridCol w:w="851"/>
+        <w:gridCol w:w="851"/>
+        <w:gridCol w:w="851"/>
+        <w:gridCol w:w="851"/>
+        <w:gridCol w:w="851"/>
+        <w:gridCol w:w="851"/>
+        <w:gridCol w:w="851"/>
+      </w:tblGrid>
+      <w:tr>
+        <w:tc>
+          <w:tcPr>
+            <w:tcW w:type="dxa" w:w="851"/>
+          </w:tcPr>
+          <w:p>
+            <w:r>
+              <w:rPr>
+                <w:rFonts w:ascii="Times New Roman" w:hAnsi="Times New Roman"/>
+                <w:b/>
+                <w:sz w:val="20"/>
+              </w:rPr>
+              <w:t>cohort</w:t>
+            </w:r>
+          </w:p>
+        </w:tc>
+        <w:tc>
+          <w:tcPr>
+            <w:tcW w:type="dxa" w:w="851"/>
+          </w:tcPr>
+          <w:p>
+            <w:r>
+              <w:rPr>
+                <w:rFonts w:ascii="Times New Roman" w:hAnsi="Times New Roman"/>
+                <w:b/>
+                <w:sz w:val="20"/>
+              </w:rPr>
+              <w:t>set</w:t>
+            </w:r>
+          </w:p>
+        </w:tc>
+        <w:tc>
+          <w:tcPr>
+            <w:tcW w:type="dxa" w:w="851"/>
+          </w:tcPr>
+          <w:p>
+            <w:r>
+              <w:rPr>
+                <w:rFonts w:ascii="Times New Roman" w:hAnsi="Times New Roman"/>
+                <w:b/>
+                <w:sz w:val="20"/>
+              </w:rPr>
+              <w:t>scale</w:t>
+            </w:r>
+          </w:p>
+        </w:tc>
+        <w:tc>
+          <w:tcPr>
+            <w:tcW w:type="dxa" w:w="851"/>
+          </w:tcPr>
+          <w:p>
+            <w:r>
+              <w:rPr>
+                <w:rFonts w:ascii="Times New Roman" w:hAnsi="Times New Roman"/>
+                <w:b/>
+                <w:sz w:val="20"/>
+              </w:rPr>
+              <w:t>estimator</w:t>
+            </w:r>
+          </w:p>
+        </w:tc>
+        <w:tc>
+          <w:tcPr>
+            <w:tcW w:type="dxa" w:w="851"/>
+          </w:tcPr>
+          <w:p>
+            <w:r>
+              <w:rPr>
+                <w:rFonts w:ascii="Times New Roman" w:hAnsi="Times New Roman"/>
+                <w:b/>
+                <w:sz w:val="20"/>
+              </w:rPr>
+              <w:t>pooled_auc</w:t>
+            </w:r>
+          </w:p>
+        </w:tc>
+        <w:tc>
+          <w:tcPr>
+            <w:tcW w:type="dxa" w:w="851"/>
+          </w:tcPr>
+          <w:p>
+            <w:r>
+              <w:rPr>
+                <w:rFonts w:ascii="Times New Roman" w:hAnsi="Times New Roman"/>
+                <w:b/>
+                <w:sz w:val="20"/>
+              </w:rPr>
+              <w:t>ci_lo</w:t>
+            </w:r>
+          </w:p>
+        </w:tc>
+        <w:tc>
+          <w:tcPr>
+            <w:tcW w:type="dxa" w:w="851"/>
+          </w:tcPr>
+          <w:p>
+            <w:r>
+              <w:rPr>
+                <w:rFonts w:ascii="Times New Roman" w:hAnsi="Times New Roman"/>
+                <w:b/>
+                <w:sz w:val="20"/>
+              </w:rPr>
+              <w:t>ci_hi</w:t>
+            </w:r>
+          </w:p>
+        </w:tc>
+        <w:tc>
+          <w:tcPr>
+            <w:tcW w:type="dxa" w:w="851"/>
+          </w:tcPr>
+          <w:p>
+            <w:r>
+              <w:rPr>
+                <w:rFonts w:ascii="Times New Roman" w:hAnsi="Times New Roman"/>
+                <w:b/>
+                <w:sz w:val="20"/>
+              </w:rPr>
+              <w:t>tau2</w:t>
+            </w:r>
+          </w:p>
+        </w:tc>
+        <w:tc>
+          <w:tcPr>
+            <w:tcW w:type="dxa" w:w="851"/>
+          </w:tcPr>
+          <w:p>
+            <w:r>
+              <w:rPr>
+                <w:rFonts w:ascii="Times New Roman" w:hAnsi="Times New Roman"/>
+                <w:b/>
+                <w:sz w:val="20"/>
+              </w:rPr>
+              <w:t>I2_pct</w:t>
+            </w:r>
+          </w:p>
+        </w:tc>
+        <w:tc>
+          <w:tcPr>
+            <w:tcW w:type="dxa" w:w="851"/>
+          </w:tcPr>
+          <w:p>
+            <w:r>
+              <w:rPr>
+                <w:rFonts w:ascii="Times New Roman" w:hAnsi="Times New Roman"/>
+                <w:b/>
+                <w:sz w:val="20"/>
+              </w:rPr>
+              <w:t>pred_int_lo</w:t>
+            </w:r>
+          </w:p>
+        </w:tc>
+        <w:tc>
+          <w:tcPr>
+            <w:tcW w:type="dxa" w:w="851"/>
+          </w:tcPr>
+          <w:p>
+            <w:r>
+              <w:rPr>
+                <w:rFonts w:ascii="Times New Roman" w:hAnsi="Times New Roman"/>
+                <w:b/>
+                <w:sz w:val="20"/>
+              </w:rPr>
+              <w:t>pred_int_hi</w:t>
+            </w:r>
+          </w:p>
+        </w:tc>
+      </w:tr>
+      <w:tr>
+        <w:tc>
+          <w:tcPr>
+            <w:tcW w:type="dxa" w:w="851"/>
+          </w:tcPr>
+          <w:p>
+            <w:r>
+              <w:rPr>
+                <w:rFonts w:ascii="Times New Roman" w:hAnsi="Times New Roman"/>
+                <w:sz w:val="20"/>
+              </w:rPr>
+              <w:t>full</w:t>
+            </w:r>
+          </w:p>
+        </w:tc>
+        <w:tc>
+          <w:tcPr>
+            <w:tcW w:type="dxa" w:w="851"/>
+          </w:tcPr>
+          <w:p>
+            <w:r>
+              <w:rPr>
+                <w:rFonts w:ascii="Times New Roman" w:hAnsi="Times New Roman"/>
+                <w:sz w:val="20"/>
+              </w:rPr>
+              <w:t>Set_A</w:t>
+            </w:r>
+          </w:p>
+        </w:tc>
+        <w:tc>
+          <w:tcPr>
+            <w:tcW w:type="dxa" w:w="851"/>
+          </w:tcPr>
+          <w:p>
+            <w:r>
+              <w:rPr>
+                <w:rFonts w:ascii="Times New Roman" w:hAnsi="Times New Roman"/>
+                <w:sz w:val="20"/>
+              </w:rPr>
+              <w:t>raw_auc</w:t>
+            </w:r>
+          </w:p>
+        </w:tc>
+        <w:tc>
+          <w:tcPr>
+            <w:tcW w:type="dxa" w:w="851"/>
+          </w:tcPr>
+          <w:p>
+            <w:r>
+              <w:rPr>
+                <w:rFonts w:ascii="Times New Roman" w:hAnsi="Times New Roman"/>
+                <w:sz w:val="20"/>
+              </w:rPr>
+              <w:t>DerSimonian-Laird</w:t>
+            </w:r>
+          </w:p>
+        </w:tc>
+        <w:tc>
+          <w:tcPr>
+            <w:tcW w:type="dxa" w:w="851"/>
+          </w:tcPr>
+          <w:p>
+            <w:r>
+              <w:rPr>
+                <w:rFonts w:ascii="Times New Roman" w:hAnsi="Times New Roman"/>
+                <w:sz w:val="20"/>
+              </w:rPr>
+              <w:t>0.670</w:t>
+            </w:r>
+          </w:p>
+        </w:tc>
+        <w:tc>
+          <w:tcPr>
+            <w:tcW w:type="dxa" w:w="851"/>
+          </w:tcPr>
+          <w:p>
+            <w:r>
+              <w:rPr>
+                <w:rFonts w:ascii="Times New Roman" w:hAnsi="Times New Roman"/>
+                <w:sz w:val="20"/>
+              </w:rPr>
+              <w:t>0.632</w:t>
+            </w:r>
+          </w:p>
+        </w:tc>
+        <w:tc>
+          <w:tcPr>
+            <w:tcW w:type="dxa" w:w="851"/>
+          </w:tcPr>
+          <w:p>
+            <w:r>
+              <w:rPr>
+                <w:rFonts w:ascii="Times New Roman" w:hAnsi="Times New Roman"/>
+                <w:sz w:val="20"/>
+              </w:rPr>
+              <w:t>0.709</w:t>
+            </w:r>
+          </w:p>
+        </w:tc>
+        <w:tc>
+          <w:tcPr>
+            <w:tcW w:type="dxa" w:w="851"/>
+          </w:tcPr>
+          <w:p>
+            <w:r>
+              <w:rPr>
+                <w:rFonts w:ascii="Times New Roman" w:hAnsi="Times New Roman"/>
+                <w:sz w:val="20"/>
+              </w:rPr>
+              <w:t>0.005</w:t>
+            </w:r>
+          </w:p>
+        </w:tc>
+        <w:tc>
+          <w:tcPr>
+            <w:tcW w:type="dxa" w:w="851"/>
+          </w:tcPr>
+          <w:p>
+            <w:r>
+              <w:rPr>
+                <w:rFonts w:ascii="Times New Roman" w:hAnsi="Times New Roman"/>
+                <w:sz w:val="20"/>
+              </w:rPr>
+              <w:t>33.700</w:t>
+            </w:r>
+          </w:p>
+        </w:tc>
+        <w:tc>
+          <w:tcPr>
+            <w:tcW w:type="dxa" w:w="851"/>
+          </w:tcPr>
+          <w:p>
+            <w:r>
+              <w:rPr>
+                <w:rFonts w:ascii="Times New Roman" w:hAnsi="Times New Roman"/>
+                <w:sz w:val="20"/>
+              </w:rPr>
+              <w:t>0.524</w:t>
+            </w:r>
+          </w:p>
+        </w:tc>
+        <w:tc>
+          <w:tcPr>
+            <w:tcW w:type="dxa" w:w="851"/>
+          </w:tcPr>
+          <w:p>
+            <w:r>
+              <w:rPr>
+                <w:rFonts w:ascii="Times New Roman" w:hAnsi="Times New Roman"/>
+                <w:sz w:val="20"/>
+              </w:rPr>
+              <w:t>0.816</w:t>
+            </w:r>
+          </w:p>
+        </w:tc>
+      </w:tr>
+      <w:tr>
+        <w:tc>
+          <w:tcPr>
+            <w:tcW w:type="dxa" w:w="851"/>
+          </w:tcPr>
+          <w:p>
+            <w:r>
+              <w:rPr>
+                <w:rFonts w:ascii="Times New Roman" w:hAnsi="Times New Roman"/>
+                <w:sz w:val="20"/>
+              </w:rPr>
+              <w:t>full</w:t>
+            </w:r>
+          </w:p>
+        </w:tc>
+        <w:tc>
+          <w:tcPr>
+            <w:tcW w:type="dxa" w:w="851"/>
+          </w:tcPr>
+          <w:p>
+            <w:r>
+              <w:rPr>
+                <w:rFonts w:ascii="Times New Roman" w:hAnsi="Times New Roman"/>
+                <w:sz w:val="20"/>
+              </w:rPr>
+              <w:t>Set_A</w:t>
+            </w:r>
+          </w:p>
+        </w:tc>
+        <w:tc>
+          <w:tcPr>
+            <w:tcW w:type="dxa" w:w="851"/>
+          </w:tcPr>
+          <w:p>
+            <w:r>
+              <w:rPr>
+                <w:rFonts w:ascii="Times New Roman" w:hAnsi="Times New Roman"/>
+                <w:sz w:val="20"/>
+              </w:rPr>
+              <w:t>raw_auc</w:t>
+            </w:r>
+          </w:p>
+        </w:tc>
+        <w:tc>
+          <w:tcPr>
+            <w:tcW w:type="dxa" w:w="851"/>
+          </w:tcPr>
+          <w:p>
+            <w:r>
+              <w:rPr>
+                <w:rFonts w:ascii="Times New Roman" w:hAnsi="Times New Roman"/>
+                <w:sz w:val="20"/>
+              </w:rPr>
+              <w:t>Paule-Mandel</w:t>
+            </w:r>
+          </w:p>
+        </w:tc>
+        <w:tc>
+          <w:tcPr>
+            <w:tcW w:type="dxa" w:w="851"/>
+          </w:tcPr>
+          <w:p>
+            <w:r>
+              <w:rPr>
+                <w:rFonts w:ascii="Times New Roman" w:hAnsi="Times New Roman"/>
+                <w:sz w:val="20"/>
+              </w:rPr>
+              <w:t>0.670</w:t>
+            </w:r>
+          </w:p>
+        </w:tc>
+        <w:tc>
+          <w:tcPr>
+            <w:tcW w:type="dxa" w:w="851"/>
+          </w:tcPr>
+          <w:p>
+            <w:r>
+              <w:rPr>
+                <w:rFonts w:ascii="Times New Roman" w:hAnsi="Times New Roman"/>
+                <w:sz w:val="20"/>
+              </w:rPr>
+              <w:t>0.632</w:t>
+            </w:r>
+          </w:p>
+        </w:tc>
+        <w:tc>
+          <w:tcPr>
+            <w:tcW w:type="dxa" w:w="851"/>
+          </w:tcPr>
+          <w:p>
+            <w:r>
+              <w:rPr>
+                <w:rFonts w:ascii="Times New Roman" w:hAnsi="Times New Roman"/>
+                <w:sz w:val="20"/>
+              </w:rPr>
+              <w:t>0.709</w:t>
+            </w:r>
+          </w:p>
+        </w:tc>
+        <w:tc>
+          <w:tcPr>
+            <w:tcW w:type="dxa" w:w="851"/>
+          </w:tcPr>
+          <w:p>
+            <w:r>
+              <w:rPr>
+                <w:rFonts w:ascii="Times New Roman" w:hAnsi="Times New Roman"/>
+                <w:sz w:val="20"/>
+              </w:rPr>
+              <w:t>0.005</w:t>
+            </w:r>
+          </w:p>
+        </w:tc>
+        <w:tc>
+          <w:tcPr>
+            <w:tcW w:type="dxa" w:w="851"/>
+          </w:tcPr>
+          <w:p>
+            <w:r>
+              <w:rPr>
+                <w:rFonts w:ascii="Times New Roman" w:hAnsi="Times New Roman"/>
+                <w:sz w:val="20"/>
+              </w:rPr>
+              <w:t>33.700</w:t>
+            </w:r>
+          </w:p>
+        </w:tc>
+        <w:tc>
+          <w:tcPr>
+            <w:tcW w:type="dxa" w:w="851"/>
+          </w:tcPr>
+          <w:p>
+            <w:r>
+              <w:rPr>
+                <w:rFonts w:ascii="Times New Roman" w:hAnsi="Times New Roman"/>
+                <w:sz w:val="20"/>
+              </w:rPr>
+              <w:t>0.524</w:t>
+            </w:r>
+          </w:p>
+        </w:tc>
+        <w:tc>
+          <w:tcPr>
+            <w:tcW w:type="dxa" w:w="851"/>
+          </w:tcPr>
+          <w:p>
+            <w:r>
+              <w:rPr>
+                <w:rFonts w:ascii="Times New Roman" w:hAnsi="Times New Roman"/>
+                <w:sz w:val="20"/>
+              </w:rPr>
+              <w:t>0.816</w:t>
+            </w:r>
+          </w:p>
+        </w:tc>
+      </w:tr>
+      <w:tr>
+        <w:tc>
+          <w:tcPr>
+            <w:tcW w:type="dxa" w:w="851"/>
+          </w:tcPr>
+          <w:p>
+            <w:r>
+              <w:rPr>
+                <w:rFonts w:ascii="Times New Roman" w:hAnsi="Times New Roman"/>
+                <w:sz w:val="20"/>
+              </w:rPr>
+              <w:t>full</w:t>
+            </w:r>
+          </w:p>
+        </w:tc>
+        <w:tc>
+          <w:tcPr>
+            <w:tcW w:type="dxa" w:w="851"/>
+          </w:tcPr>
+          <w:p>
+            <w:r>
+              <w:rPr>
+                <w:rFonts w:ascii="Times New Roman" w:hAnsi="Times New Roman"/>
+                <w:sz w:val="20"/>
+              </w:rPr>
+              <w:t>Set_A</w:t>
+            </w:r>
+          </w:p>
+        </w:tc>
+        <w:tc>
+          <w:tcPr>
+            <w:tcW w:type="dxa" w:w="851"/>
+          </w:tcPr>
+          <w:p>
+            <w:r>
+              <w:rPr>
+                <w:rFonts w:ascii="Times New Roman" w:hAnsi="Times New Roman"/>
+                <w:sz w:val="20"/>
+              </w:rPr>
+              <w:t>raw_auc</w:t>
+            </w:r>
+          </w:p>
+        </w:tc>
+        <w:tc>
+          <w:tcPr>
+            <w:tcW w:type="dxa" w:w="851"/>
+          </w:tcPr>
+          <w:p>
+            <w:r>
+              <w:rPr>
+                <w:rFonts w:ascii="Times New Roman" w:hAnsi="Times New Roman"/>
+                <w:sz w:val="20"/>
+              </w:rPr>
+              <w:t>REML/iterated</w:t>
+            </w:r>
+          </w:p>
+        </w:tc>
+        <w:tc>
+          <w:tcPr>
+            <w:tcW w:type="dxa" w:w="851"/>
+          </w:tcPr>
+          <w:p>
+            <w:r>
+              <w:rPr>
+                <w:rFonts w:ascii="Times New Roman" w:hAnsi="Times New Roman"/>
+                <w:sz w:val="20"/>
+              </w:rPr>
+              <w:t>0.670</w:t>
+            </w:r>
+          </w:p>
+        </w:tc>
+        <w:tc>
+          <w:tcPr>
+            <w:tcW w:type="dxa" w:w="851"/>
+          </w:tcPr>
+          <w:p>
+            <w:r>
+              <w:rPr>
+                <w:rFonts w:ascii="Times New Roman" w:hAnsi="Times New Roman"/>
+                <w:sz w:val="20"/>
+              </w:rPr>
+              <w:t>0.632</w:t>
+            </w:r>
+          </w:p>
+        </w:tc>
+        <w:tc>
+          <w:tcPr>
+            <w:tcW w:type="dxa" w:w="851"/>
+          </w:tcPr>
+          <w:p>
+            <w:r>
+              <w:rPr>
+                <w:rFonts w:ascii="Times New Roman" w:hAnsi="Times New Roman"/>
+                <w:sz w:val="20"/>
+              </w:rPr>
+              <w:t>0.709</w:t>
+            </w:r>
+          </w:p>
+        </w:tc>
+        <w:tc>
+          <w:tcPr>
+            <w:tcW w:type="dxa" w:w="851"/>
+          </w:tcPr>
+          <w:p>
+            <w:r>
+              <w:rPr>
+                <w:rFonts w:ascii="Times New Roman" w:hAnsi="Times New Roman"/>
+                <w:sz w:val="20"/>
+              </w:rPr>
+              <w:t>0.005</w:t>
+            </w:r>
+          </w:p>
+        </w:tc>
+        <w:tc>
+          <w:tcPr>
+            <w:tcW w:type="dxa" w:w="851"/>
+          </w:tcPr>
+          <w:p>
+            <w:r>
+              <w:rPr>
+                <w:rFonts w:ascii="Times New Roman" w:hAnsi="Times New Roman"/>
+                <w:sz w:val="20"/>
+              </w:rPr>
+              <w:t>33.700</w:t>
+            </w:r>
+          </w:p>
+        </w:tc>
+        <w:tc>
+          <w:tcPr>
+            <w:tcW w:type="dxa" w:w="851"/>
+          </w:tcPr>
+          <w:p>
+            <w:r>
+              <w:rPr>
+                <w:rFonts w:ascii="Times New Roman" w:hAnsi="Times New Roman"/>
+                <w:sz w:val="20"/>
+              </w:rPr>
+              <w:t>0.524</w:t>
+            </w:r>
+          </w:p>
+        </w:tc>
+        <w:tc>
+          <w:tcPr>
+            <w:tcW w:type="dxa" w:w="851"/>
+          </w:tcPr>
+          <w:p>
+            <w:r>
+              <w:rPr>
+                <w:rFonts w:ascii="Times New Roman" w:hAnsi="Times New Roman"/>
+                <w:sz w:val="20"/>
+              </w:rPr>
+              <w:t>0.816</w:t>
+            </w:r>
+          </w:p>
+        </w:tc>
+      </w:tr>
+      <w:tr>
+        <w:tc>
+          <w:tcPr>
+            <w:tcW w:type="dxa" w:w="851"/>
+          </w:tcPr>
+          <w:p>
+            <w:r>
+              <w:rPr>
+                <w:rFonts w:ascii="Times New Roman" w:hAnsi="Times New Roman"/>
+                <w:sz w:val="20"/>
+              </w:rPr>
+              <w:t>full</w:t>
+            </w:r>
+          </w:p>
+        </w:tc>
+        <w:tc>
+          <w:tcPr>
+            <w:tcW w:type="dxa" w:w="851"/>
+          </w:tcPr>
+          <w:p>
+            <w:r>
+              <w:rPr>
+                <w:rFonts w:ascii="Times New Roman" w:hAnsi="Times New Roman"/>
+                <w:sz w:val="20"/>
+              </w:rPr>
+              <w:t>Set_A</w:t>
+            </w:r>
+          </w:p>
+        </w:tc>
+        <w:tc>
+          <w:tcPr>
+            <w:tcW w:type="dxa" w:w="851"/>
+          </w:tcPr>
+          <w:p>
+            <w:r>
+              <w:rPr>
+                <w:rFonts w:ascii="Times New Roman" w:hAnsi="Times New Roman"/>
+                <w:sz w:val="20"/>
+              </w:rPr>
+              <w:t>logit_auc</w:t>
+            </w:r>
+          </w:p>
+        </w:tc>
+        <w:tc>
+          <w:tcPr>
+            <w:tcW w:type="dxa" w:w="851"/>
+          </w:tcPr>
+          <w:p>
+            <w:r>
+              <w:rPr>
+                <w:rFonts w:ascii="Times New Roman" w:hAnsi="Times New Roman"/>
+                <w:sz w:val="20"/>
+              </w:rPr>
+              <w:t>DerSimonian-Laird</w:t>
+            </w:r>
+          </w:p>
+        </w:tc>
+        <w:tc>
+          <w:tcPr>
+            <w:tcW w:type="dxa" w:w="851"/>
+          </w:tcPr>
+          <w:p>
+            <w:r>
+              <w:rPr>
+                <w:rFonts w:ascii="Times New Roman" w:hAnsi="Times New Roman"/>
+                <w:sz w:val="20"/>
+              </w:rPr>
+              <w:t>0.642</w:t>
+            </w:r>
+          </w:p>
+        </w:tc>
+        <w:tc>
+          <w:tcPr>
+            <w:tcW w:type="dxa" w:w="851"/>
+          </w:tcPr>
+          <w:p>
+            <w:r>
+              <w:rPr>
+                <w:rFonts w:ascii="Times New Roman" w:hAnsi="Times New Roman"/>
+                <w:sz w:val="20"/>
+              </w:rPr>
+              <w:t>0.609</w:t>
+            </w:r>
+          </w:p>
+        </w:tc>
+        <w:tc>
+          <w:tcPr>
+            <w:tcW w:type="dxa" w:w="851"/>
+          </w:tcPr>
+          <w:p>
+            <w:r>
+              <w:rPr>
+                <w:rFonts w:ascii="Times New Roman" w:hAnsi="Times New Roman"/>
+                <w:sz w:val="20"/>
+              </w:rPr>
+              <w:t>0.674</w:t>
+            </w:r>
+          </w:p>
+        </w:tc>
+        <w:tc>
+          <w:tcPr>
+            <w:tcW w:type="dxa" w:w="851"/>
+          </w:tcPr>
+          <w:p>
+            <w:r>
+              <w:rPr>
+                <w:rFonts w:ascii="Times New Roman" w:hAnsi="Times New Roman"/>
+                <w:sz w:val="20"/>
+              </w:rPr>
+              <w:t>0.006</w:t>
+            </w:r>
+          </w:p>
+        </w:tc>
+        <w:tc>
+          <w:tcPr>
+            <w:tcW w:type="dxa" w:w="851"/>
+          </w:tcPr>
+          <w:p>
+            <w:r>
+              <w:rPr>
+                <w:rFonts w:ascii="Times New Roman" w:hAnsi="Times New Roman"/>
+                <w:sz w:val="20"/>
+              </w:rPr>
+              <w:t>2.800</w:t>
+            </w:r>
+          </w:p>
+        </w:tc>
+        <w:tc>
+          <w:tcPr>
+            <w:tcW w:type="dxa" w:w="851"/>
+          </w:tcPr>
+          <w:p>
+            <w:r>
+              <w:rPr>
+                <w:rFonts w:ascii="Times New Roman" w:hAnsi="Times New Roman"/>
+                <w:sz w:val="20"/>
+              </w:rPr>
+              <w:t>0.591</w:t>
+            </w:r>
+          </w:p>
+        </w:tc>
+        <w:tc>
+          <w:tcPr>
+            <w:tcW w:type="dxa" w:w="851"/>
+          </w:tcPr>
+          <w:p>
+            <w:r>
+              <w:rPr>
+                <w:rFonts w:ascii="Times New Roman" w:hAnsi="Times New Roman"/>
+                <w:sz w:val="20"/>
+              </w:rPr>
+              <w:t>0.690</w:t>
+            </w:r>
+          </w:p>
+        </w:tc>
+      </w:tr>
+      <w:tr>
+        <w:tc>
+          <w:tcPr>
+            <w:tcW w:type="dxa" w:w="851"/>
+          </w:tcPr>
+          <w:p>
+            <w:r>
+              <w:rPr>
+                <w:rFonts w:ascii="Times New Roman" w:hAnsi="Times New Roman"/>
+                <w:sz w:val="20"/>
+              </w:rPr>
+              <w:t>full</w:t>
+            </w:r>
+          </w:p>
+        </w:tc>
+        <w:tc>
+          <w:tcPr>
+            <w:tcW w:type="dxa" w:w="851"/>
+          </w:tcPr>
+          <w:p>
+            <w:r>
+              <w:rPr>
+                <w:rFonts w:ascii="Times New Roman" w:hAnsi="Times New Roman"/>
+                <w:sz w:val="20"/>
+              </w:rPr>
+              <w:t>Set_A</w:t>
+            </w:r>
+          </w:p>
+        </w:tc>
+        <w:tc>
+          <w:tcPr>
+            <w:tcW w:type="dxa" w:w="851"/>
+          </w:tcPr>
+          <w:p>
+            <w:r>
+              <w:rPr>
+                <w:rFonts w:ascii="Times New Roman" w:hAnsi="Times New Roman"/>
+                <w:sz w:val="20"/>
+              </w:rPr>
+              <w:t>logit_auc</w:t>
+            </w:r>
+          </w:p>
+        </w:tc>
+        <w:tc>
+          <w:tcPr>
+            <w:tcW w:type="dxa" w:w="851"/>
+          </w:tcPr>
+          <w:p>
+            <w:r>
+              <w:rPr>
+                <w:rFonts w:ascii="Times New Roman" w:hAnsi="Times New Roman"/>
+                <w:sz w:val="20"/>
+              </w:rPr>
+              <w:t>Paule-Mandel</w:t>
+            </w:r>
+          </w:p>
+        </w:tc>
+        <w:tc>
+          <w:tcPr>
+            <w:tcW w:type="dxa" w:w="851"/>
+          </w:tcPr>
+          <w:p>
+            <w:r>
+              <w:rPr>
+                <w:rFonts w:ascii="Times New Roman" w:hAnsi="Times New Roman"/>
+                <w:sz w:val="20"/>
+              </w:rPr>
+              <w:t>0.642</w:t>
+            </w:r>
+          </w:p>
+        </w:tc>
+        <w:tc>
+          <w:tcPr>
+            <w:tcW w:type="dxa" w:w="851"/>
+          </w:tcPr>
+          <w:p>
+            <w:r>
+              <w:rPr>
+                <w:rFonts w:ascii="Times New Roman" w:hAnsi="Times New Roman"/>
+                <w:sz w:val="20"/>
+              </w:rPr>
+              <w:t>0.609</w:t>
+            </w:r>
+          </w:p>
+        </w:tc>
+        <w:tc>
+          <w:tcPr>
+            <w:tcW w:type="dxa" w:w="851"/>
+          </w:tcPr>
+          <w:p>
+            <w:r>
+              <w:rPr>
+                <w:rFonts w:ascii="Times New Roman" w:hAnsi="Times New Roman"/>
+                <w:sz w:val="20"/>
+              </w:rPr>
+              <w:t>0.674</w:t>
+            </w:r>
+          </w:p>
+        </w:tc>
+        <w:tc>
+          <w:tcPr>
+            <w:tcW w:type="dxa" w:w="851"/>
+          </w:tcPr>
+          <w:p>
+            <w:r>
+              <w:rPr>
+                <w:rFonts w:ascii="Times New Roman" w:hAnsi="Times New Roman"/>
+                <w:sz w:val="20"/>
+              </w:rPr>
+              <w:t>0.007</w:t>
+            </w:r>
+          </w:p>
+        </w:tc>
+        <w:tc>
+          <w:tcPr>
+            <w:tcW w:type="dxa" w:w="851"/>
+          </w:tcPr>
+          <w:p>
+            <w:r>
+              <w:rPr>
+                <w:rFonts w:ascii="Times New Roman" w:hAnsi="Times New Roman"/>
+                <w:sz w:val="20"/>
+              </w:rPr>
+              <w:t>2.800</w:t>
+            </w:r>
+          </w:p>
+        </w:tc>
+        <w:tc>
+          <w:tcPr>
+            <w:tcW w:type="dxa" w:w="851"/>
+          </w:tcPr>
+          <w:p>
+            <w:r>
+              <w:rPr>
+                <w:rFonts w:ascii="Times New Roman" w:hAnsi="Times New Roman"/>
+                <w:sz w:val="20"/>
+              </w:rPr>
+              <w:t>0.591</w:t>
+            </w:r>
+          </w:p>
+        </w:tc>
+        <w:tc>
+          <w:tcPr>
+            <w:tcW w:type="dxa" w:w="851"/>
+          </w:tcPr>
+          <w:p>
+            <w:r>
+              <w:rPr>
+                <w:rFonts w:ascii="Times New Roman" w:hAnsi="Times New Roman"/>
+                <w:sz w:val="20"/>
+              </w:rPr>
+              <w:t>0.690</w:t>
+            </w:r>
+          </w:p>
+        </w:tc>
+      </w:tr>
+      <w:tr>
+        <w:tc>
+          <w:tcPr>
+            <w:tcW w:type="dxa" w:w="851"/>
+          </w:tcPr>
+          <w:p>
+            <w:r>
+              <w:rPr>
+                <w:rFonts w:ascii="Times New Roman" w:hAnsi="Times New Roman"/>
+                <w:sz w:val="20"/>
+              </w:rPr>
+              <w:t>full</w:t>
+            </w:r>
+          </w:p>
+        </w:tc>
+        <w:tc>
+          <w:tcPr>
+            <w:tcW w:type="dxa" w:w="851"/>
+          </w:tcPr>
+          <w:p>
+            <w:r>
+              <w:rPr>
+                <w:rFonts w:ascii="Times New Roman" w:hAnsi="Times New Roman"/>
+                <w:sz w:val="20"/>
+              </w:rPr>
+              <w:t>Set_A</w:t>
+            </w:r>
+          </w:p>
+        </w:tc>
+        <w:tc>
+          <w:tcPr>
+            <w:tcW w:type="dxa" w:w="851"/>
+          </w:tcPr>
+          <w:p>
+            <w:r>
+              <w:rPr>
+                <w:rFonts w:ascii="Times New Roman" w:hAnsi="Times New Roman"/>
+                <w:sz w:val="20"/>
+              </w:rPr>
+              <w:t>logit_auc</w:t>
+            </w:r>
+          </w:p>
+        </w:tc>
+        <w:tc>
+          <w:tcPr>
+            <w:tcW w:type="dxa" w:w="851"/>
+          </w:tcPr>
+          <w:p>
+            <w:r>
+              <w:rPr>
+                <w:rFonts w:ascii="Times New Roman" w:hAnsi="Times New Roman"/>
+                <w:sz w:val="20"/>
+              </w:rPr>
+              <w:t>REML/iterated</w:t>
+            </w:r>
+          </w:p>
+        </w:tc>
+        <w:tc>
+          <w:tcPr>
+            <w:tcW w:type="dxa" w:w="851"/>
+          </w:tcPr>
+          <w:p>
+            <w:r>
+              <w:rPr>
+                <w:rFonts w:ascii="Times New Roman" w:hAnsi="Times New Roman"/>
+                <w:sz w:val="20"/>
+              </w:rPr>
+              <w:t>0.642</w:t>
+            </w:r>
+          </w:p>
+        </w:tc>
+        <w:tc>
+          <w:tcPr>
+            <w:tcW w:type="dxa" w:w="851"/>
+          </w:tcPr>
+          <w:p>
+            <w:r>
+              <w:rPr>
+                <w:rFonts w:ascii="Times New Roman" w:hAnsi="Times New Roman"/>
+                <w:sz w:val="20"/>
+              </w:rPr>
+              <w:t>0.609</w:t>
+            </w:r>
+          </w:p>
+        </w:tc>
+        <w:tc>
+          <w:tcPr>
+            <w:tcW w:type="dxa" w:w="851"/>
+          </w:tcPr>
+          <w:p>
+            <w:r>
+              <w:rPr>
+                <w:rFonts w:ascii="Times New Roman" w:hAnsi="Times New Roman"/>
+                <w:sz w:val="20"/>
+              </w:rPr>
+              <w:t>0.674</w:t>
+            </w:r>
+          </w:p>
+        </w:tc>
+        <w:tc>
+          <w:tcPr>
+            <w:tcW w:type="dxa" w:w="851"/>
+          </w:tcPr>
+          <w:p>
+            <w:r>
+              <w:rPr>
+                <w:rFonts w:ascii="Times New Roman" w:hAnsi="Times New Roman"/>
+                <w:sz w:val="20"/>
+              </w:rPr>
+              <w:t>0.007</w:t>
+            </w:r>
+          </w:p>
+        </w:tc>
+        <w:tc>
+          <w:tcPr>
+            <w:tcW w:type="dxa" w:w="851"/>
+          </w:tcPr>
+          <w:p>
+            <w:r>
+              <w:rPr>
+                <w:rFonts w:ascii="Times New Roman" w:hAnsi="Times New Roman"/>
+                <w:sz w:val="20"/>
+              </w:rPr>
+              <w:t>2.800</w:t>
+            </w:r>
+          </w:p>
+        </w:tc>
+        <w:tc>
+          <w:tcPr>
+            <w:tcW w:type="dxa" w:w="851"/>
+          </w:tcPr>
+          <w:p>
+            <w:r>
+              <w:rPr>
+                <w:rFonts w:ascii="Times New Roman" w:hAnsi="Times New Roman"/>
+                <w:sz w:val="20"/>
+              </w:rPr>
+              <w:t>0.591</w:t>
+            </w:r>
+          </w:p>
+        </w:tc>
+        <w:tc>
+          <w:tcPr>
+            <w:tcW w:type="dxa" w:w="851"/>
+          </w:tcPr>
+          <w:p>
+            <w:r>
+              <w:rPr>
+                <w:rFonts w:ascii="Times New Roman" w:hAnsi="Times New Roman"/>
+                <w:sz w:val="20"/>
+              </w:rPr>
+              <w:t>0.690</w:t>
+            </w:r>
+          </w:p>
+        </w:tc>
+      </w:tr>
+      <w:tr>
+        <w:tc>
+          <w:tcPr>
+            <w:tcW w:type="dxa" w:w="851"/>
+          </w:tcPr>
+          <w:p>
+            <w:r>
+              <w:rPr>
+                <w:rFonts w:ascii="Times New Roman" w:hAnsi="Times New Roman"/>
+                <w:sz w:val="20"/>
+              </w:rPr>
+              <w:t>full</w:t>
+            </w:r>
+          </w:p>
+        </w:tc>
+        <w:tc>
+          <w:tcPr>
+            <w:tcW w:type="dxa" w:w="851"/>
+          </w:tcPr>
+          <w:p>
+            <w:r>
+              <w:rPr>
+                <w:rFonts w:ascii="Times New Roman" w:hAnsi="Times New Roman"/>
+                <w:sz w:val="20"/>
+              </w:rPr>
+              <w:t>Set_C</w:t>
+            </w:r>
+          </w:p>
+        </w:tc>
+        <w:tc>
+          <w:tcPr>
+            <w:tcW w:type="dxa" w:w="851"/>
+          </w:tcPr>
+          <w:p>
+            <w:r>
+              <w:rPr>
+                <w:rFonts w:ascii="Times New Roman" w:hAnsi="Times New Roman"/>
+                <w:sz w:val="20"/>
+              </w:rPr>
+              <w:t>raw_auc</w:t>
+            </w:r>
+          </w:p>
+        </w:tc>
+        <w:tc>
+          <w:tcPr>
+            <w:tcW w:type="dxa" w:w="851"/>
+          </w:tcPr>
+          <w:p>
+            <w:r>
+              <w:rPr>
+                <w:rFonts w:ascii="Times New Roman" w:hAnsi="Times New Roman"/>
+                <w:sz w:val="20"/>
+              </w:rPr>
+              <w:t>DerSimonian-Laird</w:t>
+            </w:r>
+          </w:p>
+        </w:tc>
+        <w:tc>
+          <w:tcPr>
+            <w:tcW w:type="dxa" w:w="851"/>
+          </w:tcPr>
+          <w:p>
+            <w:r>
+              <w:rPr>
+                <w:rFonts w:ascii="Times New Roman" w:hAnsi="Times New Roman"/>
+                <w:sz w:val="20"/>
+              </w:rPr>
+              <w:t>0.739</w:t>
+            </w:r>
+          </w:p>
+        </w:tc>
+        <w:tc>
+          <w:tcPr>
+            <w:tcW w:type="dxa" w:w="851"/>
+          </w:tcPr>
+          <w:p>
+            <w:r>
+              <w:rPr>
+                <w:rFonts w:ascii="Times New Roman" w:hAnsi="Times New Roman"/>
+                <w:sz w:val="20"/>
+              </w:rPr>
+              <w:t>0.695</w:t>
+            </w:r>
+          </w:p>
+        </w:tc>
+        <w:tc>
+          <w:tcPr>
+            <w:tcW w:type="dxa" w:w="851"/>
+          </w:tcPr>
+          <w:p>
+            <w:r>
+              <w:rPr>
+                <w:rFonts w:ascii="Times New Roman" w:hAnsi="Times New Roman"/>
+                <w:sz w:val="20"/>
+              </w:rPr>
+              <w:t>0.783</w:t>
+            </w:r>
+          </w:p>
+        </w:tc>
+        <w:tc>
+          <w:tcPr>
+            <w:tcW w:type="dxa" w:w="851"/>
+          </w:tcPr>
+          <w:p>
+            <w:r>
+              <w:rPr>
+                <w:rFonts w:ascii="Times New Roman" w:hAnsi="Times New Roman"/>
+                <w:sz w:val="20"/>
+              </w:rPr>
+              <w:t>0.010</w:t>
+            </w:r>
+          </w:p>
+        </w:tc>
+        <w:tc>
+          <w:tcPr>
+            <w:tcW w:type="dxa" w:w="851"/>
+          </w:tcPr>
+          <w:p>
+            <w:r>
+              <w:rPr>
+                <w:rFonts w:ascii="Times New Roman" w:hAnsi="Times New Roman"/>
+                <w:sz w:val="20"/>
+              </w:rPr>
+              <w:t>55.700</w:t>
+            </w:r>
+          </w:p>
+        </w:tc>
+        <w:tc>
+          <w:tcPr>
+            <w:tcW w:type="dxa" w:w="851"/>
+          </w:tcPr>
+          <w:p>
+            <w:r>
+              <w:rPr>
+                <w:rFonts w:ascii="Times New Roman" w:hAnsi="Times New Roman"/>
+                <w:sz w:val="20"/>
+              </w:rPr>
+              <w:t>0.531</w:t>
+            </w:r>
+          </w:p>
+        </w:tc>
+        <w:tc>
+          <w:tcPr>
+            <w:tcW w:type="dxa" w:w="851"/>
+          </w:tcPr>
+          <w:p>
+            <w:r>
+              <w:rPr>
+                <w:rFonts w:ascii="Times New Roman" w:hAnsi="Times New Roman"/>
+                <w:sz w:val="20"/>
+              </w:rPr>
+              <w:t>0.947</w:t>
+            </w:r>
+          </w:p>
+        </w:tc>
+      </w:tr>
+      <w:tr>
+        <w:tc>
+          <w:tcPr>
+            <w:tcW w:type="dxa" w:w="851"/>
+          </w:tcPr>
+          <w:p>
+            <w:r>
+              <w:rPr>
+                <w:rFonts w:ascii="Times New Roman" w:hAnsi="Times New Roman"/>
+                <w:sz w:val="20"/>
+              </w:rPr>
+              <w:t>full</w:t>
+            </w:r>
+          </w:p>
+        </w:tc>
+        <w:tc>
+          <w:tcPr>
+            <w:tcW w:type="dxa" w:w="851"/>
+          </w:tcPr>
+          <w:p>
+            <w:r>
+              <w:rPr>
+                <w:rFonts w:ascii="Times New Roman" w:hAnsi="Times New Roman"/>
+                <w:sz w:val="20"/>
+              </w:rPr>
+              <w:t>Set_C</w:t>
+            </w:r>
+          </w:p>
+        </w:tc>
+        <w:tc>
+          <w:tcPr>
+            <w:tcW w:type="dxa" w:w="851"/>
+          </w:tcPr>
+          <w:p>
+            <w:r>
+              <w:rPr>
+                <w:rFonts w:ascii="Times New Roman" w:hAnsi="Times New Roman"/>
+                <w:sz w:val="20"/>
+              </w:rPr>
+              <w:t>raw_auc</w:t>
+            </w:r>
+          </w:p>
+        </w:tc>
+        <w:tc>
+          <w:tcPr>
+            <w:tcW w:type="dxa" w:w="851"/>
+          </w:tcPr>
+          <w:p>
+            <w:r>
+              <w:rPr>
+                <w:rFonts w:ascii="Times New Roman" w:hAnsi="Times New Roman"/>
+                <w:sz w:val="20"/>
+              </w:rPr>
+              <w:t>Paule-Mandel</w:t>
+            </w:r>
+          </w:p>
+        </w:tc>
+        <w:tc>
+          <w:tcPr>
+            <w:tcW w:type="dxa" w:w="851"/>
+          </w:tcPr>
+          <w:p>
+            <w:r>
+              <w:rPr>
+                <w:rFonts w:ascii="Times New Roman" w:hAnsi="Times New Roman"/>
+                <w:sz w:val="20"/>
+              </w:rPr>
+              <w:t>0.744</w:t>
+            </w:r>
+          </w:p>
+        </w:tc>
+        <w:tc>
+          <w:tcPr>
+            <w:tcW w:type="dxa" w:w="851"/>
+          </w:tcPr>
+          <w:p>
+            <w:r>
+              <w:rPr>
+                <w:rFonts w:ascii="Times New Roman" w:hAnsi="Times New Roman"/>
+                <w:sz w:val="20"/>
+              </w:rPr>
+              <w:t>0.706</w:t>
+            </w:r>
+          </w:p>
+        </w:tc>
+        <w:tc>
+          <w:tcPr>
+            <w:tcW w:type="dxa" w:w="851"/>
+          </w:tcPr>
+          <w:p>
+            <w:r>
+              <w:rPr>
+                <w:rFonts w:ascii="Times New Roman" w:hAnsi="Times New Roman"/>
+                <w:sz w:val="20"/>
+              </w:rPr>
+              <w:t>0.781</w:t>
+            </w:r>
+          </w:p>
+        </w:tc>
+        <w:tc>
+          <w:tcPr>
+            <w:tcW w:type="dxa" w:w="851"/>
+          </w:tcPr>
+          <w:p>
+            <w:r>
+              <w:rPr>
+                <w:rFonts w:ascii="Times New Roman" w:hAnsi="Times New Roman"/>
+                <w:sz w:val="20"/>
+              </w:rPr>
+              <w:t>0.005</w:t>
+            </w:r>
+          </w:p>
+        </w:tc>
+        <w:tc>
+          <w:tcPr>
+            <w:tcW w:type="dxa" w:w="851"/>
+          </w:tcPr>
+          <w:p>
+            <w:r>
+              <w:rPr>
+                <w:rFonts w:ascii="Times New Roman" w:hAnsi="Times New Roman"/>
+                <w:sz w:val="20"/>
+              </w:rPr>
+              <w:t>55.700</w:t>
+            </w:r>
+          </w:p>
+        </w:tc>
+        <w:tc>
+          <w:tcPr>
+            <w:tcW w:type="dxa" w:w="851"/>
+          </w:tcPr>
+          <w:p>
+            <w:r>
+              <w:rPr>
+                <w:rFonts w:ascii="Times New Roman" w:hAnsi="Times New Roman"/>
+                <w:sz w:val="20"/>
+              </w:rPr>
+              <w:t>0.531</w:t>
+            </w:r>
+          </w:p>
+        </w:tc>
+        <w:tc>
+          <w:tcPr>
+            <w:tcW w:type="dxa" w:w="851"/>
+          </w:tcPr>
+          <w:p>
+            <w:r>
+              <w:rPr>
+                <w:rFonts w:ascii="Times New Roman" w:hAnsi="Times New Roman"/>
+                <w:sz w:val="20"/>
+              </w:rPr>
+              <w:t>0.947</w:t>
+            </w:r>
+          </w:p>
+        </w:tc>
+      </w:tr>
+      <w:tr>
+        <w:tc>
+          <w:tcPr>
+            <w:tcW w:type="dxa" w:w="851"/>
+          </w:tcPr>
+          <w:p>
+            <w:r>
+              <w:rPr>
+                <w:rFonts w:ascii="Times New Roman" w:hAnsi="Times New Roman"/>
+                <w:sz w:val="20"/>
+              </w:rPr>
+              <w:t>full</w:t>
+            </w:r>
+          </w:p>
+        </w:tc>
+        <w:tc>
+          <w:tcPr>
+            <w:tcW w:type="dxa" w:w="851"/>
+          </w:tcPr>
+          <w:p>
+            <w:r>
+              <w:rPr>
+                <w:rFonts w:ascii="Times New Roman" w:hAnsi="Times New Roman"/>
+                <w:sz w:val="20"/>
+              </w:rPr>
+              <w:t>Set_C</w:t>
+            </w:r>
+          </w:p>
+        </w:tc>
+        <w:tc>
+          <w:tcPr>
+            <w:tcW w:type="dxa" w:w="851"/>
+          </w:tcPr>
+          <w:p>
+            <w:r>
+              <w:rPr>
+                <w:rFonts w:ascii="Times New Roman" w:hAnsi="Times New Roman"/>
+                <w:sz w:val="20"/>
+              </w:rPr>
+              <w:t>raw_auc</w:t>
+            </w:r>
+          </w:p>
+        </w:tc>
+        <w:tc>
+          <w:tcPr>
+            <w:tcW w:type="dxa" w:w="851"/>
+          </w:tcPr>
+          <w:p>
+            <w:r>
+              <w:rPr>
+                <w:rFonts w:ascii="Times New Roman" w:hAnsi="Times New Roman"/>
+                <w:sz w:val="20"/>
+              </w:rPr>
+              <w:t>REML/iterated</w:t>
+            </w:r>
+          </w:p>
+        </w:tc>
+        <w:tc>
+          <w:tcPr>
+            <w:tcW w:type="dxa" w:w="851"/>
+          </w:tcPr>
+          <w:p>
+            <w:r>
+              <w:rPr>
+                <w:rFonts w:ascii="Times New Roman" w:hAnsi="Times New Roman"/>
+                <w:sz w:val="20"/>
+              </w:rPr>
+              <w:t>0.744</w:t>
+            </w:r>
+          </w:p>
+        </w:tc>
+        <w:tc>
+          <w:tcPr>
+            <w:tcW w:type="dxa" w:w="851"/>
+          </w:tcPr>
+          <w:p>
+            <w:r>
+              <w:rPr>
+                <w:rFonts w:ascii="Times New Roman" w:hAnsi="Times New Roman"/>
+                <w:sz w:val="20"/>
+              </w:rPr>
+              <w:t>0.706</w:t>
+            </w:r>
+          </w:p>
+        </w:tc>
+        <w:tc>
+          <w:tcPr>
+            <w:tcW w:type="dxa" w:w="851"/>
+          </w:tcPr>
+          <w:p>
+            <w:r>
+              <w:rPr>
+                <w:rFonts w:ascii="Times New Roman" w:hAnsi="Times New Roman"/>
+                <w:sz w:val="20"/>
+              </w:rPr>
+              <w:t>0.781</w:t>
+            </w:r>
+          </w:p>
+        </w:tc>
+        <w:tc>
+          <w:tcPr>
+            <w:tcW w:type="dxa" w:w="851"/>
+          </w:tcPr>
+          <w:p>
+            <w:r>
+              <w:rPr>
+                <w:rFonts w:ascii="Times New Roman" w:hAnsi="Times New Roman"/>
+                <w:sz w:val="20"/>
+              </w:rPr>
+              <w:t>0.005</w:t>
+            </w:r>
+          </w:p>
+        </w:tc>
+        <w:tc>
+          <w:tcPr>
+            <w:tcW w:type="dxa" w:w="851"/>
+          </w:tcPr>
+          <w:p>
+            <w:r>
+              <w:rPr>
+                <w:rFonts w:ascii="Times New Roman" w:hAnsi="Times New Roman"/>
+                <w:sz w:val="20"/>
+              </w:rPr>
+              <w:t>55.700</w:t>
+            </w:r>
+          </w:p>
+        </w:tc>
+        <w:tc>
+          <w:tcPr>
+            <w:tcW w:type="dxa" w:w="851"/>
+          </w:tcPr>
+          <w:p>
+            <w:r>
+              <w:rPr>
+                <w:rFonts w:ascii="Times New Roman" w:hAnsi="Times New Roman"/>
+                <w:sz w:val="20"/>
+              </w:rPr>
+              <w:t>0.531</w:t>
+            </w:r>
+          </w:p>
+        </w:tc>
+        <w:tc>
+          <w:tcPr>
+            <w:tcW w:type="dxa" w:w="851"/>
+          </w:tcPr>
+          <w:p>
+            <w:r>
+              <w:rPr>
+                <w:rFonts w:ascii="Times New Roman" w:hAnsi="Times New Roman"/>
+                <w:sz w:val="20"/>
+              </w:rPr>
+              <w:t>0.947</w:t>
+            </w:r>
+          </w:p>
+        </w:tc>
+      </w:tr>
+      <w:tr>
+        <w:tc>
+          <w:tcPr>
+            <w:tcW w:type="dxa" w:w="851"/>
+          </w:tcPr>
+          <w:p>
+            <w:r>
+              <w:rPr>
+                <w:rFonts w:ascii="Times New Roman" w:hAnsi="Times New Roman"/>
+                <w:sz w:val="20"/>
+              </w:rPr>
+              <w:t>full</w:t>
+            </w:r>
+          </w:p>
+        </w:tc>
+        <w:tc>
+          <w:tcPr>
+            <w:tcW w:type="dxa" w:w="851"/>
+          </w:tcPr>
+          <w:p>
+            <w:r>
+              <w:rPr>
+                <w:rFonts w:ascii="Times New Roman" w:hAnsi="Times New Roman"/>
+                <w:sz w:val="20"/>
+              </w:rPr>
+              <w:t>Set_C</w:t>
+            </w:r>
+          </w:p>
+        </w:tc>
+        <w:tc>
+          <w:tcPr>
+            <w:tcW w:type="dxa" w:w="851"/>
+          </w:tcPr>
+          <w:p>
+            <w:r>
+              <w:rPr>
+                <w:rFonts w:ascii="Times New Roman" w:hAnsi="Times New Roman"/>
+                <w:sz w:val="20"/>
+              </w:rPr>
+              <w:t>logit_auc</w:t>
+            </w:r>
+          </w:p>
+        </w:tc>
+        <w:tc>
+          <w:tcPr>
+            <w:tcW w:type="dxa" w:w="851"/>
+          </w:tcPr>
+          <w:p>
+            <w:r>
+              <w:rPr>
+                <w:rFonts w:ascii="Times New Roman" w:hAnsi="Times New Roman"/>
+                <w:sz w:val="20"/>
+              </w:rPr>
+              <w:t>DerSimonian-Laird</w:t>
+            </w:r>
+          </w:p>
+        </w:tc>
+        <w:tc>
+          <w:tcPr>
+            <w:tcW w:type="dxa" w:w="851"/>
+          </w:tcPr>
+          <w:p>
+            <w:r>
+              <w:rPr>
+                <w:rFonts w:ascii="Times New Roman" w:hAnsi="Times New Roman"/>
+                <w:sz w:val="20"/>
+              </w:rPr>
+              <w:t>0.677</w:t>
+            </w:r>
+          </w:p>
+        </w:tc>
+        <w:tc>
+          <w:tcPr>
+            <w:tcW w:type="dxa" w:w="851"/>
+          </w:tcPr>
+          <w:p>
+            <w:r>
+              <w:rPr>
+                <w:rFonts w:ascii="Times New Roman" w:hAnsi="Times New Roman"/>
+                <w:sz w:val="20"/>
+              </w:rPr>
+              <w:t>0.647</w:t>
+            </w:r>
+          </w:p>
+        </w:tc>
+        <w:tc>
+          <w:tcPr>
+            <w:tcW w:type="dxa" w:w="851"/>
+          </w:tcPr>
+          <w:p>
+            <w:r>
+              <w:rPr>
+                <w:rFonts w:ascii="Times New Roman" w:hAnsi="Times New Roman"/>
+                <w:sz w:val="20"/>
+              </w:rPr>
+              <w:t>0.706</w:t>
+            </w:r>
+          </w:p>
+        </w:tc>
+        <w:tc>
+          <w:tcPr>
+            <w:tcW w:type="dxa" w:w="851"/>
+          </w:tcPr>
+          <w:p>
+            <w:r>
+              <w:rPr>
+                <w:rFonts w:ascii="Times New Roman" w:hAnsi="Times New Roman"/>
+                <w:sz w:val="20"/>
+              </w:rPr>
+              <w:t>-0.008</w:t>
+            </w:r>
+          </w:p>
+        </w:tc>
+        <w:tc>
+          <w:tcPr>
+            <w:tcW w:type="dxa" w:w="851"/>
+          </w:tcPr>
+          <w:p>
+            <w:r>
+              <w:rPr>
+                <w:rFonts w:ascii="Times New Roman" w:hAnsi="Times New Roman"/>
+                <w:sz w:val="20"/>
+              </w:rPr>
+              <w:t>0.000</w:t>
+            </w:r>
+          </w:p>
+        </w:tc>
+        <w:tc>
+          <w:tcPr>
+            <w:tcW w:type="dxa" w:w="851"/>
+          </w:tcPr>
+          <w:p>
+            <w:r>
+              <w:rPr>
+                <w:rFonts w:ascii="Times New Roman" w:hAnsi="Times New Roman"/>
+                <w:sz w:val="20"/>
+              </w:rPr>
+              <w:t>0.650</w:t>
+            </w:r>
+          </w:p>
+        </w:tc>
+        <w:tc>
+          <w:tcPr>
+            <w:tcW w:type="dxa" w:w="851"/>
+          </w:tcPr>
+          <w:p>
+            <w:r>
+              <w:rPr>
+                <w:rFonts w:ascii="Times New Roman" w:hAnsi="Times New Roman"/>
+                <w:sz w:val="20"/>
+              </w:rPr>
+              <w:t>0.715</w:t>
+            </w:r>
+          </w:p>
+        </w:tc>
+      </w:tr>
+      <w:tr>
+        <w:tc>
+          <w:tcPr>
+            <w:tcW w:type="dxa" w:w="851"/>
+          </w:tcPr>
+          <w:p>
+            <w:r>
+              <w:rPr>
+                <w:rFonts w:ascii="Times New Roman" w:hAnsi="Times New Roman"/>
+                <w:sz w:val="20"/>
+              </w:rPr>
+              <w:t>full</w:t>
+            </w:r>
+          </w:p>
+        </w:tc>
+        <w:tc>
+          <w:tcPr>
+            <w:tcW w:type="dxa" w:w="851"/>
+          </w:tcPr>
+          <w:p>
+            <w:r>
+              <w:rPr>
+                <w:rFonts w:ascii="Times New Roman" w:hAnsi="Times New Roman"/>
+                <w:sz w:val="20"/>
+              </w:rPr>
+              <w:t>Set_C</w:t>
+            </w:r>
+          </w:p>
+        </w:tc>
+        <w:tc>
+          <w:tcPr>
+            <w:tcW w:type="dxa" w:w="851"/>
+          </w:tcPr>
+          <w:p>
+            <w:r>
+              <w:rPr>
+                <w:rFonts w:ascii="Times New Roman" w:hAnsi="Times New Roman"/>
+                <w:sz w:val="20"/>
+              </w:rPr>
+              <w:t>logit_auc</w:t>
+            </w:r>
+          </w:p>
+        </w:tc>
+        <w:tc>
+          <w:tcPr>
+            <w:tcW w:type="dxa" w:w="851"/>
+          </w:tcPr>
+          <w:p>
+            <w:r>
+              <w:rPr>
+                <w:rFonts w:ascii="Times New Roman" w:hAnsi="Times New Roman"/>
+                <w:sz w:val="20"/>
+              </w:rPr>
+              <w:t>Paule-Mandel</w:t>
+            </w:r>
+          </w:p>
+        </w:tc>
+        <w:tc>
+          <w:tcPr>
+            <w:tcW w:type="dxa" w:w="851"/>
+          </w:tcPr>
+          <w:p>
+            <w:r>
+              <w:rPr>
+                <w:rFonts w:ascii="Times New Roman" w:hAnsi="Times New Roman"/>
+                <w:sz w:val="20"/>
+              </w:rPr>
+              <w:t>0.684</w:t>
+            </w:r>
+          </w:p>
+        </w:tc>
+        <w:tc>
+          <w:tcPr>
+            <w:tcW w:type="dxa" w:w="851"/>
+          </w:tcPr>
+          <w:p>
+            <w:r>
+              <w:rPr>
+                <w:rFonts w:ascii="Times New Roman" w:hAnsi="Times New Roman"/>
+                <w:sz w:val="20"/>
+              </w:rPr>
+              <w:t>0.651</w:t>
+            </w:r>
+          </w:p>
+        </w:tc>
+        <w:tc>
+          <w:tcPr>
+            <w:tcW w:type="dxa" w:w="851"/>
+          </w:tcPr>
+          <w:p>
+            <w:r>
+              <w:rPr>
+                <w:rFonts w:ascii="Times New Roman" w:hAnsi="Times New Roman"/>
+                <w:sz w:val="20"/>
+              </w:rPr>
+              <w:t>0.714</w:t>
+            </w:r>
+          </w:p>
+        </w:tc>
+        <w:tc>
+          <w:tcPr>
+            <w:tcW w:type="dxa" w:w="851"/>
+          </w:tcPr>
+          <w:p>
+            <w:r>
+              <w:rPr>
+                <w:rFonts w:ascii="Times New Roman" w:hAnsi="Times New Roman"/>
+                <w:sz w:val="20"/>
+              </w:rPr>
+              <w:t>0.000</w:t>
+            </w:r>
+          </w:p>
+        </w:tc>
+        <w:tc>
+          <w:tcPr>
+            <w:tcW w:type="dxa" w:w="851"/>
+          </w:tcPr>
+          <w:p>
+            <w:r>
+              <w:rPr>
+                <w:rFonts w:ascii="Times New Roman" w:hAnsi="Times New Roman"/>
+                <w:sz w:val="20"/>
+              </w:rPr>
+              <w:t>0.000</w:t>
+            </w:r>
+          </w:p>
+        </w:tc>
+        <w:tc>
+          <w:tcPr>
+            <w:tcW w:type="dxa" w:w="851"/>
+          </w:tcPr>
+          <w:p>
+            <w:r>
+              <w:rPr>
+                <w:rFonts w:ascii="Times New Roman" w:hAnsi="Times New Roman"/>
+                <w:sz w:val="20"/>
+              </w:rPr>
+              <w:t>0.650</w:t>
+            </w:r>
+          </w:p>
+        </w:tc>
+        <w:tc>
+          <w:tcPr>
+            <w:tcW w:type="dxa" w:w="851"/>
+          </w:tcPr>
+          <w:p>
+            <w:r>
+              <w:rPr>
+                <w:rFonts w:ascii="Times New Roman" w:hAnsi="Times New Roman"/>
+                <w:sz w:val="20"/>
+              </w:rPr>
+              <w:t>0.715</w:t>
+            </w:r>
+          </w:p>
+        </w:tc>
+      </w:tr>
+      <w:tr>
+        <w:tc>
+          <w:tcPr>
+            <w:tcW w:type="dxa" w:w="851"/>
+          </w:tcPr>
+          <w:p>
+            <w:r>
+              <w:rPr>
+                <w:rFonts w:ascii="Times New Roman" w:hAnsi="Times New Roman"/>
+                <w:sz w:val="20"/>
+              </w:rPr>
+              <w:t>full</w:t>
+            </w:r>
+          </w:p>
+        </w:tc>
+        <w:tc>
+          <w:tcPr>
+            <w:tcW w:type="dxa" w:w="851"/>
+          </w:tcPr>
+          <w:p>
+            <w:r>
+              <w:rPr>
+                <w:rFonts w:ascii="Times New Roman" w:hAnsi="Times New Roman"/>
+                <w:sz w:val="20"/>
+              </w:rPr>
+              <w:t>Set_C</w:t>
+            </w:r>
+          </w:p>
+        </w:tc>
+        <w:tc>
+          <w:tcPr>
+            <w:tcW w:type="dxa" w:w="851"/>
+          </w:tcPr>
+          <w:p>
+            <w:r>
+              <w:rPr>
+                <w:rFonts w:ascii="Times New Roman" w:hAnsi="Times New Roman"/>
+                <w:sz w:val="20"/>
+              </w:rPr>
+              <w:t>logit_auc</w:t>
+            </w:r>
+          </w:p>
+        </w:tc>
+        <w:tc>
+          <w:tcPr>
+            <w:tcW w:type="dxa" w:w="851"/>
+          </w:tcPr>
+          <w:p>
+            <w:r>
+              <w:rPr>
+                <w:rFonts w:ascii="Times New Roman" w:hAnsi="Times New Roman"/>
+                <w:sz w:val="20"/>
+              </w:rPr>
+              <w:t>REML/iterated</w:t>
+            </w:r>
+          </w:p>
+        </w:tc>
+        <w:tc>
+          <w:tcPr>
+            <w:tcW w:type="dxa" w:w="851"/>
+          </w:tcPr>
+          <w:p>
+            <w:r>
+              <w:rPr>
+                <w:rFonts w:ascii="Times New Roman" w:hAnsi="Times New Roman"/>
+                <w:sz w:val="20"/>
+              </w:rPr>
+              <w:t>0.684</w:t>
+            </w:r>
+          </w:p>
+        </w:tc>
+        <w:tc>
+          <w:tcPr>
+            <w:tcW w:type="dxa" w:w="851"/>
+          </w:tcPr>
+          <w:p>
+            <w:r>
+              <w:rPr>
+                <w:rFonts w:ascii="Times New Roman" w:hAnsi="Times New Roman"/>
+                <w:sz w:val="20"/>
+              </w:rPr>
+              <w:t>0.651</w:t>
+            </w:r>
+          </w:p>
+        </w:tc>
+        <w:tc>
+          <w:tcPr>
+            <w:tcW w:type="dxa" w:w="851"/>
+          </w:tcPr>
+          <w:p>
+            <w:r>
+              <w:rPr>
+                <w:rFonts w:ascii="Times New Roman" w:hAnsi="Times New Roman"/>
+                <w:sz w:val="20"/>
+              </w:rPr>
+              <w:t>0.714</w:t>
+            </w:r>
+          </w:p>
+        </w:tc>
+        <w:tc>
+          <w:tcPr>
+            <w:tcW w:type="dxa" w:w="851"/>
+          </w:tcPr>
+          <w:p>
+            <w:r>
+              <w:rPr>
+                <w:rFonts w:ascii="Times New Roman" w:hAnsi="Times New Roman"/>
+                <w:sz w:val="20"/>
+              </w:rPr>
+              <w:t>0.000</w:t>
+            </w:r>
+          </w:p>
+        </w:tc>
+        <w:tc>
+          <w:tcPr>
+            <w:tcW w:type="dxa" w:w="851"/>
+          </w:tcPr>
+          <w:p>
+            <w:r>
+              <w:rPr>
+                <w:rFonts w:ascii="Times New Roman" w:hAnsi="Times New Roman"/>
+                <w:sz w:val="20"/>
+              </w:rPr>
+              <w:t>0.000</w:t>
+            </w:r>
+          </w:p>
+        </w:tc>
+        <w:tc>
+          <w:tcPr>
+            <w:tcW w:type="dxa" w:w="851"/>
+          </w:tcPr>
+          <w:p>
+            <w:r>
+              <w:rPr>
+                <w:rFonts w:ascii="Times New Roman" w:hAnsi="Times New Roman"/>
+                <w:sz w:val="20"/>
+              </w:rPr>
+              <w:t>0.650</w:t>
+            </w:r>
+          </w:p>
+        </w:tc>
+        <w:tc>
+          <w:tcPr>
+            <w:tcW w:type="dxa" w:w="851"/>
+          </w:tcPr>
+          <w:p>
+            <w:r>
+              <w:rPr>
+                <w:rFonts w:ascii="Times New Roman" w:hAnsi="Times New Roman"/>
+                <w:sz w:val="20"/>
+              </w:rPr>
+              <w:t>0.715</w:t>
+            </w:r>
+          </w:p>
+        </w:tc>
+      </w:tr>
+      <w:tr>
+        <w:tc>
+          <w:tcPr>
+            <w:tcW w:type="dxa" w:w="851"/>
+          </w:tcPr>
+          <w:p>
+            <w:r>
+              <w:rPr>
+                <w:rFonts w:ascii="Times New Roman" w:hAnsi="Times New Roman"/>
+                <w:sz w:val="20"/>
+              </w:rPr>
+              <w:t>pure</w:t>
+            </w:r>
+          </w:p>
+        </w:tc>
+        <w:tc>
+          <w:tcPr>
+            <w:tcW w:type="dxa" w:w="851"/>
+          </w:tcPr>
+          <w:p>
+            <w:r>
+              <w:rPr>
+                <w:rFonts w:ascii="Times New Roman" w:hAnsi="Times New Roman"/>
+                <w:sz w:val="20"/>
+              </w:rPr>
+              <w:t>Set_C</w:t>
+            </w:r>
+          </w:p>
+        </w:tc>
+        <w:tc>
+          <w:tcPr>
+            <w:tcW w:type="dxa" w:w="851"/>
+          </w:tcPr>
+          <w:p>
+            <w:r>
+              <w:rPr>
+                <w:rFonts w:ascii="Times New Roman" w:hAnsi="Times New Roman"/>
+                <w:sz w:val="20"/>
+              </w:rPr>
+              <w:t>raw_auc</w:t>
+            </w:r>
+          </w:p>
+        </w:tc>
+        <w:tc>
+          <w:tcPr>
+            <w:tcW w:type="dxa" w:w="851"/>
+          </w:tcPr>
+          <w:p>
+            <w:r>
+              <w:rPr>
+                <w:rFonts w:ascii="Times New Roman" w:hAnsi="Times New Roman"/>
+                <w:sz w:val="20"/>
+              </w:rPr>
+              <w:t>DerSimonian-Laird</w:t>
+            </w:r>
+          </w:p>
+        </w:tc>
+        <w:tc>
+          <w:tcPr>
+            <w:tcW w:type="dxa" w:w="851"/>
+          </w:tcPr>
+          <w:p>
+            <w:r>
+              <w:rPr>
+                <w:rFonts w:ascii="Times New Roman" w:hAnsi="Times New Roman"/>
+                <w:sz w:val="20"/>
+              </w:rPr>
+              <w:t>0.592</w:t>
+            </w:r>
+          </w:p>
+        </w:tc>
+        <w:tc>
+          <w:tcPr>
+            <w:tcW w:type="dxa" w:w="851"/>
+          </w:tcPr>
+          <w:p>
+            <w:r>
+              <w:rPr>
+                <w:rFonts w:ascii="Times New Roman" w:hAnsi="Times New Roman"/>
+                <w:sz w:val="20"/>
+              </w:rPr>
+              <w:t>0.534</w:t>
+            </w:r>
+          </w:p>
+        </w:tc>
+        <w:tc>
+          <w:tcPr>
+            <w:tcW w:type="dxa" w:w="851"/>
+          </w:tcPr>
+          <w:p>
+            <w:r>
+              <w:rPr>
+                <w:rFonts w:ascii="Times New Roman" w:hAnsi="Times New Roman"/>
+                <w:sz w:val="20"/>
+              </w:rPr>
+              <w:t>0.651</w:t>
+            </w:r>
+          </w:p>
+        </w:tc>
+        <w:tc>
+          <w:tcPr>
+            <w:tcW w:type="dxa" w:w="851"/>
+          </w:tcPr>
+          <w:p>
+            <w:r>
+              <w:rPr>
+                <w:rFonts w:ascii="Times New Roman" w:hAnsi="Times New Roman"/>
+                <w:sz w:val="20"/>
+              </w:rPr>
+              <w:t>-0.000</w:t>
+            </w:r>
+          </w:p>
+        </w:tc>
+        <w:tc>
+          <w:tcPr>
+            <w:tcW w:type="dxa" w:w="851"/>
+          </w:tcPr>
+          <w:p>
+            <w:r>
+              <w:rPr>
+                <w:rFonts w:ascii="Times New Roman" w:hAnsi="Times New Roman"/>
+                <w:sz w:val="20"/>
+              </w:rPr>
+              <w:t>0.000</w:t>
+            </w:r>
+          </w:p>
+        </w:tc>
+        <w:tc>
+          <w:tcPr>
+            <w:tcW w:type="dxa" w:w="851"/>
+          </w:tcPr>
+          <w:p>
+            <w:r>
+              <w:rPr>
+                <w:rFonts w:ascii="Times New Roman" w:hAnsi="Times New Roman"/>
+                <w:sz w:val="20"/>
+              </w:rPr>
+              <w:t>0.527</w:t>
+            </w:r>
+          </w:p>
+        </w:tc>
+        <w:tc>
+          <w:tcPr>
+            <w:tcW w:type="dxa" w:w="851"/>
+          </w:tcPr>
+          <w:p>
+            <w:r>
+              <w:rPr>
+                <w:rFonts w:ascii="Times New Roman" w:hAnsi="Times New Roman"/>
+                <w:sz w:val="20"/>
+              </w:rPr>
+              <w:t>0.657</w:t>
+            </w:r>
+          </w:p>
+        </w:tc>
+      </w:tr>
+      <w:tr>
+        <w:tc>
+          <w:tcPr>
+            <w:tcW w:type="dxa" w:w="851"/>
+          </w:tcPr>
+          <w:p>
+            <w:r>
+              <w:rPr>
+                <w:rFonts w:ascii="Times New Roman" w:hAnsi="Times New Roman"/>
+                <w:sz w:val="20"/>
+              </w:rPr>
+              <w:t>pure</w:t>
+            </w:r>
+          </w:p>
+        </w:tc>
+        <w:tc>
+          <w:tcPr>
+            <w:tcW w:type="dxa" w:w="851"/>
+          </w:tcPr>
+          <w:p>
+            <w:r>
+              <w:rPr>
+                <w:rFonts w:ascii="Times New Roman" w:hAnsi="Times New Roman"/>
+                <w:sz w:val="20"/>
+              </w:rPr>
+              <w:t>Set_C</w:t>
+            </w:r>
+          </w:p>
+        </w:tc>
+        <w:tc>
+          <w:tcPr>
+            <w:tcW w:type="dxa" w:w="851"/>
+          </w:tcPr>
+          <w:p>
+            <w:r>
+              <w:rPr>
+                <w:rFonts w:ascii="Times New Roman" w:hAnsi="Times New Roman"/>
+                <w:sz w:val="20"/>
+              </w:rPr>
+              <w:t>raw_auc</w:t>
+            </w:r>
+          </w:p>
+        </w:tc>
+        <w:tc>
+          <w:tcPr>
+            <w:tcW w:type="dxa" w:w="851"/>
+          </w:tcPr>
+          <w:p>
+            <w:r>
+              <w:rPr>
+                <w:rFonts w:ascii="Times New Roman" w:hAnsi="Times New Roman"/>
+                <w:sz w:val="20"/>
+              </w:rPr>
+              <w:t>Paule-Mandel</w:t>
+            </w:r>
+          </w:p>
+        </w:tc>
+        <w:tc>
+          <w:tcPr>
+            <w:tcW w:type="dxa" w:w="851"/>
+          </w:tcPr>
+          <w:p>
+            <w:r>
+              <w:rPr>
+                <w:rFonts w:ascii="Times New Roman" w:hAnsi="Times New Roman"/>
+                <w:sz w:val="20"/>
+              </w:rPr>
+              <w:t>0.592</w:t>
+            </w:r>
+          </w:p>
+        </w:tc>
+        <w:tc>
+          <w:tcPr>
+            <w:tcW w:type="dxa" w:w="851"/>
+          </w:tcPr>
+          <w:p>
+            <w:r>
+              <w:rPr>
+                <w:rFonts w:ascii="Times New Roman" w:hAnsi="Times New Roman"/>
+                <w:sz w:val="20"/>
+              </w:rPr>
+              <w:t>0.532</w:t>
+            </w:r>
+          </w:p>
+        </w:tc>
+        <w:tc>
+          <w:tcPr>
+            <w:tcW w:type="dxa" w:w="851"/>
+          </w:tcPr>
+          <w:p>
+            <w:r>
+              <w:rPr>
+                <w:rFonts w:ascii="Times New Roman" w:hAnsi="Times New Roman"/>
+                <w:sz w:val="20"/>
+              </w:rPr>
+              <w:t>0.651</w:t>
+            </w:r>
+          </w:p>
+        </w:tc>
+        <w:tc>
+          <w:tcPr>
+            <w:tcW w:type="dxa" w:w="851"/>
+          </w:tcPr>
+          <w:p>
+            <w:r>
+              <w:rPr>
+                <w:rFonts w:ascii="Times New Roman" w:hAnsi="Times New Roman"/>
+                <w:sz w:val="20"/>
+              </w:rPr>
+              <w:t>0.000</w:t>
+            </w:r>
+          </w:p>
+        </w:tc>
+        <w:tc>
+          <w:tcPr>
+            <w:tcW w:type="dxa" w:w="851"/>
+          </w:tcPr>
+          <w:p>
+            <w:r>
+              <w:rPr>
+                <w:rFonts w:ascii="Times New Roman" w:hAnsi="Times New Roman"/>
+                <w:sz w:val="20"/>
+              </w:rPr>
+              <w:t>0.000</w:t>
+            </w:r>
+          </w:p>
+        </w:tc>
+        <w:tc>
+          <w:tcPr>
+            <w:tcW w:type="dxa" w:w="851"/>
+          </w:tcPr>
+          <w:p>
+            <w:r>
+              <w:rPr>
+                <w:rFonts w:ascii="Times New Roman" w:hAnsi="Times New Roman"/>
+                <w:sz w:val="20"/>
+              </w:rPr>
+              <w:t>0.527</w:t>
+            </w:r>
+          </w:p>
+        </w:tc>
+        <w:tc>
+          <w:tcPr>
+            <w:tcW w:type="dxa" w:w="851"/>
+          </w:tcPr>
+          <w:p>
+            <w:r>
+              <w:rPr>
+                <w:rFonts w:ascii="Times New Roman" w:hAnsi="Times New Roman"/>
+                <w:sz w:val="20"/>
+              </w:rPr>
+              <w:t>0.657</w:t>
+            </w:r>
+          </w:p>
+        </w:tc>
+      </w:tr>
+      <w:tr>
+        <w:tc>
+          <w:tcPr>
+            <w:tcW w:type="dxa" w:w="851"/>
+          </w:tcPr>
+          <w:p>
+            <w:r>
+              <w:rPr>
+                <w:rFonts w:ascii="Times New Roman" w:hAnsi="Times New Roman"/>
+                <w:sz w:val="20"/>
+              </w:rPr>
+              <w:t>pure</w:t>
+            </w:r>
+          </w:p>
+        </w:tc>
+        <w:tc>
+          <w:tcPr>
+            <w:tcW w:type="dxa" w:w="851"/>
+          </w:tcPr>
+          <w:p>
+            <w:r>
+              <w:rPr>
+                <w:rFonts w:ascii="Times New Roman" w:hAnsi="Times New Roman"/>
+                <w:sz w:val="20"/>
+              </w:rPr>
+              <w:t>Set_C</w:t>
+            </w:r>
+          </w:p>
+        </w:tc>
+        <w:tc>
+          <w:tcPr>
+            <w:tcW w:type="dxa" w:w="851"/>
+          </w:tcPr>
+          <w:p>
+            <w:r>
+              <w:rPr>
+                <w:rFonts w:ascii="Times New Roman" w:hAnsi="Times New Roman"/>
+                <w:sz w:val="20"/>
+              </w:rPr>
+              <w:t>raw_auc</w:t>
+            </w:r>
+          </w:p>
+        </w:tc>
+        <w:tc>
+          <w:tcPr>
+            <w:tcW w:type="dxa" w:w="851"/>
+          </w:tcPr>
+          <w:p>
+            <w:r>
+              <w:rPr>
+                <w:rFonts w:ascii="Times New Roman" w:hAnsi="Times New Roman"/>
+                <w:sz w:val="20"/>
+              </w:rPr>
+              <w:t>REML/iterated</w:t>
+            </w:r>
+          </w:p>
+        </w:tc>
+        <w:tc>
+          <w:tcPr>
+            <w:tcW w:type="dxa" w:w="851"/>
+          </w:tcPr>
+          <w:p>
+            <w:r>
+              <w:rPr>
+                <w:rFonts w:ascii="Times New Roman" w:hAnsi="Times New Roman"/>
+                <w:sz w:val="20"/>
+              </w:rPr>
+              <w:t>0.592</w:t>
+            </w:r>
+          </w:p>
+        </w:tc>
+        <w:tc>
+          <w:tcPr>
+            <w:tcW w:type="dxa" w:w="851"/>
+          </w:tcPr>
+          <w:p>
+            <w:r>
+              <w:rPr>
+                <w:rFonts w:ascii="Times New Roman" w:hAnsi="Times New Roman"/>
+                <w:sz w:val="20"/>
+              </w:rPr>
+              <w:t>0.532</w:t>
+            </w:r>
+          </w:p>
+        </w:tc>
+        <w:tc>
+          <w:tcPr>
+            <w:tcW w:type="dxa" w:w="851"/>
+          </w:tcPr>
+          <w:p>
+            <w:r>
+              <w:rPr>
+                <w:rFonts w:ascii="Times New Roman" w:hAnsi="Times New Roman"/>
+                <w:sz w:val="20"/>
+              </w:rPr>
+              <w:t>0.651</w:t>
+            </w:r>
+          </w:p>
+        </w:tc>
+        <w:tc>
+          <w:tcPr>
+            <w:tcW w:type="dxa" w:w="851"/>
+          </w:tcPr>
+          <w:p>
+            <w:r>
+              <w:rPr>
+                <w:rFonts w:ascii="Times New Roman" w:hAnsi="Times New Roman"/>
+                <w:sz w:val="20"/>
+              </w:rPr>
+              <w:t>0.000</w:t>
+            </w:r>
+          </w:p>
+        </w:tc>
+        <w:tc>
+          <w:tcPr>
+            <w:tcW w:type="dxa" w:w="851"/>
+          </w:tcPr>
+          <w:p>
+            <w:r>
+              <w:rPr>
+                <w:rFonts w:ascii="Times New Roman" w:hAnsi="Times New Roman"/>
+                <w:sz w:val="20"/>
+              </w:rPr>
+              <w:t>0.000</w:t>
+            </w:r>
+          </w:p>
+        </w:tc>
+        <w:tc>
+          <w:tcPr>
+            <w:tcW w:type="dxa" w:w="851"/>
+          </w:tcPr>
+          <w:p>
+            <w:r>
+              <w:rPr>
+                <w:rFonts w:ascii="Times New Roman" w:hAnsi="Times New Roman"/>
+                <w:sz w:val="20"/>
+              </w:rPr>
+              <w:t>0.527</w:t>
+            </w:r>
+          </w:p>
+        </w:tc>
+        <w:tc>
+          <w:tcPr>
+            <w:tcW w:type="dxa" w:w="851"/>
+          </w:tcPr>
+          <w:p>
+            <w:r>
+              <w:rPr>
+                <w:rFonts w:ascii="Times New Roman" w:hAnsi="Times New Roman"/>
+                <w:sz w:val="20"/>
+              </w:rPr>
+              <w:t>0.657</w:t>
+            </w:r>
+          </w:p>
+        </w:tc>
+      </w:tr>
+      <w:tr>
+        <w:tc>
+          <w:tcPr>
+            <w:tcW w:type="dxa" w:w="851"/>
+          </w:tcPr>
+          <w:p>
+            <w:r>
+              <w:rPr>
+                <w:rFonts w:ascii="Times New Roman" w:hAnsi="Times New Roman"/>
+                <w:sz w:val="20"/>
+              </w:rPr>
+              <w:t>pure</w:t>
+            </w:r>
+          </w:p>
+        </w:tc>
+        <w:tc>
+          <w:tcPr>
+            <w:tcW w:type="dxa" w:w="851"/>
+          </w:tcPr>
+          <w:p>
+            <w:r>
+              <w:rPr>
+                <w:rFonts w:ascii="Times New Roman" w:hAnsi="Times New Roman"/>
+                <w:sz w:val="20"/>
+              </w:rPr>
+              <w:t>Set_C</w:t>
+            </w:r>
+          </w:p>
+        </w:tc>
+        <w:tc>
+          <w:tcPr>
+            <w:tcW w:type="dxa" w:w="851"/>
+          </w:tcPr>
+          <w:p>
+            <w:r>
+              <w:rPr>
+                <w:rFonts w:ascii="Times New Roman" w:hAnsi="Times New Roman"/>
+                <w:sz w:val="20"/>
+              </w:rPr>
+              <w:t>logit_auc</w:t>
+            </w:r>
+          </w:p>
+        </w:tc>
+        <w:tc>
+          <w:tcPr>
+            <w:tcW w:type="dxa" w:w="851"/>
+          </w:tcPr>
+          <w:p>
+            <w:r>
+              <w:rPr>
+                <w:rFonts w:ascii="Times New Roman" w:hAnsi="Times New Roman"/>
+                <w:sz w:val="20"/>
+              </w:rPr>
+              <w:t>DerSimonian-Laird</w:t>
+            </w:r>
+          </w:p>
+        </w:tc>
+        <w:tc>
+          <w:tcPr>
+            <w:tcW w:type="dxa" w:w="851"/>
+          </w:tcPr>
+          <w:p>
+            <w:r>
+              <w:rPr>
+                <w:rFonts w:ascii="Times New Roman" w:hAnsi="Times New Roman"/>
+                <w:sz w:val="20"/>
+              </w:rPr>
+              <w:t>0.576</w:t>
+            </w:r>
+          </w:p>
+        </w:tc>
+        <w:tc>
+          <w:tcPr>
+            <w:tcW w:type="dxa" w:w="851"/>
+          </w:tcPr>
+          <w:p>
+            <w:r>
+              <w:rPr>
+                <w:rFonts w:ascii="Times New Roman" w:hAnsi="Times New Roman"/>
+                <w:sz w:val="20"/>
+              </w:rPr>
+              <w:t>0.532</w:t>
+            </w:r>
+          </w:p>
+        </w:tc>
+        <w:tc>
+          <w:tcPr>
+            <w:tcW w:type="dxa" w:w="851"/>
+          </w:tcPr>
+          <w:p>
+            <w:r>
+              <w:rPr>
+                <w:rFonts w:ascii="Times New Roman" w:hAnsi="Times New Roman"/>
+                <w:sz w:val="20"/>
+              </w:rPr>
+              <w:t>0.619</w:t>
+            </w:r>
+          </w:p>
+        </w:tc>
+        <w:tc>
+          <w:tcPr>
+            <w:tcW w:type="dxa" w:w="851"/>
+          </w:tcPr>
+          <w:p>
+            <w:r>
+              <w:rPr>
+                <w:rFonts w:ascii="Times New Roman" w:hAnsi="Times New Roman"/>
+                <w:sz w:val="20"/>
+              </w:rPr>
+              <w:t>-0.063</w:t>
+            </w:r>
+          </w:p>
+        </w:tc>
+        <w:tc>
+          <w:tcPr>
+            <w:tcW w:type="dxa" w:w="851"/>
+          </w:tcPr>
+          <w:p>
+            <w:r>
+              <w:rPr>
+                <w:rFonts w:ascii="Times New Roman" w:hAnsi="Times New Roman"/>
+                <w:sz w:val="20"/>
+              </w:rPr>
+              <w:t>0.000</w:t>
+            </w:r>
+          </w:p>
+        </w:tc>
+        <w:tc>
+          <w:tcPr>
+            <w:tcW w:type="dxa" w:w="851"/>
+          </w:tcPr>
+          <w:p>
+            <w:r>
+              <w:rPr>
+                <w:rFonts w:ascii="Times New Roman" w:hAnsi="Times New Roman"/>
+                <w:sz w:val="20"/>
+              </w:rPr>
+              <w:t>0.505</w:t>
+            </w:r>
+          </w:p>
+        </w:tc>
+        <w:tc>
+          <w:tcPr>
+            <w:tcW w:type="dxa" w:w="851"/>
+          </w:tcPr>
+          <w:p>
+            <w:r>
+              <w:rPr>
+                <w:rFonts w:ascii="Times New Roman" w:hAnsi="Times New Roman"/>
+                <w:sz w:val="20"/>
+              </w:rPr>
+              <w:t>0.643</w:t>
+            </w:r>
+          </w:p>
+        </w:tc>
+      </w:tr>
+      <w:tr>
+        <w:tc>
+          <w:tcPr>
+            <w:tcW w:type="dxa" w:w="851"/>
+          </w:tcPr>
+          <w:p>
+            <w:r>
+              <w:rPr>
+                <w:rFonts w:ascii="Times New Roman" w:hAnsi="Times New Roman"/>
+                <w:sz w:val="20"/>
+              </w:rPr>
+              <w:t>pure</w:t>
+            </w:r>
+          </w:p>
+        </w:tc>
+        <w:tc>
+          <w:tcPr>
+            <w:tcW w:type="dxa" w:w="851"/>
+          </w:tcPr>
+          <w:p>
+            <w:r>
+              <w:rPr>
+                <w:rFonts w:ascii="Times New Roman" w:hAnsi="Times New Roman"/>
+                <w:sz w:val="20"/>
+              </w:rPr>
+              <w:t>Set_C</w:t>
+            </w:r>
+          </w:p>
+        </w:tc>
+        <w:tc>
+          <w:tcPr>
+            <w:tcW w:type="dxa" w:w="851"/>
+          </w:tcPr>
+          <w:p>
+            <w:r>
+              <w:rPr>
+                <w:rFonts w:ascii="Times New Roman" w:hAnsi="Times New Roman"/>
+                <w:sz w:val="20"/>
+              </w:rPr>
+              <w:t>logit_auc</w:t>
+            </w:r>
+          </w:p>
+        </w:tc>
+        <w:tc>
+          <w:tcPr>
+            <w:tcW w:type="dxa" w:w="851"/>
+          </w:tcPr>
+          <w:p>
+            <w:r>
+              <w:rPr>
+                <w:rFonts w:ascii="Times New Roman" w:hAnsi="Times New Roman"/>
+                <w:sz w:val="20"/>
+              </w:rPr>
+              <w:t>Paule-Mandel</w:t>
+            </w:r>
+          </w:p>
+        </w:tc>
+        <w:tc>
+          <w:tcPr>
+            <w:tcW w:type="dxa" w:w="851"/>
+          </w:tcPr>
+          <w:p>
+            <w:r>
+              <w:rPr>
+                <w:rFonts w:ascii="Times New Roman" w:hAnsi="Times New Roman"/>
+                <w:sz w:val="20"/>
+              </w:rPr>
+              <w:t>0.576</w:t>
+            </w:r>
+          </w:p>
+        </w:tc>
+        <w:tc>
+          <w:tcPr>
+            <w:tcW w:type="dxa" w:w="851"/>
+          </w:tcPr>
+          <w:p>
+            <w:r>
+              <w:rPr>
+                <w:rFonts w:ascii="Times New Roman" w:hAnsi="Times New Roman"/>
+                <w:sz w:val="20"/>
+              </w:rPr>
+              <w:t>0.512</w:t>
+            </w:r>
+          </w:p>
+        </w:tc>
+        <w:tc>
+          <w:tcPr>
+            <w:tcW w:type="dxa" w:w="851"/>
+          </w:tcPr>
+          <w:p>
+            <w:r>
+              <w:rPr>
+                <w:rFonts w:ascii="Times New Roman" w:hAnsi="Times New Roman"/>
+                <w:sz w:val="20"/>
+              </w:rPr>
+              <w:t>0.637</w:t>
+            </w:r>
+          </w:p>
+        </w:tc>
+        <w:tc>
+          <w:tcPr>
+            <w:tcW w:type="dxa" w:w="851"/>
+          </w:tcPr>
+          <w:p>
+            <w:r>
+              <w:rPr>
+                <w:rFonts w:ascii="Times New Roman" w:hAnsi="Times New Roman"/>
+                <w:sz w:val="20"/>
+              </w:rPr>
+              <w:t>0.000</w:t>
+            </w:r>
+          </w:p>
+        </w:tc>
+        <w:tc>
+          <w:tcPr>
+            <w:tcW w:type="dxa" w:w="851"/>
+          </w:tcPr>
+          <w:p>
+            <w:r>
+              <w:rPr>
+                <w:rFonts w:ascii="Times New Roman" w:hAnsi="Times New Roman"/>
+                <w:sz w:val="20"/>
+              </w:rPr>
+              <w:t>0.000</w:t>
+            </w:r>
+          </w:p>
+        </w:tc>
+        <w:tc>
+          <w:tcPr>
+            <w:tcW w:type="dxa" w:w="851"/>
+          </w:tcPr>
+          <w:p>
+            <w:r>
+              <w:rPr>
+                <w:rFonts w:ascii="Times New Roman" w:hAnsi="Times New Roman"/>
+                <w:sz w:val="20"/>
+              </w:rPr>
+              <w:t>0.505</w:t>
+            </w:r>
+          </w:p>
+        </w:tc>
+        <w:tc>
+          <w:tcPr>
+            <w:tcW w:type="dxa" w:w="851"/>
+          </w:tcPr>
+          <w:p>
+            <w:r>
+              <w:rPr>
+                <w:rFonts w:ascii="Times New Roman" w:hAnsi="Times New Roman"/>
+                <w:sz w:val="20"/>
+              </w:rPr>
+              <w:t>0.643</w:t>
+            </w:r>
+          </w:p>
+        </w:tc>
+      </w:tr>
+      <w:tr>
+        <w:tc>
+          <w:tcPr>
+            <w:tcW w:type="dxa" w:w="851"/>
+          </w:tcPr>
+          <w:p>
+            <w:r>
+              <w:rPr>
+                <w:rFonts w:ascii="Times New Roman" w:hAnsi="Times New Roman"/>
+                <w:sz w:val="20"/>
+              </w:rPr>
+              <w:t>pure</w:t>
+            </w:r>
+          </w:p>
+        </w:tc>
+        <w:tc>
+          <w:tcPr>
+            <w:tcW w:type="dxa" w:w="851"/>
+          </w:tcPr>
+          <w:p>
+            <w:r>
+              <w:rPr>
+                <w:rFonts w:ascii="Times New Roman" w:hAnsi="Times New Roman"/>
+                <w:sz w:val="20"/>
+              </w:rPr>
+              <w:t>Set_C</w:t>
+            </w:r>
+          </w:p>
+        </w:tc>
+        <w:tc>
+          <w:tcPr>
+            <w:tcW w:type="dxa" w:w="851"/>
+          </w:tcPr>
+          <w:p>
+            <w:r>
+              <w:rPr>
+                <w:rFonts w:ascii="Times New Roman" w:hAnsi="Times New Roman"/>
+                <w:sz w:val="20"/>
+              </w:rPr>
+              <w:t>logit_auc</w:t>
+            </w:r>
+          </w:p>
+        </w:tc>
+        <w:tc>
+          <w:tcPr>
+            <w:tcW w:type="dxa" w:w="851"/>
+          </w:tcPr>
+          <w:p>
+            <w:r>
+              <w:rPr>
+                <w:rFonts w:ascii="Times New Roman" w:hAnsi="Times New Roman"/>
+                <w:sz w:val="20"/>
+              </w:rPr>
+              <w:t>REML/iterated</w:t>
+            </w:r>
+          </w:p>
+        </w:tc>
+        <w:tc>
+          <w:tcPr>
+            <w:tcW w:type="dxa" w:w="851"/>
+          </w:tcPr>
+          <w:p>
+            <w:r>
+              <w:rPr>
+                <w:rFonts w:ascii="Times New Roman" w:hAnsi="Times New Roman"/>
+                <w:sz w:val="20"/>
+              </w:rPr>
+              <w:t>0.576</w:t>
+            </w:r>
+          </w:p>
+        </w:tc>
+        <w:tc>
+          <w:tcPr>
+            <w:tcW w:type="dxa" w:w="851"/>
+          </w:tcPr>
+          <w:p>
+            <w:r>
+              <w:rPr>
+                <w:rFonts w:ascii="Times New Roman" w:hAnsi="Times New Roman"/>
+                <w:sz w:val="20"/>
+              </w:rPr>
+              <w:t>0.512</w:t>
+            </w:r>
+          </w:p>
+        </w:tc>
+        <w:tc>
+          <w:tcPr>
+            <w:tcW w:type="dxa" w:w="851"/>
+          </w:tcPr>
+          <w:p>
+            <w:r>
+              <w:rPr>
+                <w:rFonts w:ascii="Times New Roman" w:hAnsi="Times New Roman"/>
+                <w:sz w:val="20"/>
+              </w:rPr>
+              <w:t>0.637</w:t>
+            </w:r>
+          </w:p>
+        </w:tc>
+        <w:tc>
+          <w:tcPr>
+            <w:tcW w:type="dxa" w:w="851"/>
+          </w:tcPr>
+          <w:p>
+            <w:r>
+              <w:rPr>
+                <w:rFonts w:ascii="Times New Roman" w:hAnsi="Times New Roman"/>
+                <w:sz w:val="20"/>
+              </w:rPr>
+              <w:t>0.000</w:t>
+            </w:r>
+          </w:p>
+        </w:tc>
+        <w:tc>
+          <w:tcPr>
+            <w:tcW w:type="dxa" w:w="851"/>
+          </w:tcPr>
+          <w:p>
+            <w:r>
+              <w:rPr>
+                <w:rFonts w:ascii="Times New Roman" w:hAnsi="Times New Roman"/>
+                <w:sz w:val="20"/>
+              </w:rPr>
+              <w:t>0.000</w:t>
+            </w:r>
+          </w:p>
+        </w:tc>
+        <w:tc>
+          <w:tcPr>
+            <w:tcW w:type="dxa" w:w="851"/>
+          </w:tcPr>
+          <w:p>
+            <w:r>
+              <w:rPr>
+                <w:rFonts w:ascii="Times New Roman" w:hAnsi="Times New Roman"/>
+                <w:sz w:val="20"/>
+              </w:rPr>
+              <w:t>0.505</w:t>
+            </w:r>
+          </w:p>
+        </w:tc>
+        <w:tc>
+          <w:tcPr>
+            <w:tcW w:type="dxa" w:w="851"/>
+          </w:tcPr>
+          <w:p>
+            <w:r>
+              <w:rPr>
+                <w:rFonts w:ascii="Times New Roman" w:hAnsi="Times New Roman"/>
+                <w:sz w:val="20"/>
+              </w:rPr>
+              <w:t>0.643</w:t>
+            </w:r>
+          </w:p>
+        </w:tc>
+      </w:tr>
+    </w:tbl>
+    <w:p>
+      <w:pPr>
+        <w:spacing w:line="360" w:lineRule="auto" w:after="120"/>
+        <w:jc w:val="both"/>
+      </w:pPr>
+      <w:r>
+        <w:rPr>
+          <w:rFonts w:ascii="Times New Roman" w:hAnsi="Times New Roman"/>
+          <w:b w:val="0"/>
+          <w:i w:val="0"/>
+          <w:sz w:val="22"/>
+        </w:rPr>
+        <w:t>Per-site descriptive statistics (n, events, AUC, Brier per hospital) are released as results/41_loho_per_site.csv.</w:t>
+      </w:r>
+    </w:p>
+    <w:p>
+      <w:r>
+        <w:br w:type="page"/>
+      </w:r>
+    </w:p>
+    <w:p>
+      <w:pPr>
+        <w:pStyle w:val="Heading1"/>
+      </w:pPr>
+      <w:r>
+        <w:rPr>
+          <w:rFonts w:ascii="Times New Roman" w:hAnsi="Times New Roman"/>
+          <w:color w:val="141F3A"/>
+        </w:rPr>
+        <w:t>Appendix S8.  Cohort inclusion flow and deployed-model coefficients and calibration</w:t>
+      </w:r>
+    </w:p>
+    <w:p>
+      <w:pPr>
+        <w:spacing w:line="360" w:lineRule="auto" w:after="120"/>
+        <w:jc w:val="both"/>
+      </w:pPr>
+      <w:r>
+        <w:rPr>
+          <w:rFonts w:ascii="Times New Roman" w:hAnsi="Times New Roman"/>
+          <w:b w:val="0"/>
+          <w:i w:val="0"/>
+          <w:sz w:val="22"/>
+        </w:rPr>
+        <w:t>Cohort inclusion (eICU). 5,376 ICU stays with any subdural-haematoma diagnosis (139 hospitals) → restrict to non-traumatic SDH and to hospitals contributing ≥10 such stays → 3,297 stays (42 hospitals; 300 seizures), the primary external-validation stratum. The broader 5,376/139 screen and three alternative definitions are reported as sensitivity analyses (Table S2).</w:t>
+      </w:r>
+    </w:p>
+    <w:p>
+      <w:pPr>
+        <w:spacing w:line="360" w:lineRule="auto" w:after="120"/>
+        <w:jc w:val="both"/>
+      </w:pPr>
+      <w:r>
+        <w:rPr>
+          <w:rFonts w:ascii="Times New Roman" w:hAnsi="Times New Roman"/>
+          <w:b w:val="0"/>
+          <w:i w:val="0"/>
+          <w:sz w:val="22"/>
+        </w:rPr>
+        <w:t>Deployed-model coefficients. Firth penalized logistic regression on the postoperative-B set; coefficients are on the per-standard-deviation scale, with odds ratios per 1-SD increase:</w:t>
+      </w:r>
+    </w:p>
+    <w:p>
+      <w:r>
+        <w:rPr>
+          <w:rFonts w:ascii="Times New Roman" w:hAnsi="Times New Roman"/>
+          <w:b/>
+          <w:sz w:val="22"/>
+        </w:rPr>
+        <w:t>Table S8.  Firth coefficients for the deployed postoperative-B model (per-SD scale; OR per 1-SD increase).</w:t>
+      </w:r>
+    </w:p>
+    <w:tbl>
+      <w:tblPr>
+        <w:tblStyle w:val="LightList-Accent1"/>
+        <w:tblW w:type="auto" w:w="0"/>
+        <w:tblLook w:firstColumn="1" w:firstRow="1" w:lastColumn="0" w:lastRow="0" w:noHBand="0" w:noVBand="1" w:val="04A0"/>
+      </w:tblPr>
+      <w:tblGrid>
+        <w:gridCol w:w="1337"/>
+        <w:gridCol w:w="1337"/>
+        <w:gridCol w:w="1337"/>
+        <w:gridCol w:w="1337"/>
+        <w:gridCol w:w="1337"/>
+        <w:gridCol w:w="1337"/>
+        <w:gridCol w:w="1337"/>
+      </w:tblGrid>
+      <w:tr>
+        <w:tc>
+          <w:tcPr>
+            <w:tcW w:type="dxa" w:w="1337"/>
+          </w:tcPr>
+          <w:p>
+            <w:r>
+              <w:rPr>
+                <w:rFonts w:ascii="Times New Roman" w:hAnsi="Times New Roman"/>
+                <w:b/>
+                <w:sz w:val="20"/>
+              </w:rPr>
+              <w:t>feature</w:t>
+            </w:r>
+          </w:p>
+        </w:tc>
+        <w:tc>
+          <w:tcPr>
+            <w:tcW w:type="dxa" w:w="1337"/>
+          </w:tcPr>
+          <w:p>
+            <w:r>
+              <w:rPr>
+                <w:rFonts w:ascii="Times New Roman" w:hAnsi="Times New Roman"/>
+                <w:b/>
+                <w:sz w:val="20"/>
+              </w:rPr>
+              <w:t>coef</w:t>
+            </w:r>
+          </w:p>
+        </w:tc>
+        <w:tc>
+          <w:tcPr>
+            <w:tcW w:type="dxa" w:w="1337"/>
+          </w:tcPr>
+          <w:p>
+            <w:r>
+              <w:rPr>
+                <w:rFonts w:ascii="Times New Roman" w:hAnsi="Times New Roman"/>
+                <w:b/>
+                <w:sz w:val="20"/>
+              </w:rPr>
+              <w:t>se</w:t>
+            </w:r>
+          </w:p>
+        </w:tc>
+        <w:tc>
+          <w:tcPr>
+            <w:tcW w:type="dxa" w:w="1337"/>
+          </w:tcPr>
+          <w:p>
+            <w:r>
+              <w:rPr>
+                <w:rFonts w:ascii="Times New Roman" w:hAnsi="Times New Roman"/>
+                <w:b/>
+                <w:sz w:val="20"/>
+              </w:rPr>
+              <w:t>ci_lo</w:t>
+            </w:r>
+          </w:p>
+        </w:tc>
+        <w:tc>
+          <w:tcPr>
+            <w:tcW w:type="dxa" w:w="1337"/>
+          </w:tcPr>
+          <w:p>
+            <w:r>
+              <w:rPr>
+                <w:rFonts w:ascii="Times New Roman" w:hAnsi="Times New Roman"/>
+                <w:b/>
+                <w:sz w:val="20"/>
+              </w:rPr>
+              <w:t>ci_hi</w:t>
+            </w:r>
+          </w:p>
+        </w:tc>
+        <w:tc>
+          <w:tcPr>
+            <w:tcW w:type="dxa" w:w="1337"/>
+          </w:tcPr>
+          <w:p>
+            <w:r>
+              <w:rPr>
+                <w:rFonts w:ascii="Times New Roman" w:hAnsi="Times New Roman"/>
+                <w:b/>
+                <w:sz w:val="20"/>
+              </w:rPr>
+              <w:t>p_value</w:t>
+            </w:r>
+          </w:p>
+        </w:tc>
+        <w:tc>
+          <w:tcPr>
+            <w:tcW w:type="dxa" w:w="1337"/>
+          </w:tcPr>
+          <w:p>
+            <w:r>
+              <w:rPr>
+                <w:rFonts w:ascii="Times New Roman" w:hAnsi="Times New Roman"/>
+                <w:b/>
+                <w:sz w:val="20"/>
+              </w:rPr>
+              <w:t>OR_per_SD</w:t>
+            </w:r>
+          </w:p>
+        </w:tc>
+      </w:tr>
+      <w:tr>
+        <w:tc>
+          <w:tcPr>
+            <w:tcW w:type="dxa" w:w="1337"/>
+          </w:tcPr>
+          <w:p>
+            <w:r>
+              <w:rPr>
+                <w:rFonts w:ascii="Times New Roman" w:hAnsi="Times New Roman"/>
+                <w:sz w:val="20"/>
+              </w:rPr>
+              <w:t>sex</w:t>
+            </w:r>
+          </w:p>
+        </w:tc>
+        <w:tc>
+          <w:tcPr>
+            <w:tcW w:type="dxa" w:w="1337"/>
+          </w:tcPr>
+          <w:p>
+            <w:r>
+              <w:rPr>
+                <w:rFonts w:ascii="Times New Roman" w:hAnsi="Times New Roman"/>
+                <w:sz w:val="20"/>
+              </w:rPr>
+              <w:t>0.219</w:t>
+            </w:r>
+          </w:p>
+        </w:tc>
+        <w:tc>
+          <w:tcPr>
+            <w:tcW w:type="dxa" w:w="1337"/>
+          </w:tcPr>
+          <w:p>
+            <w:r>
+              <w:rPr>
+                <w:rFonts w:ascii="Times New Roman" w:hAnsi="Times New Roman"/>
+                <w:sz w:val="20"/>
+              </w:rPr>
+              <w:t>0.163</w:t>
+            </w:r>
+          </w:p>
+        </w:tc>
+        <w:tc>
+          <w:tcPr>
+            <w:tcW w:type="dxa" w:w="1337"/>
+          </w:tcPr>
+          <w:p>
+            <w:r>
+              <w:rPr>
+                <w:rFonts w:ascii="Times New Roman" w:hAnsi="Times New Roman"/>
+                <w:sz w:val="20"/>
+              </w:rPr>
+              <w:t>-0.100</w:t>
+            </w:r>
+          </w:p>
+        </w:tc>
+        <w:tc>
+          <w:tcPr>
+            <w:tcW w:type="dxa" w:w="1337"/>
+          </w:tcPr>
+          <w:p>
+            <w:r>
+              <w:rPr>
+                <w:rFonts w:ascii="Times New Roman" w:hAnsi="Times New Roman"/>
+                <w:sz w:val="20"/>
+              </w:rPr>
+              <w:t>0.538</w:t>
+            </w:r>
+          </w:p>
+        </w:tc>
+        <w:tc>
+          <w:tcPr>
+            <w:tcW w:type="dxa" w:w="1337"/>
+          </w:tcPr>
+          <w:p>
+            <w:r>
+              <w:rPr>
+                <w:rFonts w:ascii="Times New Roman" w:hAnsi="Times New Roman"/>
+                <w:sz w:val="20"/>
+              </w:rPr>
+              <w:t>0.178</w:t>
+            </w:r>
+          </w:p>
+        </w:tc>
+        <w:tc>
+          <w:tcPr>
+            <w:tcW w:type="dxa" w:w="1337"/>
+          </w:tcPr>
+          <w:p>
+            <w:r>
+              <w:rPr>
+                <w:rFonts w:ascii="Times New Roman" w:hAnsi="Times New Roman"/>
+                <w:sz w:val="20"/>
+              </w:rPr>
+              <w:t>1.245</w:t>
+            </w:r>
+          </w:p>
+        </w:tc>
+      </w:tr>
+      <w:tr>
+        <w:tc>
+          <w:tcPr>
+            <w:tcW w:type="dxa" w:w="1337"/>
+          </w:tcPr>
+          <w:p>
+            <w:r>
+              <w:rPr>
+                <w:rFonts w:ascii="Times New Roman" w:hAnsi="Times New Roman"/>
+                <w:sz w:val="20"/>
+              </w:rPr>
+              <w:t>age</w:t>
+            </w:r>
+          </w:p>
+        </w:tc>
+        <w:tc>
+          <w:tcPr>
+            <w:tcW w:type="dxa" w:w="1337"/>
+          </w:tcPr>
+          <w:p>
+            <w:r>
+              <w:rPr>
+                <w:rFonts w:ascii="Times New Roman" w:hAnsi="Times New Roman"/>
+                <w:sz w:val="20"/>
+              </w:rPr>
+              <w:t>-0.022</w:t>
+            </w:r>
+          </w:p>
+        </w:tc>
+        <w:tc>
+          <w:tcPr>
+            <w:tcW w:type="dxa" w:w="1337"/>
+          </w:tcPr>
+          <w:p>
+            <w:r>
+              <w:rPr>
+                <w:rFonts w:ascii="Times New Roman" w:hAnsi="Times New Roman"/>
+                <w:sz w:val="20"/>
+              </w:rPr>
+              <w:t>0.153</w:t>
+            </w:r>
+          </w:p>
+        </w:tc>
+        <w:tc>
+          <w:tcPr>
+            <w:tcW w:type="dxa" w:w="1337"/>
+          </w:tcPr>
+          <w:p>
+            <w:r>
+              <w:rPr>
+                <w:rFonts w:ascii="Times New Roman" w:hAnsi="Times New Roman"/>
+                <w:sz w:val="20"/>
+              </w:rPr>
+              <w:t>-0.321</w:t>
+            </w:r>
+          </w:p>
+        </w:tc>
+        <w:tc>
+          <w:tcPr>
+            <w:tcW w:type="dxa" w:w="1337"/>
+          </w:tcPr>
+          <w:p>
+            <w:r>
+              <w:rPr>
+                <w:rFonts w:ascii="Times New Roman" w:hAnsi="Times New Roman"/>
+                <w:sz w:val="20"/>
+              </w:rPr>
+              <w:t>0.278</w:t>
+            </w:r>
+          </w:p>
+        </w:tc>
+        <w:tc>
+          <w:tcPr>
+            <w:tcW w:type="dxa" w:w="1337"/>
+          </w:tcPr>
+          <w:p>
+            <w:r>
+              <w:rPr>
+                <w:rFonts w:ascii="Times New Roman" w:hAnsi="Times New Roman"/>
+                <w:sz w:val="20"/>
+              </w:rPr>
+              <w:t>0.888</w:t>
+            </w:r>
+          </w:p>
+        </w:tc>
+        <w:tc>
+          <w:tcPr>
+            <w:tcW w:type="dxa" w:w="1337"/>
+          </w:tcPr>
+          <w:p>
+            <w:r>
+              <w:rPr>
+                <w:rFonts w:ascii="Times New Roman" w:hAnsi="Times New Roman"/>
+                <w:sz w:val="20"/>
+              </w:rPr>
+              <w:t>0.979</w:t>
+            </w:r>
+          </w:p>
+        </w:tc>
+      </w:tr>
+      <w:tr>
+        <w:tc>
+          <w:tcPr>
+            <w:tcW w:type="dxa" w:w="1337"/>
+          </w:tcPr>
+          <w:p>
+            <w:r>
+              <w:rPr>
+                <w:rFonts w:ascii="Times New Roman" w:hAnsi="Times New Roman"/>
+                <w:sz w:val="20"/>
+              </w:rPr>
+              <w:t>blood_type</w:t>
+            </w:r>
+          </w:p>
+        </w:tc>
+        <w:tc>
+          <w:tcPr>
+            <w:tcW w:type="dxa" w:w="1337"/>
+          </w:tcPr>
+          <w:p>
+            <w:r>
+              <w:rPr>
+                <w:rFonts w:ascii="Times New Roman" w:hAnsi="Times New Roman"/>
+                <w:sz w:val="20"/>
+              </w:rPr>
+              <w:t>0.037</w:t>
+            </w:r>
+          </w:p>
+        </w:tc>
+        <w:tc>
+          <w:tcPr>
+            <w:tcW w:type="dxa" w:w="1337"/>
+          </w:tcPr>
+          <w:p>
+            <w:r>
+              <w:rPr>
+                <w:rFonts w:ascii="Times New Roman" w:hAnsi="Times New Roman"/>
+                <w:sz w:val="20"/>
+              </w:rPr>
+              <w:t>0.155</w:t>
+            </w:r>
+          </w:p>
+        </w:tc>
+        <w:tc>
+          <w:tcPr>
+            <w:tcW w:type="dxa" w:w="1337"/>
+          </w:tcPr>
+          <w:p>
+            <w:r>
+              <w:rPr>
+                <w:rFonts w:ascii="Times New Roman" w:hAnsi="Times New Roman"/>
+                <w:sz w:val="20"/>
+              </w:rPr>
+              <w:t>-0.267</w:t>
+            </w:r>
+          </w:p>
+        </w:tc>
+        <w:tc>
+          <w:tcPr>
+            <w:tcW w:type="dxa" w:w="1337"/>
+          </w:tcPr>
+          <w:p>
+            <w:r>
+              <w:rPr>
+                <w:rFonts w:ascii="Times New Roman" w:hAnsi="Times New Roman"/>
+                <w:sz w:val="20"/>
+              </w:rPr>
+              <w:t>0.342</w:t>
+            </w:r>
+          </w:p>
+        </w:tc>
+        <w:tc>
+          <w:tcPr>
+            <w:tcW w:type="dxa" w:w="1337"/>
+          </w:tcPr>
+          <w:p>
+            <w:r>
+              <w:rPr>
+                <w:rFonts w:ascii="Times New Roman" w:hAnsi="Times New Roman"/>
+                <w:sz w:val="20"/>
+              </w:rPr>
+              <w:t>0.810</w:t>
+            </w:r>
+          </w:p>
+        </w:tc>
+        <w:tc>
+          <w:tcPr>
+            <w:tcW w:type="dxa" w:w="1337"/>
+          </w:tcPr>
+          <w:p>
+            <w:r>
+              <w:rPr>
+                <w:rFonts w:ascii="Times New Roman" w:hAnsi="Times New Roman"/>
+                <w:sz w:val="20"/>
+              </w:rPr>
+              <w:t>1.038</w:t>
+            </w:r>
+          </w:p>
+        </w:tc>
+      </w:tr>
+      <w:tr>
+        <w:tc>
+          <w:tcPr>
+            <w:tcW w:type="dxa" w:w="1337"/>
+          </w:tcPr>
+          <w:p>
+            <w:r>
+              <w:rPr>
+                <w:rFonts w:ascii="Times New Roman" w:hAnsi="Times New Roman"/>
+                <w:sz w:val="20"/>
+              </w:rPr>
+              <w:t>sdh_type</w:t>
+            </w:r>
+          </w:p>
+        </w:tc>
+        <w:tc>
+          <w:tcPr>
+            <w:tcW w:type="dxa" w:w="1337"/>
+          </w:tcPr>
+          <w:p>
+            <w:r>
+              <w:rPr>
+                <w:rFonts w:ascii="Times New Roman" w:hAnsi="Times New Roman"/>
+                <w:sz w:val="20"/>
+              </w:rPr>
+              <w:t>-0.073</w:t>
+            </w:r>
+          </w:p>
+        </w:tc>
+        <w:tc>
+          <w:tcPr>
+            <w:tcW w:type="dxa" w:w="1337"/>
+          </w:tcPr>
+          <w:p>
+            <w:r>
+              <w:rPr>
+                <w:rFonts w:ascii="Times New Roman" w:hAnsi="Times New Roman"/>
+                <w:sz w:val="20"/>
+              </w:rPr>
+              <w:t>0.186</w:t>
+            </w:r>
+          </w:p>
+        </w:tc>
+        <w:tc>
+          <w:tcPr>
+            <w:tcW w:type="dxa" w:w="1337"/>
+          </w:tcPr>
+          <w:p>
+            <w:r>
+              <w:rPr>
+                <w:rFonts w:ascii="Times New Roman" w:hAnsi="Times New Roman"/>
+                <w:sz w:val="20"/>
+              </w:rPr>
+              <w:t>-0.438</w:t>
+            </w:r>
+          </w:p>
+        </w:tc>
+        <w:tc>
+          <w:tcPr>
+            <w:tcW w:type="dxa" w:w="1337"/>
+          </w:tcPr>
+          <w:p>
+            <w:r>
+              <w:rPr>
+                <w:rFonts w:ascii="Times New Roman" w:hAnsi="Times New Roman"/>
+                <w:sz w:val="20"/>
+              </w:rPr>
+              <w:t>0.292</w:t>
+            </w:r>
+          </w:p>
+        </w:tc>
+        <w:tc>
+          <w:tcPr>
+            <w:tcW w:type="dxa" w:w="1337"/>
+          </w:tcPr>
+          <w:p>
+            <w:r>
+              <w:rPr>
+                <w:rFonts w:ascii="Times New Roman" w:hAnsi="Times New Roman"/>
+                <w:sz w:val="20"/>
+              </w:rPr>
+              <w:t>0.695</w:t>
+            </w:r>
+          </w:p>
+        </w:tc>
+        <w:tc>
+          <w:tcPr>
+            <w:tcW w:type="dxa" w:w="1337"/>
+          </w:tcPr>
+          <w:p>
+            <w:r>
+              <w:rPr>
+                <w:rFonts w:ascii="Times New Roman" w:hAnsi="Times New Roman"/>
+                <w:sz w:val="20"/>
+              </w:rPr>
+              <w:t>0.930</w:t>
+            </w:r>
+          </w:p>
+        </w:tc>
+      </w:tr>
+      <w:tr>
+        <w:tc>
+          <w:tcPr>
+            <w:tcW w:type="dxa" w:w="1337"/>
+          </w:tcPr>
+          <w:p>
+            <w:r>
+              <w:rPr>
+                <w:rFonts w:ascii="Times New Roman" w:hAnsi="Times New Roman"/>
+                <w:sz w:val="20"/>
+              </w:rPr>
+              <w:t>sdh_thickness</w:t>
+            </w:r>
+          </w:p>
+        </w:tc>
+        <w:tc>
+          <w:tcPr>
+            <w:tcW w:type="dxa" w:w="1337"/>
+          </w:tcPr>
+          <w:p>
+            <w:r>
+              <w:rPr>
+                <w:rFonts w:ascii="Times New Roman" w:hAnsi="Times New Roman"/>
+                <w:sz w:val="20"/>
+              </w:rPr>
+              <w:t>0.004</w:t>
+            </w:r>
+          </w:p>
+        </w:tc>
+        <w:tc>
+          <w:tcPr>
+            <w:tcW w:type="dxa" w:w="1337"/>
+          </w:tcPr>
+          <w:p>
+            <w:r>
+              <w:rPr>
+                <w:rFonts w:ascii="Times New Roman" w:hAnsi="Times New Roman"/>
+                <w:sz w:val="20"/>
+              </w:rPr>
+              <w:t>0.170</w:t>
+            </w:r>
+          </w:p>
+        </w:tc>
+        <w:tc>
+          <w:tcPr>
+            <w:tcW w:type="dxa" w:w="1337"/>
+          </w:tcPr>
+          <w:p>
+            <w:r>
+              <w:rPr>
+                <w:rFonts w:ascii="Times New Roman" w:hAnsi="Times New Roman"/>
+                <w:sz w:val="20"/>
+              </w:rPr>
+              <w:t>-0.330</w:t>
+            </w:r>
+          </w:p>
+        </w:tc>
+        <w:tc>
+          <w:tcPr>
+            <w:tcW w:type="dxa" w:w="1337"/>
+          </w:tcPr>
+          <w:p>
+            <w:r>
+              <w:rPr>
+                <w:rFonts w:ascii="Times New Roman" w:hAnsi="Times New Roman"/>
+                <w:sz w:val="20"/>
+              </w:rPr>
+              <w:t>0.337</w:t>
+            </w:r>
+          </w:p>
+        </w:tc>
+        <w:tc>
+          <w:tcPr>
+            <w:tcW w:type="dxa" w:w="1337"/>
+          </w:tcPr>
+          <w:p>
+            <w:r>
+              <w:rPr>
+                <w:rFonts w:ascii="Times New Roman" w:hAnsi="Times New Roman"/>
+                <w:sz w:val="20"/>
+              </w:rPr>
+              <w:t>0.984</w:t>
+            </w:r>
+          </w:p>
+        </w:tc>
+        <w:tc>
+          <w:tcPr>
+            <w:tcW w:type="dxa" w:w="1337"/>
+          </w:tcPr>
+          <w:p>
+            <w:r>
+              <w:rPr>
+                <w:rFonts w:ascii="Times New Roman" w:hAnsi="Times New Roman"/>
+                <w:sz w:val="20"/>
+              </w:rPr>
+              <w:t>1.003</w:t>
+            </w:r>
+          </w:p>
+        </w:tc>
+      </w:tr>
+      <w:tr>
+        <w:tc>
+          <w:tcPr>
+            <w:tcW w:type="dxa" w:w="1337"/>
+          </w:tcPr>
+          <w:p>
+            <w:r>
+              <w:rPr>
+                <w:rFonts w:ascii="Times New Roman" w:hAnsi="Times New Roman"/>
+                <w:sz w:val="20"/>
+              </w:rPr>
+              <w:t>csdh_size_change</w:t>
+            </w:r>
+          </w:p>
+        </w:tc>
+        <w:tc>
+          <w:tcPr>
+            <w:tcW w:type="dxa" w:w="1337"/>
+          </w:tcPr>
+          <w:p>
+            <w:r>
+              <w:rPr>
+                <w:rFonts w:ascii="Times New Roman" w:hAnsi="Times New Roman"/>
+                <w:sz w:val="20"/>
+              </w:rPr>
+              <w:t>-0.080</w:t>
+            </w:r>
+          </w:p>
+        </w:tc>
+        <w:tc>
+          <w:tcPr>
+            <w:tcW w:type="dxa" w:w="1337"/>
+          </w:tcPr>
+          <w:p>
+            <w:r>
+              <w:rPr>
+                <w:rFonts w:ascii="Times New Roman" w:hAnsi="Times New Roman"/>
+                <w:sz w:val="20"/>
+              </w:rPr>
+              <w:t>0.186</w:t>
+            </w:r>
+          </w:p>
+        </w:tc>
+        <w:tc>
+          <w:tcPr>
+            <w:tcW w:type="dxa" w:w="1337"/>
+          </w:tcPr>
+          <w:p>
+            <w:r>
+              <w:rPr>
+                <w:rFonts w:ascii="Times New Roman" w:hAnsi="Times New Roman"/>
+                <w:sz w:val="20"/>
+              </w:rPr>
+              <w:t>-0.445</w:t>
+            </w:r>
+          </w:p>
+        </w:tc>
+        <w:tc>
+          <w:tcPr>
+            <w:tcW w:type="dxa" w:w="1337"/>
+          </w:tcPr>
+          <w:p>
+            <w:r>
+              <w:rPr>
+                <w:rFonts w:ascii="Times New Roman" w:hAnsi="Times New Roman"/>
+                <w:sz w:val="20"/>
+              </w:rPr>
+              <w:t>0.286</w:t>
+            </w:r>
+          </w:p>
+        </w:tc>
+        <w:tc>
+          <w:tcPr>
+            <w:tcW w:type="dxa" w:w="1337"/>
+          </w:tcPr>
+          <w:p>
+            <w:r>
+              <w:rPr>
+                <w:rFonts w:ascii="Times New Roman" w:hAnsi="Times New Roman"/>
+                <w:sz w:val="20"/>
+              </w:rPr>
+              <w:t>0.669</w:t>
+            </w:r>
+          </w:p>
+        </w:tc>
+        <w:tc>
+          <w:tcPr>
+            <w:tcW w:type="dxa" w:w="1337"/>
+          </w:tcPr>
+          <w:p>
+            <w:r>
+              <w:rPr>
+                <w:rFonts w:ascii="Times New Roman" w:hAnsi="Times New Roman"/>
+                <w:sz w:val="20"/>
+              </w:rPr>
+              <w:t>0.923</w:t>
+            </w:r>
+          </w:p>
+        </w:tc>
+      </w:tr>
+      <w:tr>
+        <w:tc>
+          <w:tcPr>
+            <w:tcW w:type="dxa" w:w="1337"/>
+          </w:tcPr>
+          <w:p>
+            <w:r>
+              <w:rPr>
+                <w:rFonts w:ascii="Times New Roman" w:hAnsi="Times New Roman"/>
+                <w:sz w:val="20"/>
+              </w:rPr>
+              <w:t>mid_shift</w:t>
+            </w:r>
+          </w:p>
+        </w:tc>
+        <w:tc>
+          <w:tcPr>
+            <w:tcW w:type="dxa" w:w="1337"/>
+          </w:tcPr>
+          <w:p>
+            <w:r>
+              <w:rPr>
+                <w:rFonts w:ascii="Times New Roman" w:hAnsi="Times New Roman"/>
+                <w:sz w:val="20"/>
+              </w:rPr>
+              <w:t>0.240</w:t>
+            </w:r>
+          </w:p>
+        </w:tc>
+        <w:tc>
+          <w:tcPr>
+            <w:tcW w:type="dxa" w:w="1337"/>
+          </w:tcPr>
+          <w:p>
+            <w:r>
+              <w:rPr>
+                <w:rFonts w:ascii="Times New Roman" w:hAnsi="Times New Roman"/>
+                <w:sz w:val="20"/>
+              </w:rPr>
+              <w:t>0.164</w:t>
+            </w:r>
+          </w:p>
+        </w:tc>
+        <w:tc>
+          <w:tcPr>
+            <w:tcW w:type="dxa" w:w="1337"/>
+          </w:tcPr>
+          <w:p>
+            <w:r>
+              <w:rPr>
+                <w:rFonts w:ascii="Times New Roman" w:hAnsi="Times New Roman"/>
+                <w:sz w:val="20"/>
+              </w:rPr>
+              <w:t>-0.082</w:t>
+            </w:r>
+          </w:p>
+        </w:tc>
+        <w:tc>
+          <w:tcPr>
+            <w:tcW w:type="dxa" w:w="1337"/>
+          </w:tcPr>
+          <w:p>
+            <w:r>
+              <w:rPr>
+                <w:rFonts w:ascii="Times New Roman" w:hAnsi="Times New Roman"/>
+                <w:sz w:val="20"/>
+              </w:rPr>
+              <w:t>0.563</w:t>
+            </w:r>
+          </w:p>
+        </w:tc>
+        <w:tc>
+          <w:tcPr>
+            <w:tcW w:type="dxa" w:w="1337"/>
+          </w:tcPr>
+          <w:p>
+            <w:r>
+              <w:rPr>
+                <w:rFonts w:ascii="Times New Roman" w:hAnsi="Times New Roman"/>
+                <w:sz w:val="20"/>
+              </w:rPr>
+              <w:t>0.143</w:t>
+            </w:r>
+          </w:p>
+        </w:tc>
+        <w:tc>
+          <w:tcPr>
+            <w:tcW w:type="dxa" w:w="1337"/>
+          </w:tcPr>
+          <w:p>
+            <w:r>
+              <w:rPr>
+                <w:rFonts w:ascii="Times New Roman" w:hAnsi="Times New Roman"/>
+                <w:sz w:val="20"/>
+              </w:rPr>
+              <w:t>1.272</w:t>
+            </w:r>
+          </w:p>
+        </w:tc>
+      </w:tr>
+      <w:tr>
+        <w:tc>
+          <w:tcPr>
+            <w:tcW w:type="dxa" w:w="1337"/>
+          </w:tcPr>
+          <w:p>
+            <w:r>
+              <w:rPr>
+                <w:rFonts w:ascii="Times New Roman" w:hAnsi="Times New Roman"/>
+                <w:sz w:val="20"/>
+              </w:rPr>
+              <w:t>hematoma_lat</w:t>
+            </w:r>
+          </w:p>
+        </w:tc>
+        <w:tc>
+          <w:tcPr>
+            <w:tcW w:type="dxa" w:w="1337"/>
+          </w:tcPr>
+          <w:p>
+            <w:r>
+              <w:rPr>
+                <w:rFonts w:ascii="Times New Roman" w:hAnsi="Times New Roman"/>
+                <w:sz w:val="20"/>
+              </w:rPr>
+              <w:t>-0.135</w:t>
+            </w:r>
+          </w:p>
+        </w:tc>
+        <w:tc>
+          <w:tcPr>
+            <w:tcW w:type="dxa" w:w="1337"/>
+          </w:tcPr>
+          <w:p>
+            <w:r>
+              <w:rPr>
+                <w:rFonts w:ascii="Times New Roman" w:hAnsi="Times New Roman"/>
+                <w:sz w:val="20"/>
+              </w:rPr>
+              <w:t>0.150</w:t>
+            </w:r>
+          </w:p>
+        </w:tc>
+        <w:tc>
+          <w:tcPr>
+            <w:tcW w:type="dxa" w:w="1337"/>
+          </w:tcPr>
+          <w:p>
+            <w:r>
+              <w:rPr>
+                <w:rFonts w:ascii="Times New Roman" w:hAnsi="Times New Roman"/>
+                <w:sz w:val="20"/>
+              </w:rPr>
+              <w:t>-0.429</w:t>
+            </w:r>
+          </w:p>
+        </w:tc>
+        <w:tc>
+          <w:tcPr>
+            <w:tcW w:type="dxa" w:w="1337"/>
+          </w:tcPr>
+          <w:p>
+            <w:r>
+              <w:rPr>
+                <w:rFonts w:ascii="Times New Roman" w:hAnsi="Times New Roman"/>
+                <w:sz w:val="20"/>
+              </w:rPr>
+              <w:t>0.160</w:t>
+            </w:r>
+          </w:p>
+        </w:tc>
+        <w:tc>
+          <w:tcPr>
+            <w:tcW w:type="dxa" w:w="1337"/>
+          </w:tcPr>
+          <w:p>
+            <w:r>
+              <w:rPr>
+                <w:rFonts w:ascii="Times New Roman" w:hAnsi="Times New Roman"/>
+                <w:sz w:val="20"/>
+              </w:rPr>
+              <w:t>0.370</w:t>
+            </w:r>
+          </w:p>
+        </w:tc>
+        <w:tc>
+          <w:tcPr>
+            <w:tcW w:type="dxa" w:w="1337"/>
+          </w:tcPr>
+          <w:p>
+            <w:r>
+              <w:rPr>
+                <w:rFonts w:ascii="Times New Roman" w:hAnsi="Times New Roman"/>
+                <w:sz w:val="20"/>
+              </w:rPr>
+              <w:t>0.874</w:t>
+            </w:r>
+          </w:p>
+        </w:tc>
+      </w:tr>
+      <w:tr>
+        <w:tc>
+          <w:tcPr>
+            <w:tcW w:type="dxa" w:w="1337"/>
+          </w:tcPr>
+          <w:p>
+            <w:r>
+              <w:rPr>
+                <w:rFonts w:ascii="Times New Roman" w:hAnsi="Times New Roman"/>
+                <w:sz w:val="20"/>
+              </w:rPr>
+              <w:t>collection_density</w:t>
+            </w:r>
+          </w:p>
+        </w:tc>
+        <w:tc>
+          <w:tcPr>
+            <w:tcW w:type="dxa" w:w="1337"/>
+          </w:tcPr>
+          <w:p>
+            <w:r>
+              <w:rPr>
+                <w:rFonts w:ascii="Times New Roman" w:hAnsi="Times New Roman"/>
+                <w:sz w:val="20"/>
+              </w:rPr>
+              <w:t>0.234</w:t>
+            </w:r>
+          </w:p>
+        </w:tc>
+        <w:tc>
+          <w:tcPr>
+            <w:tcW w:type="dxa" w:w="1337"/>
+          </w:tcPr>
+          <w:p>
+            <w:r>
+              <w:rPr>
+                <w:rFonts w:ascii="Times New Roman" w:hAnsi="Times New Roman"/>
+                <w:sz w:val="20"/>
+              </w:rPr>
+              <w:t>0.183</w:t>
+            </w:r>
+          </w:p>
+        </w:tc>
+        <w:tc>
+          <w:tcPr>
+            <w:tcW w:type="dxa" w:w="1337"/>
+          </w:tcPr>
+          <w:p>
+            <w:r>
+              <w:rPr>
+                <w:rFonts w:ascii="Times New Roman" w:hAnsi="Times New Roman"/>
+                <w:sz w:val="20"/>
+              </w:rPr>
+              <w:t>-0.124</w:t>
+            </w:r>
+          </w:p>
+        </w:tc>
+        <w:tc>
+          <w:tcPr>
+            <w:tcW w:type="dxa" w:w="1337"/>
+          </w:tcPr>
+          <w:p>
+            <w:r>
+              <w:rPr>
+                <w:rFonts w:ascii="Times New Roman" w:hAnsi="Times New Roman"/>
+                <w:sz w:val="20"/>
+              </w:rPr>
+              <w:t>0.593</w:t>
+            </w:r>
+          </w:p>
+        </w:tc>
+        <w:tc>
+          <w:tcPr>
+            <w:tcW w:type="dxa" w:w="1337"/>
+          </w:tcPr>
+          <w:p>
+            <w:r>
+              <w:rPr>
+                <w:rFonts w:ascii="Times New Roman" w:hAnsi="Times New Roman"/>
+                <w:sz w:val="20"/>
+              </w:rPr>
+              <w:t>0.200</w:t>
+            </w:r>
+          </w:p>
+        </w:tc>
+        <w:tc>
+          <w:tcPr>
+            <w:tcW w:type="dxa" w:w="1337"/>
+          </w:tcPr>
+          <w:p>
+            <w:r>
+              <w:rPr>
+                <w:rFonts w:ascii="Times New Roman" w:hAnsi="Times New Roman"/>
+                <w:sz w:val="20"/>
+              </w:rPr>
+              <w:t>1.264</w:t>
+            </w:r>
+          </w:p>
+        </w:tc>
+      </w:tr>
+      <w:tr>
+        <w:tc>
+          <w:tcPr>
+            <w:tcW w:type="dxa" w:w="1337"/>
+          </w:tcPr>
+          <w:p>
+            <w:r>
+              <w:rPr>
+                <w:rFonts w:ascii="Times New Roman" w:hAnsi="Times New Roman"/>
+                <w:sz w:val="20"/>
+              </w:rPr>
+              <w:t>preop_gcs</w:t>
+            </w:r>
+          </w:p>
+        </w:tc>
+        <w:tc>
+          <w:tcPr>
+            <w:tcW w:type="dxa" w:w="1337"/>
+          </w:tcPr>
+          <w:p>
+            <w:r>
+              <w:rPr>
+                <w:rFonts w:ascii="Times New Roman" w:hAnsi="Times New Roman"/>
+                <w:sz w:val="20"/>
+              </w:rPr>
+              <w:t>-0.027</w:t>
+            </w:r>
+          </w:p>
+        </w:tc>
+        <w:tc>
+          <w:tcPr>
+            <w:tcW w:type="dxa" w:w="1337"/>
+          </w:tcPr>
+          <w:p>
+            <w:r>
+              <w:rPr>
+                <w:rFonts w:ascii="Times New Roman" w:hAnsi="Times New Roman"/>
+                <w:sz w:val="20"/>
+              </w:rPr>
+              <w:t>0.140</w:t>
+            </w:r>
+          </w:p>
+        </w:tc>
+        <w:tc>
+          <w:tcPr>
+            <w:tcW w:type="dxa" w:w="1337"/>
+          </w:tcPr>
+          <w:p>
+            <w:r>
+              <w:rPr>
+                <w:rFonts w:ascii="Times New Roman" w:hAnsi="Times New Roman"/>
+                <w:sz w:val="20"/>
+              </w:rPr>
+              <w:t>-0.302</w:t>
+            </w:r>
+          </w:p>
+        </w:tc>
+        <w:tc>
+          <w:tcPr>
+            <w:tcW w:type="dxa" w:w="1337"/>
+          </w:tcPr>
+          <w:p>
+            <w:r>
+              <w:rPr>
+                <w:rFonts w:ascii="Times New Roman" w:hAnsi="Times New Roman"/>
+                <w:sz w:val="20"/>
+              </w:rPr>
+              <w:t>0.248</w:t>
+            </w:r>
+          </w:p>
+        </w:tc>
+        <w:tc>
+          <w:tcPr>
+            <w:tcW w:type="dxa" w:w="1337"/>
+          </w:tcPr>
+          <w:p>
+            <w:r>
+              <w:rPr>
+                <w:rFonts w:ascii="Times New Roman" w:hAnsi="Times New Roman"/>
+                <w:sz w:val="20"/>
+              </w:rPr>
+              <w:t>0.846</w:t>
+            </w:r>
+          </w:p>
+        </w:tc>
+        <w:tc>
+          <w:tcPr>
+            <w:tcW w:type="dxa" w:w="1337"/>
+          </w:tcPr>
+          <w:p>
+            <w:r>
+              <w:rPr>
+                <w:rFonts w:ascii="Times New Roman" w:hAnsi="Times New Roman"/>
+                <w:sz w:val="20"/>
+              </w:rPr>
+              <w:t>0.973</w:t>
+            </w:r>
+          </w:p>
+        </w:tc>
+      </w:tr>
+      <w:tr>
+        <w:tc>
+          <w:tcPr>
+            <w:tcW w:type="dxa" w:w="1337"/>
+          </w:tcPr>
+          <w:p>
+            <w:r>
+              <w:rPr>
+                <w:rFonts w:ascii="Times New Roman" w:hAnsi="Times New Roman"/>
+                <w:sz w:val="20"/>
+              </w:rPr>
+              <w:t>epilepsy_hx</w:t>
+            </w:r>
+          </w:p>
+        </w:tc>
+        <w:tc>
+          <w:tcPr>
+            <w:tcW w:type="dxa" w:w="1337"/>
+          </w:tcPr>
+          <w:p>
+            <w:r>
+              <w:rPr>
+                <w:rFonts w:ascii="Times New Roman" w:hAnsi="Times New Roman"/>
+                <w:sz w:val="20"/>
+              </w:rPr>
+              <w:t>0.064</w:t>
+            </w:r>
+          </w:p>
+        </w:tc>
+        <w:tc>
+          <w:tcPr>
+            <w:tcW w:type="dxa" w:w="1337"/>
+          </w:tcPr>
+          <w:p>
+            <w:r>
+              <w:rPr>
+                <w:rFonts w:ascii="Times New Roman" w:hAnsi="Times New Roman"/>
+                <w:sz w:val="20"/>
+              </w:rPr>
+              <w:t>0.128</w:t>
+            </w:r>
+          </w:p>
+        </w:tc>
+        <w:tc>
+          <w:tcPr>
+            <w:tcW w:type="dxa" w:w="1337"/>
+          </w:tcPr>
+          <w:p>
+            <w:r>
+              <w:rPr>
+                <w:rFonts w:ascii="Times New Roman" w:hAnsi="Times New Roman"/>
+                <w:sz w:val="20"/>
+              </w:rPr>
+              <w:t>-0.187</w:t>
+            </w:r>
+          </w:p>
+        </w:tc>
+        <w:tc>
+          <w:tcPr>
+            <w:tcW w:type="dxa" w:w="1337"/>
+          </w:tcPr>
+          <w:p>
+            <w:r>
+              <w:rPr>
+                <w:rFonts w:ascii="Times New Roman" w:hAnsi="Times New Roman"/>
+                <w:sz w:val="20"/>
+              </w:rPr>
+              <w:t>0.314</w:t>
+            </w:r>
+          </w:p>
+        </w:tc>
+        <w:tc>
+          <w:tcPr>
+            <w:tcW w:type="dxa" w:w="1337"/>
+          </w:tcPr>
+          <w:p>
+            <w:r>
+              <w:rPr>
+                <w:rFonts w:ascii="Times New Roman" w:hAnsi="Times New Roman"/>
+                <w:sz w:val="20"/>
+              </w:rPr>
+              <w:t>0.618</w:t>
+            </w:r>
+          </w:p>
+        </w:tc>
+        <w:tc>
+          <w:tcPr>
+            <w:tcW w:type="dxa" w:w="1337"/>
+          </w:tcPr>
+          <w:p>
+            <w:r>
+              <w:rPr>
+                <w:rFonts w:ascii="Times New Roman" w:hAnsi="Times New Roman"/>
+                <w:sz w:val="20"/>
+              </w:rPr>
+              <w:t>1.066</w:t>
+            </w:r>
+          </w:p>
+        </w:tc>
+      </w:tr>
+      <w:tr>
+        <w:tc>
+          <w:tcPr>
+            <w:tcW w:type="dxa" w:w="1337"/>
+          </w:tcPr>
+          <w:p>
+            <w:r>
+              <w:rPr>
+                <w:rFonts w:ascii="Times New Roman" w:hAnsi="Times New Roman"/>
+                <w:sz w:val="20"/>
+              </w:rPr>
+              <w:t>num_prev_sdh</w:t>
+            </w:r>
+          </w:p>
+        </w:tc>
+        <w:tc>
+          <w:tcPr>
+            <w:tcW w:type="dxa" w:w="1337"/>
+          </w:tcPr>
+          <w:p>
+            <w:r>
+              <w:rPr>
+                <w:rFonts w:ascii="Times New Roman" w:hAnsi="Times New Roman"/>
+                <w:sz w:val="20"/>
+              </w:rPr>
+              <w:t>0.121</w:t>
+            </w:r>
+          </w:p>
+        </w:tc>
+        <w:tc>
+          <w:tcPr>
+            <w:tcW w:type="dxa" w:w="1337"/>
+          </w:tcPr>
+          <w:p>
+            <w:r>
+              <w:rPr>
+                <w:rFonts w:ascii="Times New Roman" w:hAnsi="Times New Roman"/>
+                <w:sz w:val="20"/>
+              </w:rPr>
+              <w:t>0.158</w:t>
+            </w:r>
+          </w:p>
+        </w:tc>
+        <w:tc>
+          <w:tcPr>
+            <w:tcW w:type="dxa" w:w="1337"/>
+          </w:tcPr>
+          <w:p>
+            <w:r>
+              <w:rPr>
+                <w:rFonts w:ascii="Times New Roman" w:hAnsi="Times New Roman"/>
+                <w:sz w:val="20"/>
+              </w:rPr>
+              <w:t>-0.188</w:t>
+            </w:r>
+          </w:p>
+        </w:tc>
+        <w:tc>
+          <w:tcPr>
+            <w:tcW w:type="dxa" w:w="1337"/>
+          </w:tcPr>
+          <w:p>
+            <w:r>
+              <w:rPr>
+                <w:rFonts w:ascii="Times New Roman" w:hAnsi="Times New Roman"/>
+                <w:sz w:val="20"/>
+              </w:rPr>
+              <w:t>0.431</w:t>
+            </w:r>
+          </w:p>
+        </w:tc>
+        <w:tc>
+          <w:tcPr>
+            <w:tcW w:type="dxa" w:w="1337"/>
+          </w:tcPr>
+          <w:p>
+            <w:r>
+              <w:rPr>
+                <w:rFonts w:ascii="Times New Roman" w:hAnsi="Times New Roman"/>
+                <w:sz w:val="20"/>
+              </w:rPr>
+              <w:t>0.443</w:t>
+            </w:r>
+          </w:p>
+        </w:tc>
+        <w:tc>
+          <w:tcPr>
+            <w:tcW w:type="dxa" w:w="1337"/>
+          </w:tcPr>
+          <w:p>
+            <w:r>
+              <w:rPr>
+                <w:rFonts w:ascii="Times New Roman" w:hAnsi="Times New Roman"/>
+                <w:sz w:val="20"/>
+              </w:rPr>
+              <w:t>1.129</w:t>
+            </w:r>
+          </w:p>
+        </w:tc>
+      </w:tr>
+      <w:tr>
+        <w:tc>
+          <w:tcPr>
+            <w:tcW w:type="dxa" w:w="1337"/>
+          </w:tcPr>
+          <w:p>
+            <w:r>
+              <w:rPr>
+                <w:rFonts w:ascii="Times New Roman" w:hAnsi="Times New Roman"/>
+                <w:sz w:val="20"/>
+              </w:rPr>
+              <w:t>demographic</w:t>
+            </w:r>
+          </w:p>
+        </w:tc>
+        <w:tc>
+          <w:tcPr>
+            <w:tcW w:type="dxa" w:w="1337"/>
+          </w:tcPr>
+          <w:p>
+            <w:r>
+              <w:rPr>
+                <w:rFonts w:ascii="Times New Roman" w:hAnsi="Times New Roman"/>
+                <w:sz w:val="20"/>
+              </w:rPr>
+              <w:t>0.000</w:t>
+            </w:r>
+          </w:p>
+        </w:tc>
+        <w:tc>
+          <w:tcPr>
+            <w:tcW w:type="dxa" w:w="1337"/>
+          </w:tcPr>
+          <w:p>
+            <w:r>
+              <w:rPr>
+                <w:rFonts w:ascii="Times New Roman" w:hAnsi="Times New Roman"/>
+                <w:sz w:val="20"/>
+              </w:rPr>
+              <w:t>nan</w:t>
+            </w:r>
+          </w:p>
+        </w:tc>
+        <w:tc>
+          <w:tcPr>
+            <w:tcW w:type="dxa" w:w="1337"/>
+          </w:tcPr>
+          <w:p>
+            <w:r>
+              <w:rPr>
+                <w:rFonts w:ascii="Times New Roman" w:hAnsi="Times New Roman"/>
+                <w:sz w:val="20"/>
+              </w:rPr>
+              <w:t>nan</w:t>
+            </w:r>
+          </w:p>
+        </w:tc>
+        <w:tc>
+          <w:tcPr>
+            <w:tcW w:type="dxa" w:w="1337"/>
+          </w:tcPr>
+          <w:p>
+            <w:r>
+              <w:rPr>
+                <w:rFonts w:ascii="Times New Roman" w:hAnsi="Times New Roman"/>
+                <w:sz w:val="20"/>
+              </w:rPr>
+              <w:t>nan</w:t>
+            </w:r>
+          </w:p>
+        </w:tc>
+        <w:tc>
+          <w:tcPr>
+            <w:tcW w:type="dxa" w:w="1337"/>
+          </w:tcPr>
+          <w:p>
+            <w:r>
+              <w:rPr>
+                <w:rFonts w:ascii="Times New Roman" w:hAnsi="Times New Roman"/>
+                <w:sz w:val="20"/>
+              </w:rPr>
+              <w:t>nan</w:t>
+            </w:r>
+          </w:p>
+        </w:tc>
+        <w:tc>
+          <w:tcPr>
+            <w:tcW w:type="dxa" w:w="1337"/>
+          </w:tcPr>
+          <w:p>
+            <w:r>
+              <w:rPr>
+                <w:rFonts w:ascii="Times New Roman" w:hAnsi="Times New Roman"/>
+                <w:sz w:val="20"/>
+              </w:rPr>
+              <w:t>1.000</w:t>
+            </w:r>
+          </w:p>
+        </w:tc>
+      </w:tr>
+      <w:tr>
+        <w:tc>
+          <w:tcPr>
+            <w:tcW w:type="dxa" w:w="1337"/>
+          </w:tcPr>
+          <w:p>
+            <w:r>
+              <w:rPr>
+                <w:rFonts w:ascii="Times New Roman" w:hAnsi="Times New Roman"/>
+                <w:sz w:val="20"/>
+              </w:rPr>
+              <w:t>procedures</w:t>
+            </w:r>
+          </w:p>
+        </w:tc>
+        <w:tc>
+          <w:tcPr>
+            <w:tcW w:type="dxa" w:w="1337"/>
+          </w:tcPr>
+          <w:p>
+            <w:r>
+              <w:rPr>
+                <w:rFonts w:ascii="Times New Roman" w:hAnsi="Times New Roman"/>
+                <w:sz w:val="20"/>
+              </w:rPr>
+              <w:t>-0.000</w:t>
+            </w:r>
+          </w:p>
+        </w:tc>
+        <w:tc>
+          <w:tcPr>
+            <w:tcW w:type="dxa" w:w="1337"/>
+          </w:tcPr>
+          <w:p>
+            <w:r>
+              <w:rPr>
+                <w:rFonts w:ascii="Times New Roman" w:hAnsi="Times New Roman"/>
+                <w:sz w:val="20"/>
+              </w:rPr>
+              <w:t>0.000</w:t>
+            </w:r>
+          </w:p>
+        </w:tc>
+        <w:tc>
+          <w:tcPr>
+            <w:tcW w:type="dxa" w:w="1337"/>
+          </w:tcPr>
+          <w:p>
+            <w:r>
+              <w:rPr>
+                <w:rFonts w:ascii="Times New Roman" w:hAnsi="Times New Roman"/>
+                <w:sz w:val="20"/>
+              </w:rPr>
+              <w:t>-0.000</w:t>
+            </w:r>
+          </w:p>
+        </w:tc>
+        <w:tc>
+          <w:tcPr>
+            <w:tcW w:type="dxa" w:w="1337"/>
+          </w:tcPr>
+          <w:p>
+            <w:r>
+              <w:rPr>
+                <w:rFonts w:ascii="Times New Roman" w:hAnsi="Times New Roman"/>
+                <w:sz w:val="20"/>
+              </w:rPr>
+              <w:t>-0.000</w:t>
+            </w:r>
+          </w:p>
+        </w:tc>
+        <w:tc>
+          <w:tcPr>
+            <w:tcW w:type="dxa" w:w="1337"/>
+          </w:tcPr>
+          <w:p>
+            <w:r>
+              <w:rPr>
+                <w:rFonts w:ascii="Times New Roman" w:hAnsi="Times New Roman"/>
+                <w:sz w:val="20"/>
+              </w:rPr>
+              <w:t>0.002</w:t>
+            </w:r>
+          </w:p>
+        </w:tc>
+        <w:tc>
+          <w:tcPr>
+            <w:tcW w:type="dxa" w:w="1337"/>
+          </w:tcPr>
+          <w:p>
+            <w:r>
+              <w:rPr>
+                <w:rFonts w:ascii="Times New Roman" w:hAnsi="Times New Roman"/>
+                <w:sz w:val="20"/>
+              </w:rPr>
+              <w:t>1.000</w:t>
+            </w:r>
+          </w:p>
+        </w:tc>
+      </w:tr>
+      <w:tr>
+        <w:tc>
+          <w:tcPr>
+            <w:tcW w:type="dxa" w:w="1337"/>
+          </w:tcPr>
+          <w:p>
+            <w:r>
+              <w:rPr>
+                <w:rFonts w:ascii="Times New Roman" w:hAnsi="Times New Roman"/>
+                <w:sz w:val="20"/>
+              </w:rPr>
+              <w:t>surg_decompression</w:t>
+            </w:r>
+          </w:p>
+        </w:tc>
+        <w:tc>
+          <w:tcPr>
+            <w:tcW w:type="dxa" w:w="1337"/>
+          </w:tcPr>
+          <w:p>
+            <w:r>
+              <w:rPr>
+                <w:rFonts w:ascii="Times New Roman" w:hAnsi="Times New Roman"/>
+                <w:sz w:val="20"/>
+              </w:rPr>
+              <w:t>-0.683</w:t>
+            </w:r>
+          </w:p>
+        </w:tc>
+        <w:tc>
+          <w:tcPr>
+            <w:tcW w:type="dxa" w:w="1337"/>
+          </w:tcPr>
+          <w:p>
+            <w:r>
+              <w:rPr>
+                <w:rFonts w:ascii="Times New Roman" w:hAnsi="Times New Roman"/>
+                <w:sz w:val="20"/>
+              </w:rPr>
+              <w:t>0.213</w:t>
+            </w:r>
+          </w:p>
+        </w:tc>
+        <w:tc>
+          <w:tcPr>
+            <w:tcW w:type="dxa" w:w="1337"/>
+          </w:tcPr>
+          <w:p>
+            <w:r>
+              <w:rPr>
+                <w:rFonts w:ascii="Times New Roman" w:hAnsi="Times New Roman"/>
+                <w:sz w:val="20"/>
+              </w:rPr>
+              <w:t>-1.101</w:t>
+            </w:r>
+          </w:p>
+        </w:tc>
+        <w:tc>
+          <w:tcPr>
+            <w:tcW w:type="dxa" w:w="1337"/>
+          </w:tcPr>
+          <w:p>
+            <w:r>
+              <w:rPr>
+                <w:rFonts w:ascii="Times New Roman" w:hAnsi="Times New Roman"/>
+                <w:sz w:val="20"/>
+              </w:rPr>
+              <w:t>-0.266</w:t>
+            </w:r>
+          </w:p>
+        </w:tc>
+        <w:tc>
+          <w:tcPr>
+            <w:tcW w:type="dxa" w:w="1337"/>
+          </w:tcPr>
+          <w:p>
+            <w:r>
+              <w:rPr>
+                <w:rFonts w:ascii="Times New Roman" w:hAnsi="Times New Roman"/>
+                <w:sz w:val="20"/>
+              </w:rPr>
+              <w:t>0.001</w:t>
+            </w:r>
+          </w:p>
+        </w:tc>
+        <w:tc>
+          <w:tcPr>
+            <w:tcW w:type="dxa" w:w="1337"/>
+          </w:tcPr>
+          <w:p>
+            <w:r>
+              <w:rPr>
+                <w:rFonts w:ascii="Times New Roman" w:hAnsi="Times New Roman"/>
+                <w:sz w:val="20"/>
+              </w:rPr>
+              <w:t>0.505</w:t>
+            </w:r>
+          </w:p>
+        </w:tc>
+      </w:tr>
+      <w:tr>
+        <w:tc>
+          <w:tcPr>
+            <w:tcW w:type="dxa" w:w="1337"/>
+          </w:tcPr>
+          <w:p>
+            <w:r>
+              <w:rPr>
+                <w:rFonts w:ascii="Times New Roman" w:hAnsi="Times New Roman"/>
+                <w:sz w:val="20"/>
+              </w:rPr>
+              <w:t>mma_embo</w:t>
+            </w:r>
+          </w:p>
+        </w:tc>
+        <w:tc>
+          <w:tcPr>
+            <w:tcW w:type="dxa" w:w="1337"/>
+          </w:tcPr>
+          <w:p>
+            <w:r>
+              <w:rPr>
+                <w:rFonts w:ascii="Times New Roman" w:hAnsi="Times New Roman"/>
+                <w:sz w:val="20"/>
+              </w:rPr>
+              <w:t>-0.414</w:t>
+            </w:r>
+          </w:p>
+        </w:tc>
+        <w:tc>
+          <w:tcPr>
+            <w:tcW w:type="dxa" w:w="1337"/>
+          </w:tcPr>
+          <w:p>
+            <w:r>
+              <w:rPr>
+                <w:rFonts w:ascii="Times New Roman" w:hAnsi="Times New Roman"/>
+                <w:sz w:val="20"/>
+              </w:rPr>
+              <w:t>0.182</w:t>
+            </w:r>
+          </w:p>
+        </w:tc>
+        <w:tc>
+          <w:tcPr>
+            <w:tcW w:type="dxa" w:w="1337"/>
+          </w:tcPr>
+          <w:p>
+            <w:r>
+              <w:rPr>
+                <w:rFonts w:ascii="Times New Roman" w:hAnsi="Times New Roman"/>
+                <w:sz w:val="20"/>
+              </w:rPr>
+              <w:t>-0.771</w:t>
+            </w:r>
+          </w:p>
+        </w:tc>
+        <w:tc>
+          <w:tcPr>
+            <w:tcW w:type="dxa" w:w="1337"/>
+          </w:tcPr>
+          <w:p>
+            <w:r>
+              <w:rPr>
+                <w:rFonts w:ascii="Times New Roman" w:hAnsi="Times New Roman"/>
+                <w:sz w:val="20"/>
+              </w:rPr>
+              <w:t>-0.058</w:t>
+            </w:r>
+          </w:p>
+        </w:tc>
+        <w:tc>
+          <w:tcPr>
+            <w:tcW w:type="dxa" w:w="1337"/>
+          </w:tcPr>
+          <w:p>
+            <w:r>
+              <w:rPr>
+                <w:rFonts w:ascii="Times New Roman" w:hAnsi="Times New Roman"/>
+                <w:sz w:val="20"/>
+              </w:rPr>
+              <w:t>0.023</w:t>
+            </w:r>
+          </w:p>
+        </w:tc>
+        <w:tc>
+          <w:tcPr>
+            <w:tcW w:type="dxa" w:w="1337"/>
+          </w:tcPr>
+          <w:p>
+            <w:r>
+              <w:rPr>
+                <w:rFonts w:ascii="Times New Roman" w:hAnsi="Times New Roman"/>
+                <w:sz w:val="20"/>
+              </w:rPr>
+              <w:t>0.661</w:t>
+            </w:r>
+          </w:p>
+        </w:tc>
+      </w:tr>
+      <w:tr>
+        <w:tc>
+          <w:tcPr>
+            <w:tcW w:type="dxa" w:w="1337"/>
+          </w:tcPr>
+          <w:p>
+            <w:r>
+              <w:rPr>
+                <w:rFonts w:ascii="Times New Roman" w:hAnsi="Times New Roman"/>
+                <w:sz w:val="20"/>
+              </w:rPr>
+              <w:t>drainage</w:t>
+            </w:r>
+          </w:p>
+        </w:tc>
+        <w:tc>
+          <w:tcPr>
+            <w:tcW w:type="dxa" w:w="1337"/>
+          </w:tcPr>
+          <w:p>
+            <w:r>
+              <w:rPr>
+                <w:rFonts w:ascii="Times New Roman" w:hAnsi="Times New Roman"/>
+                <w:sz w:val="20"/>
+              </w:rPr>
+              <w:t>0.367</w:t>
+            </w:r>
+          </w:p>
+        </w:tc>
+        <w:tc>
+          <w:tcPr>
+            <w:tcW w:type="dxa" w:w="1337"/>
+          </w:tcPr>
+          <w:p>
+            <w:r>
+              <w:rPr>
+                <w:rFonts w:ascii="Times New Roman" w:hAnsi="Times New Roman"/>
+                <w:sz w:val="20"/>
+              </w:rPr>
+              <w:t>0.103</w:t>
+            </w:r>
+          </w:p>
+        </w:tc>
+        <w:tc>
+          <w:tcPr>
+            <w:tcW w:type="dxa" w:w="1337"/>
+          </w:tcPr>
+          <w:p>
+            <w:r>
+              <w:rPr>
+                <w:rFonts w:ascii="Times New Roman" w:hAnsi="Times New Roman"/>
+                <w:sz w:val="20"/>
+              </w:rPr>
+              <w:t>0.166</w:t>
+            </w:r>
+          </w:p>
+        </w:tc>
+        <w:tc>
+          <w:tcPr>
+            <w:tcW w:type="dxa" w:w="1337"/>
+          </w:tcPr>
+          <w:p>
+            <w:r>
+              <w:rPr>
+                <w:rFonts w:ascii="Times New Roman" w:hAnsi="Times New Roman"/>
+                <w:sz w:val="20"/>
+              </w:rPr>
+              <w:t>0.568</w:t>
+            </w:r>
+          </w:p>
+        </w:tc>
+        <w:tc>
+          <w:tcPr>
+            <w:tcW w:type="dxa" w:w="1337"/>
+          </w:tcPr>
+          <w:p>
+            <w:r>
+              <w:rPr>
+                <w:rFonts w:ascii="Times New Roman" w:hAnsi="Times New Roman"/>
+                <w:sz w:val="20"/>
+              </w:rPr>
+              <w:t>0.000</w:t>
+            </w:r>
+          </w:p>
+        </w:tc>
+        <w:tc>
+          <w:tcPr>
+            <w:tcW w:type="dxa" w:w="1337"/>
+          </w:tcPr>
+          <w:p>
+            <w:r>
+              <w:rPr>
+                <w:rFonts w:ascii="Times New Roman" w:hAnsi="Times New Roman"/>
+                <w:sz w:val="20"/>
+              </w:rPr>
+              <w:t>1.443</w:t>
+            </w:r>
+          </w:p>
+        </w:tc>
+      </w:tr>
+      <w:tr>
+        <w:tc>
+          <w:tcPr>
+            <w:tcW w:type="dxa" w:w="1337"/>
+          </w:tcPr>
+          <w:p>
+            <w:r>
+              <w:rPr>
+                <w:rFonts w:ascii="Times New Roman" w:hAnsi="Times New Roman"/>
+                <w:sz w:val="20"/>
+              </w:rPr>
+              <w:t>postop_gcs</w:t>
+            </w:r>
+          </w:p>
+        </w:tc>
+        <w:tc>
+          <w:tcPr>
+            <w:tcW w:type="dxa" w:w="1337"/>
+          </w:tcPr>
+          <w:p>
+            <w:r>
+              <w:rPr>
+                <w:rFonts w:ascii="Times New Roman" w:hAnsi="Times New Roman"/>
+                <w:sz w:val="20"/>
+              </w:rPr>
+              <w:t>-0.108</w:t>
+            </w:r>
+          </w:p>
+        </w:tc>
+        <w:tc>
+          <w:tcPr>
+            <w:tcW w:type="dxa" w:w="1337"/>
+          </w:tcPr>
+          <w:p>
+            <w:r>
+              <w:rPr>
+                <w:rFonts w:ascii="Times New Roman" w:hAnsi="Times New Roman"/>
+                <w:sz w:val="20"/>
+              </w:rPr>
+              <w:t>0.137</w:t>
+            </w:r>
+          </w:p>
+        </w:tc>
+        <w:tc>
+          <w:tcPr>
+            <w:tcW w:type="dxa" w:w="1337"/>
+          </w:tcPr>
+          <w:p>
+            <w:r>
+              <w:rPr>
+                <w:rFonts w:ascii="Times New Roman" w:hAnsi="Times New Roman"/>
+                <w:sz w:val="20"/>
+              </w:rPr>
+              <w:t>-0.376</w:t>
+            </w:r>
+          </w:p>
+        </w:tc>
+        <w:tc>
+          <w:tcPr>
+            <w:tcW w:type="dxa" w:w="1337"/>
+          </w:tcPr>
+          <w:p>
+            <w:r>
+              <w:rPr>
+                <w:rFonts w:ascii="Times New Roman" w:hAnsi="Times New Roman"/>
+                <w:sz w:val="20"/>
+              </w:rPr>
+              <w:t>0.160</w:t>
+            </w:r>
+          </w:p>
+        </w:tc>
+        <w:tc>
+          <w:tcPr>
+            <w:tcW w:type="dxa" w:w="1337"/>
+          </w:tcPr>
+          <w:p>
+            <w:r>
+              <w:rPr>
+                <w:rFonts w:ascii="Times New Roman" w:hAnsi="Times New Roman"/>
+                <w:sz w:val="20"/>
+              </w:rPr>
+              <w:t>0.430</w:t>
+            </w:r>
+          </w:p>
+        </w:tc>
+        <w:tc>
+          <w:tcPr>
+            <w:tcW w:type="dxa" w:w="1337"/>
+          </w:tcPr>
+          <w:p>
+            <w:r>
+              <w:rPr>
+                <w:rFonts w:ascii="Times New Roman" w:hAnsi="Times New Roman"/>
+                <w:sz w:val="20"/>
+              </w:rPr>
+              <w:t>0.898</w:t>
+            </w:r>
+          </w:p>
+        </w:tc>
+      </w:tr>
+    </w:tbl>
+    <w:p>
+      <w:pPr>
+        <w:spacing w:line="360" w:lineRule="auto" w:after="120"/>
+        <w:jc w:val="both"/>
+      </w:pPr>
+      <w:r>
+        <w:rPr>
+          <w:rFonts w:ascii="Times New Roman" w:hAnsi="Times New Roman"/>
+          <w:b w:val="0"/>
+          <w:i w:val="0"/>
+          <w:sz w:val="22"/>
+        </w:rPr>
+        <w:t>Deployed-model calibration. Out-of-fold, the deployed model achieves calibration-in-the-large near zero and low expected calibration error; the recalibration slope exceeds one (under-dispersion), reflecting weak discrimination over a narrow probability range rather than mean miscalibration. Calibration metrics are released as results/40_postopB_calibration_post_platt.csv.</w:t>
+      </w:r>
+    </w:p>
+    <w:p>
+      <w:pPr>
+        <w:jc w:val="center"/>
+      </w:pPr>
+      <w:r>
+        <w:drawing>
+          <wp:inline xmlns:a="http://schemas.openxmlformats.org/drawingml/2006/main" xmlns:pic="http://schemas.openxmlformats.org/drawingml/2006/picture">
+            <wp:extent cx="5943600" cy="5943600"/>
+            <wp:docPr id="1" name="Picture 1"/>
+            <wp:cNvGraphicFramePr>
+              <a:graphicFrameLocks noChangeAspect="1"/>
+            </wp:cNvGraphicFramePr>
+            <a:graphic>
+              <a:graphicData uri="http://schemas.openxmlformats.org/drawingml/2006/picture">
+                <pic:pic>
+                  <pic:nvPicPr>
+                    <pic:cNvPr id="0" name="40_postopB_calibration.png"/>
+                    <pic:cNvPicPr/>
+                  </pic:nvPicPr>
+                  <pic:blipFill>
+                    <a:blip r:embed="rId9"/>
+                    <a:stretch>
+                      <a:fillRect/>
+                    </a:stretch>
+                  </pic:blipFill>
+                  <pic:spPr>
+                    <a:xfrm>
+                      <a:off x="0" y="0"/>
+                      <a:ext cx="5943600" cy="5943600"/>
+                    </a:xfrm>
+                    <a:prstGeom prst="rect"/>
+                  </pic:spPr>
+                </pic:pic>
+              </a:graphicData>
+            </a:graphic>
+          </wp:inline>
+        </w:drawing>
+      </w:r>
+    </w:p>
+    <w:p>
+      <w:pPr>
+        <w:jc w:val="left"/>
+      </w:pPr>
+      <w:r>
+        <w:rPr>
+          <w:rFonts w:ascii="Times New Roman" w:hAnsi="Times New Roman"/>
+          <w:i/>
+          <w:sz w:val="20"/>
+        </w:rPr>
+        <w:t>Figure S8.  Reliability curve of the deployed postoperative-B model after Platt scaling.</w:t>
+      </w:r>
+    </w:p>
+    <w:p>
+      <w:r>
+        <w:br w:type="page"/>
+      </w:r>
+    </w:p>
+    <w:p>
+      <w:pPr>
+        <w:pStyle w:val="Heading1"/>
+      </w:pPr>
+      <w:r>
+        <w:rPr>
+          <w:rFonts w:ascii="Times New Roman" w:hAnsi="Times New Roman"/>
+          <w:color w:val="141F3A"/>
+        </w:rPr>
         <w:t>Supplementary Tables</w:t>
       </w:r>
     </w:p>
@@ -11459,7 +17857,7 @@
         <w:drawing>
           <wp:inline xmlns:a="http://schemas.openxmlformats.org/drawingml/2006/main" xmlns:pic="http://schemas.openxmlformats.org/drawingml/2006/picture">
             <wp:extent cx="5943600" cy="8738597"/>
-            <wp:docPr id="1" name="Picture 1"/>
+            <wp:docPr id="2" name="Picture 2"/>
             <wp:cNvGraphicFramePr>
               <a:graphicFrameLocks noChangeAspect="1"/>
             </wp:cNvGraphicFramePr>
@@ -11471,7 +17869,7 @@
                     <pic:cNvPicPr/>
                   </pic:nvPicPr>
                   <pic:blipFill>
-                    <a:blip r:embed="rId9"/>
+                    <a:blip r:embed="rId10"/>
                     <a:stretch>
                       <a:fillRect/>
                     </a:stretch>
@@ -11525,7 +17923,7 @@
         <w:drawing>
           <wp:inline xmlns:a="http://schemas.openxmlformats.org/drawingml/2006/main" xmlns:pic="http://schemas.openxmlformats.org/drawingml/2006/picture">
             <wp:extent cx="5943600" cy="8744131"/>
-            <wp:docPr id="2" name="Picture 2"/>
+            <wp:docPr id="3" name="Picture 3"/>
             <wp:cNvGraphicFramePr>
               <a:graphicFrameLocks noChangeAspect="1"/>
             </wp:cNvGraphicFramePr>
@@ -11537,7 +17935,7 @@
                     <pic:cNvPicPr/>
                   </pic:nvPicPr>
                   <pic:blipFill>
-                    <a:blip r:embed="rId10"/>
+                    <a:blip r:embed="rId11"/>
                     <a:stretch>
                       <a:fillRect/>
                     </a:stretch>
@@ -11591,7 +17989,7 @@
         <w:drawing>
           <wp:inline xmlns:a="http://schemas.openxmlformats.org/drawingml/2006/main" xmlns:pic="http://schemas.openxmlformats.org/drawingml/2006/picture">
             <wp:extent cx="5943600" cy="3105899"/>
-            <wp:docPr id="3" name="Picture 3"/>
+            <wp:docPr id="4" name="Picture 4"/>
             <wp:cNvGraphicFramePr>
               <a:graphicFrameLocks noChangeAspect="1"/>
             </wp:cNvGraphicFramePr>
@@ -11603,7 +18001,7 @@
                     <pic:cNvPicPr/>
                   </pic:nvPicPr>
                   <pic:blipFill>
-                    <a:blip r:embed="rId11"/>
+                    <a:blip r:embed="rId12"/>
                     <a:stretch>
                       <a:fillRect/>
                     </a:stretch>
@@ -11657,7 +18055,7 @@
         <w:drawing>
           <wp:inline xmlns:a="http://schemas.openxmlformats.org/drawingml/2006/main" xmlns:pic="http://schemas.openxmlformats.org/drawingml/2006/picture">
             <wp:extent cx="5943600" cy="2347523"/>
-            <wp:docPr id="4" name="Picture 4"/>
+            <wp:docPr id="5" name="Picture 5"/>
             <wp:cNvGraphicFramePr>
               <a:graphicFrameLocks noChangeAspect="1"/>
             </wp:cNvGraphicFramePr>
@@ -11669,7 +18067,7 @@
                     <pic:cNvPicPr/>
                   </pic:nvPicPr>
                   <pic:blipFill>
-                    <a:blip r:embed="rId12"/>
+                    <a:blip r:embed="rId13"/>
                     <a:stretch>
                       <a:fillRect/>
                     </a:stretch>
@@ -11723,7 +18121,7 @@
         <w:drawing>
           <wp:inline xmlns:a="http://schemas.openxmlformats.org/drawingml/2006/main" xmlns:pic="http://schemas.openxmlformats.org/drawingml/2006/picture">
             <wp:extent cx="5943600" cy="3265971"/>
-            <wp:docPr id="5" name="Picture 5"/>
+            <wp:docPr id="6" name="Picture 6"/>
             <wp:cNvGraphicFramePr>
               <a:graphicFrameLocks noChangeAspect="1"/>
             </wp:cNvGraphicFramePr>
@@ -11735,7 +18133,7 @@
                     <pic:cNvPicPr/>
                   </pic:nvPicPr>
                   <pic:blipFill>
-                    <a:blip r:embed="rId13"/>
+                    <a:blip r:embed="rId14"/>
                     <a:stretch>
                       <a:fillRect/>
                     </a:stretch>
@@ -11789,7 +18187,7 @@
         <w:drawing>
           <wp:inline xmlns:a="http://schemas.openxmlformats.org/drawingml/2006/main" xmlns:pic="http://schemas.openxmlformats.org/drawingml/2006/picture">
             <wp:extent cx="5943600" cy="2251608"/>
-            <wp:docPr id="6" name="Picture 6"/>
+            <wp:docPr id="7" name="Picture 7"/>
             <wp:cNvGraphicFramePr>
               <a:graphicFrameLocks noChangeAspect="1"/>
             </wp:cNvGraphicFramePr>
@@ -11801,7 +18199,7 @@
                     <pic:cNvPicPr/>
                   </pic:nvPicPr>
                   <pic:blipFill>
-                    <a:blip r:embed="rId14"/>
+                    <a:blip r:embed="rId15"/>
                     <a:stretch>
                       <a:fillRect/>
                     </a:stretch>
@@ -11855,7 +18253,7 @@
         <w:drawing>
           <wp:inline xmlns:a="http://schemas.openxmlformats.org/drawingml/2006/main" xmlns:pic="http://schemas.openxmlformats.org/drawingml/2006/picture">
             <wp:extent cx="5943600" cy="2253039"/>
-            <wp:docPr id="7" name="Picture 7"/>
+            <wp:docPr id="8" name="Picture 8"/>
             <wp:cNvGraphicFramePr>
               <a:graphicFrameLocks noChangeAspect="1"/>
             </wp:cNvGraphicFramePr>
@@ -11867,7 +18265,7 @@
                     <pic:cNvPicPr/>
                   </pic:nvPicPr>
                   <pic:blipFill>
-                    <a:blip r:embed="rId15"/>
+                    <a:blip r:embed="rId16"/>
                     <a:stretch>
                       <a:fillRect/>
                     </a:stretch>

--- a/docs/supplementary.docx
+++ b/docs/supplementary.docx
@@ -2476,7 +2476,7 @@
           <w:i w:val="0"/>
           <w:sz w:val="22"/>
         </w:rPr>
-        <w:t>A preliminary analysis attempted to extend external validation to the HCUP Nationwide Inpatient Sample (NIS, 2016–2019), restricted to admissions with chronic-SDH coding and a craniotomy or burr-hole procedure in the same admission (n = 2,518). On methodological review the cohort was excluded from the primary analysis because the available administrative coding for the postoperative-seizure outcome is unreliable in this setting.</w:t>
+        <w:t>A preliminary analysis attempted to extend external evaluation to the HCUP Nationwide Inpatient Sample (NIS, 2016–2019), restricted to admissions with chronic-SDH coding and a craniotomy or burr-hole procedure in the same admission (n = 2,518). On methodological review the cohort was excluded from the primary analysis because the available administrative coding for the postoperative-seizure outcome is unreliable in this setting.</w:t>
       </w:r>
     </w:p>
     <w:p>
@@ -2538,7 +2538,7 @@
           <w:i w:val="0"/>
           <w:sz w:val="22"/>
         </w:rPr>
-        <w:t>Background.  We evaluated whether the discrimination of the deployment pipeline depends on the missing-data assumption. The deployment pipeline imputes each feature by its median and appends a per-feature binary missing-indicator covariate; sensitivity to this choice is reported below.</w:t>
+        <w:t>Background.  We evaluated whether the discrimination of the candidate pipeline depends on the missing-data assumption. The candidate pipeline imputes each feature by its median and appends a per-feature binary missing-indicator covariate; sensitivity to this choice is reported below.</w:t>
       </w:r>
     </w:p>
     <w:p>
@@ -3317,7 +3317,7 @@
           <w:i w:val="0"/>
           <w:sz w:val="22"/>
         </w:rPr>
-        <w:t>Interpretation.  AUC was insensitive to imputation choice on the deployment cohort (BIDMC, zero missingness) and modestly sensitive on the external eICU cohort, with the deployment default (median imputation) returning the lower end of the imputer-method range and the missing-indicator augmentation the upper end. The Rubin's-rules pooled estimate on eICU pure Set C (0.644, 95% CI 0.600–0.688; FMI 0.33) is concordant with the primary external-validation AUC reported in the main manuscript. The non-trivial FMI (0.33) is a useful pre-registered upper bound on the additional uncertainty injected by the imputation step alone and should be carried forward in any prospective re-validation that involves structured-record data with comparable missingness.</w:t>
+        <w:t>Interpretation.  AUC was insensitive to imputation choice on the deployment cohort (BIDMC, zero missingness) and modestly sensitive on the external eICU cohort, with the deployment default (median imputation) returning the lower end of the imputer-method range and the missing-indicator augmentation the upper end. The Rubin's-rules pooled estimate on eICU pure Set C (0.644, 95% CI 0.600–0.688; FMI 0.33) is concordant with the primary external-evaluation AUC reported in the main manuscript. The non-trivial FMI (0.33) is a useful pre-registered upper bound on the additional uncertainty injected by the imputation step alone and should be carried forward in any prospective re-validation that involves structured-record data with comparable missingness.</w:t>
       </w:r>
     </w:p>
     <w:p>
@@ -4620,6 +4620,626 @@
       </w:tr>
     </w:tbl>
     <w:p>
+      <w:pPr>
+        <w:spacing w:line="360" w:lineRule="auto" w:after="120"/>
+        <w:jc w:val="both"/>
+      </w:pPr>
+      <w:r>
+        <w:rPr>
+          <w:rFonts w:ascii="Times New Roman" w:hAnsi="Times New Roman"/>
+          <w:b w:val="0"/>
+          <w:i w:val="0"/>
+          <w:sz w:val="22"/>
+        </w:rPr>
+        <w:t>Model-versus-random comparator. To isolate the value contributed by the model's discrimination from the value of merely treating fewer patients, ML-guided allocation was compared with random allocation at the same treated fraction (32.4%). The net-monetary-benefit difference (discrimination premium) is $996–$1,612 per patient across the AED-efficacy range, confirming that the model — not the treated fraction alone — drives the incremental value.</w:t>
+      </w:r>
+    </w:p>
+    <w:p>
+      <w:r>
+        <w:rPr>
+          <w:rFonts w:ascii="Times New Roman" w:hAnsi="Times New Roman"/>
+          <w:b/>
+          <w:sz w:val="22"/>
+        </w:rPr>
+        <w:t>Table S6d.  Model-vs-random comparator: discrimination premium at matched treated fraction.</w:t>
+      </w:r>
+    </w:p>
+    <w:tbl>
+      <w:tblPr>
+        <w:tblStyle w:val="LightList-Accent1"/>
+        <w:tblW w:type="auto" w:w="0"/>
+        <w:tblLook w:firstColumn="1" w:firstRow="1" w:lastColumn="0" w:lastRow="0" w:noHBand="0" w:noVBand="1" w:val="04A0"/>
+      </w:tblPr>
+      <w:tblGrid>
+        <w:gridCol w:w="1170"/>
+        <w:gridCol w:w="1170"/>
+        <w:gridCol w:w="1170"/>
+        <w:gridCol w:w="1170"/>
+        <w:gridCol w:w="1170"/>
+        <w:gridCol w:w="1170"/>
+        <w:gridCol w:w="1170"/>
+        <w:gridCol w:w="1170"/>
+      </w:tblGrid>
+      <w:tr>
+        <w:tc>
+          <w:tcPr>
+            <w:tcW w:type="dxa" w:w="1170"/>
+          </w:tcPr>
+          <w:p>
+            <w:r>
+              <w:rPr>
+                <w:rFonts w:ascii="Times New Roman" w:hAnsi="Times New Roman"/>
+                <w:b/>
+                <w:sz w:val="20"/>
+              </w:rPr>
+              <w:t>aed_rrr</w:t>
+            </w:r>
+          </w:p>
+        </w:tc>
+        <w:tc>
+          <w:tcPr>
+            <w:tcW w:type="dxa" w:w="1170"/>
+          </w:tcPr>
+          <w:p>
+            <w:r>
+              <w:rPr>
+                <w:rFonts w:ascii="Times New Roman" w:hAnsi="Times New Roman"/>
+                <w:b/>
+                <w:sz w:val="20"/>
+              </w:rPr>
+              <w:t>treated_fraction</w:t>
+            </w:r>
+          </w:p>
+        </w:tc>
+        <w:tc>
+          <w:tcPr>
+            <w:tcW w:type="dxa" w:w="1170"/>
+          </w:tcPr>
+          <w:p>
+            <w:r>
+              <w:rPr>
+                <w:rFonts w:ascii="Times New Roman" w:hAnsi="Times New Roman"/>
+                <w:b/>
+                <w:sz w:val="20"/>
+              </w:rPr>
+              <w:t>NMB_obs</w:t>
+            </w:r>
+          </w:p>
+        </w:tc>
+        <w:tc>
+          <w:tcPr>
+            <w:tcW w:type="dxa" w:w="1170"/>
+          </w:tcPr>
+          <w:p>
+            <w:r>
+              <w:rPr>
+                <w:rFonts w:ascii="Times New Roman" w:hAnsi="Times New Roman"/>
+                <w:b/>
+                <w:sz w:val="20"/>
+              </w:rPr>
+              <w:t>NMB_universal_aed</w:t>
+            </w:r>
+          </w:p>
+        </w:tc>
+        <w:tc>
+          <w:tcPr>
+            <w:tcW w:type="dxa" w:w="1170"/>
+          </w:tcPr>
+          <w:p>
+            <w:r>
+              <w:rPr>
+                <w:rFonts w:ascii="Times New Roman" w:hAnsi="Times New Roman"/>
+                <w:b/>
+                <w:sz w:val="20"/>
+              </w:rPr>
+              <w:t>NMB_ml_guided</w:t>
+            </w:r>
+          </w:p>
+        </w:tc>
+        <w:tc>
+          <w:tcPr>
+            <w:tcW w:type="dxa" w:w="1170"/>
+          </w:tcPr>
+          <w:p>
+            <w:r>
+              <w:rPr>
+                <w:rFonts w:ascii="Times New Roman" w:hAnsi="Times New Roman"/>
+                <w:b/>
+                <w:sz w:val="20"/>
+              </w:rPr>
+              <w:t>NMB_random_matched</w:t>
+            </w:r>
+          </w:p>
+        </w:tc>
+        <w:tc>
+          <w:tcPr>
+            <w:tcW w:type="dxa" w:w="1170"/>
+          </w:tcPr>
+          <w:p>
+            <w:r>
+              <w:rPr>
+                <w:rFonts w:ascii="Times New Roman" w:hAnsi="Times New Roman"/>
+                <w:b/>
+                <w:sz w:val="20"/>
+              </w:rPr>
+              <w:t>discrimination_premium</w:t>
+            </w:r>
+          </w:p>
+        </w:tc>
+        <w:tc>
+          <w:tcPr>
+            <w:tcW w:type="dxa" w:w="1170"/>
+          </w:tcPr>
+          <w:p>
+            <w:r>
+              <w:rPr>
+                <w:rFonts w:ascii="Times New Roman" w:hAnsi="Times New Roman"/>
+                <w:b/>
+                <w:sz w:val="20"/>
+              </w:rPr>
+              <w:t>best_strategy</w:t>
+            </w:r>
+          </w:p>
+        </w:tc>
+      </w:tr>
+      <w:tr>
+        <w:tc>
+          <w:tcPr>
+            <w:tcW w:type="dxa" w:w="1170"/>
+          </w:tcPr>
+          <w:p>
+            <w:r>
+              <w:rPr>
+                <w:rFonts w:ascii="Times New Roman" w:hAnsi="Times New Roman"/>
+                <w:sz w:val="20"/>
+              </w:rPr>
+              <w:t>0.000</w:t>
+            </w:r>
+          </w:p>
+        </w:tc>
+        <w:tc>
+          <w:tcPr>
+            <w:tcW w:type="dxa" w:w="1170"/>
+          </w:tcPr>
+          <w:p>
+            <w:r>
+              <w:rPr>
+                <w:rFonts w:ascii="Times New Roman" w:hAnsi="Times New Roman"/>
+                <w:sz w:val="20"/>
+              </w:rPr>
+              <w:t>0.324</w:t>
+            </w:r>
+          </w:p>
+        </w:tc>
+        <w:tc>
+          <w:tcPr>
+            <w:tcW w:type="dxa" w:w="1170"/>
+          </w:tcPr>
+          <w:p>
+            <w:r>
+              <w:rPr>
+                <w:rFonts w:ascii="Times New Roman" w:hAnsi="Times New Roman"/>
+                <w:sz w:val="20"/>
+              </w:rPr>
+              <w:t>637134</w:t>
+            </w:r>
+          </w:p>
+        </w:tc>
+        <w:tc>
+          <w:tcPr>
+            <w:tcW w:type="dxa" w:w="1170"/>
+          </w:tcPr>
+          <w:p>
+            <w:r>
+              <w:rPr>
+                <w:rFonts w:ascii="Times New Roman" w:hAnsi="Times New Roman"/>
+                <w:sz w:val="20"/>
+              </w:rPr>
+              <w:t>634624</w:t>
+            </w:r>
+          </w:p>
+        </w:tc>
+        <w:tc>
+          <w:tcPr>
+            <w:tcW w:type="dxa" w:w="1170"/>
+          </w:tcPr>
+          <w:p>
+            <w:r>
+              <w:rPr>
+                <w:rFonts w:ascii="Times New Roman" w:hAnsi="Times New Roman"/>
+                <w:sz w:val="20"/>
+              </w:rPr>
+              <w:t>637888</w:t>
+            </w:r>
+          </w:p>
+        </w:tc>
+        <w:tc>
+          <w:tcPr>
+            <w:tcW w:type="dxa" w:w="1170"/>
+          </w:tcPr>
+          <w:p>
+            <w:r>
+              <w:rPr>
+                <w:rFonts w:ascii="Times New Roman" w:hAnsi="Times New Roman"/>
+                <w:sz w:val="20"/>
+              </w:rPr>
+              <w:t>636892</w:t>
+            </w:r>
+          </w:p>
+        </w:tc>
+        <w:tc>
+          <w:tcPr>
+            <w:tcW w:type="dxa" w:w="1170"/>
+          </w:tcPr>
+          <w:p>
+            <w:r>
+              <w:rPr>
+                <w:rFonts w:ascii="Times New Roman" w:hAnsi="Times New Roman"/>
+                <w:sz w:val="20"/>
+              </w:rPr>
+              <w:t>996</w:t>
+            </w:r>
+          </w:p>
+        </w:tc>
+        <w:tc>
+          <w:tcPr>
+            <w:tcW w:type="dxa" w:w="1170"/>
+          </w:tcPr>
+          <w:p>
+            <w:r>
+              <w:rPr>
+                <w:rFonts w:ascii="Times New Roman" w:hAnsi="Times New Roman"/>
+                <w:sz w:val="20"/>
+              </w:rPr>
+              <w:t>ml_guided</w:t>
+            </w:r>
+          </w:p>
+        </w:tc>
+      </w:tr>
+      <w:tr>
+        <w:tc>
+          <w:tcPr>
+            <w:tcW w:type="dxa" w:w="1170"/>
+          </w:tcPr>
+          <w:p>
+            <w:r>
+              <w:rPr>
+                <w:rFonts w:ascii="Times New Roman" w:hAnsi="Times New Roman"/>
+                <w:sz w:val="20"/>
+              </w:rPr>
+              <w:t>0.150</w:t>
+            </w:r>
+          </w:p>
+        </w:tc>
+        <w:tc>
+          <w:tcPr>
+            <w:tcW w:type="dxa" w:w="1170"/>
+          </w:tcPr>
+          <w:p>
+            <w:r>
+              <w:rPr>
+                <w:rFonts w:ascii="Times New Roman" w:hAnsi="Times New Roman"/>
+                <w:sz w:val="20"/>
+              </w:rPr>
+              <w:t>0.324</w:t>
+            </w:r>
+          </w:p>
+        </w:tc>
+        <w:tc>
+          <w:tcPr>
+            <w:tcW w:type="dxa" w:w="1170"/>
+          </w:tcPr>
+          <w:p>
+            <w:r>
+              <w:rPr>
+                <w:rFonts w:ascii="Times New Roman" w:hAnsi="Times New Roman"/>
+                <w:sz w:val="20"/>
+              </w:rPr>
+              <w:t>637134</w:t>
+            </w:r>
+          </w:p>
+        </w:tc>
+        <w:tc>
+          <w:tcPr>
+            <w:tcW w:type="dxa" w:w="1170"/>
+          </w:tcPr>
+          <w:p>
+            <w:r>
+              <w:rPr>
+                <w:rFonts w:ascii="Times New Roman" w:hAnsi="Times New Roman"/>
+                <w:sz w:val="20"/>
+              </w:rPr>
+              <w:t>636640</w:t>
+            </w:r>
+          </w:p>
+        </w:tc>
+        <w:tc>
+          <w:tcPr>
+            <w:tcW w:type="dxa" w:w="1170"/>
+          </w:tcPr>
+          <w:p>
+            <w:r>
+              <w:rPr>
+                <w:rFonts w:ascii="Times New Roman" w:hAnsi="Times New Roman"/>
+                <w:sz w:val="20"/>
+              </w:rPr>
+              <w:t>638471</w:t>
+            </w:r>
+          </w:p>
+        </w:tc>
+        <w:tc>
+          <w:tcPr>
+            <w:tcW w:type="dxa" w:w="1170"/>
+          </w:tcPr>
+          <w:p>
+            <w:r>
+              <w:rPr>
+                <w:rFonts w:ascii="Times New Roman" w:hAnsi="Times New Roman"/>
+                <w:sz w:val="20"/>
+              </w:rPr>
+              <w:t>637270</w:t>
+            </w:r>
+          </w:p>
+        </w:tc>
+        <w:tc>
+          <w:tcPr>
+            <w:tcW w:type="dxa" w:w="1170"/>
+          </w:tcPr>
+          <w:p>
+            <w:r>
+              <w:rPr>
+                <w:rFonts w:ascii="Times New Roman" w:hAnsi="Times New Roman"/>
+                <w:sz w:val="20"/>
+              </w:rPr>
+              <w:t>1201</w:t>
+            </w:r>
+          </w:p>
+        </w:tc>
+        <w:tc>
+          <w:tcPr>
+            <w:tcW w:type="dxa" w:w="1170"/>
+          </w:tcPr>
+          <w:p>
+            <w:r>
+              <w:rPr>
+                <w:rFonts w:ascii="Times New Roman" w:hAnsi="Times New Roman"/>
+                <w:sz w:val="20"/>
+              </w:rPr>
+              <w:t>ml_guided</w:t>
+            </w:r>
+          </w:p>
+        </w:tc>
+      </w:tr>
+      <w:tr>
+        <w:tc>
+          <w:tcPr>
+            <w:tcW w:type="dxa" w:w="1170"/>
+          </w:tcPr>
+          <w:p>
+            <w:r>
+              <w:rPr>
+                <w:rFonts w:ascii="Times New Roman" w:hAnsi="Times New Roman"/>
+                <w:sz w:val="20"/>
+              </w:rPr>
+              <w:t>0.300</w:t>
+            </w:r>
+          </w:p>
+        </w:tc>
+        <w:tc>
+          <w:tcPr>
+            <w:tcW w:type="dxa" w:w="1170"/>
+          </w:tcPr>
+          <w:p>
+            <w:r>
+              <w:rPr>
+                <w:rFonts w:ascii="Times New Roman" w:hAnsi="Times New Roman"/>
+                <w:sz w:val="20"/>
+              </w:rPr>
+              <w:t>0.324</w:t>
+            </w:r>
+          </w:p>
+        </w:tc>
+        <w:tc>
+          <w:tcPr>
+            <w:tcW w:type="dxa" w:w="1170"/>
+          </w:tcPr>
+          <w:p>
+            <w:r>
+              <w:rPr>
+                <w:rFonts w:ascii="Times New Roman" w:hAnsi="Times New Roman"/>
+                <w:sz w:val="20"/>
+              </w:rPr>
+              <w:t>637134</w:t>
+            </w:r>
+          </w:p>
+        </w:tc>
+        <w:tc>
+          <w:tcPr>
+            <w:tcW w:type="dxa" w:w="1170"/>
+          </w:tcPr>
+          <w:p>
+            <w:r>
+              <w:rPr>
+                <w:rFonts w:ascii="Times New Roman" w:hAnsi="Times New Roman"/>
+                <w:sz w:val="20"/>
+              </w:rPr>
+              <w:t>638655</w:t>
+            </w:r>
+          </w:p>
+        </w:tc>
+        <w:tc>
+          <w:tcPr>
+            <w:tcW w:type="dxa" w:w="1170"/>
+          </w:tcPr>
+          <w:p>
+            <w:r>
+              <w:rPr>
+                <w:rFonts w:ascii="Times New Roman" w:hAnsi="Times New Roman"/>
+                <w:sz w:val="20"/>
+              </w:rPr>
+              <w:t>639055</w:t>
+            </w:r>
+          </w:p>
+        </w:tc>
+        <w:tc>
+          <w:tcPr>
+            <w:tcW w:type="dxa" w:w="1170"/>
+          </w:tcPr>
+          <w:p>
+            <w:r>
+              <w:rPr>
+                <w:rFonts w:ascii="Times New Roman" w:hAnsi="Times New Roman"/>
+                <w:sz w:val="20"/>
+              </w:rPr>
+              <w:t>637648</w:t>
+            </w:r>
+          </w:p>
+        </w:tc>
+        <w:tc>
+          <w:tcPr>
+            <w:tcW w:type="dxa" w:w="1170"/>
+          </w:tcPr>
+          <w:p>
+            <w:r>
+              <w:rPr>
+                <w:rFonts w:ascii="Times New Roman" w:hAnsi="Times New Roman"/>
+                <w:sz w:val="20"/>
+              </w:rPr>
+              <w:t>1406</w:t>
+            </w:r>
+          </w:p>
+        </w:tc>
+        <w:tc>
+          <w:tcPr>
+            <w:tcW w:type="dxa" w:w="1170"/>
+          </w:tcPr>
+          <w:p>
+            <w:r>
+              <w:rPr>
+                <w:rFonts w:ascii="Times New Roman" w:hAnsi="Times New Roman"/>
+                <w:sz w:val="20"/>
+              </w:rPr>
+              <w:t>ml_guided</w:t>
+            </w:r>
+          </w:p>
+        </w:tc>
+      </w:tr>
+      <w:tr>
+        <w:tc>
+          <w:tcPr>
+            <w:tcW w:type="dxa" w:w="1170"/>
+          </w:tcPr>
+          <w:p>
+            <w:r>
+              <w:rPr>
+                <w:rFonts w:ascii="Times New Roman" w:hAnsi="Times New Roman"/>
+                <w:sz w:val="20"/>
+              </w:rPr>
+              <w:t>0.450</w:t>
+            </w:r>
+          </w:p>
+        </w:tc>
+        <w:tc>
+          <w:tcPr>
+            <w:tcW w:type="dxa" w:w="1170"/>
+          </w:tcPr>
+          <w:p>
+            <w:r>
+              <w:rPr>
+                <w:rFonts w:ascii="Times New Roman" w:hAnsi="Times New Roman"/>
+                <w:sz w:val="20"/>
+              </w:rPr>
+              <w:t>0.324</w:t>
+            </w:r>
+          </w:p>
+        </w:tc>
+        <w:tc>
+          <w:tcPr>
+            <w:tcW w:type="dxa" w:w="1170"/>
+          </w:tcPr>
+          <w:p>
+            <w:r>
+              <w:rPr>
+                <w:rFonts w:ascii="Times New Roman" w:hAnsi="Times New Roman"/>
+                <w:sz w:val="20"/>
+              </w:rPr>
+              <w:t>637134</w:t>
+            </w:r>
+          </w:p>
+        </w:tc>
+        <w:tc>
+          <w:tcPr>
+            <w:tcW w:type="dxa" w:w="1170"/>
+          </w:tcPr>
+          <w:p>
+            <w:r>
+              <w:rPr>
+                <w:rFonts w:ascii="Times New Roman" w:hAnsi="Times New Roman"/>
+                <w:sz w:val="20"/>
+              </w:rPr>
+              <w:t>640671</w:t>
+            </w:r>
+          </w:p>
+        </w:tc>
+        <w:tc>
+          <w:tcPr>
+            <w:tcW w:type="dxa" w:w="1170"/>
+          </w:tcPr>
+          <w:p>
+            <w:r>
+              <w:rPr>
+                <w:rFonts w:ascii="Times New Roman" w:hAnsi="Times New Roman"/>
+                <w:sz w:val="20"/>
+              </w:rPr>
+              <w:t>639638</w:t>
+            </w:r>
+          </w:p>
+        </w:tc>
+        <w:tc>
+          <w:tcPr>
+            <w:tcW w:type="dxa" w:w="1170"/>
+          </w:tcPr>
+          <w:p>
+            <w:r>
+              <w:rPr>
+                <w:rFonts w:ascii="Times New Roman" w:hAnsi="Times New Roman"/>
+                <w:sz w:val="20"/>
+              </w:rPr>
+              <w:t>638026</w:t>
+            </w:r>
+          </w:p>
+        </w:tc>
+        <w:tc>
+          <w:tcPr>
+            <w:tcW w:type="dxa" w:w="1170"/>
+          </w:tcPr>
+          <w:p>
+            <w:r>
+              <w:rPr>
+                <w:rFonts w:ascii="Times New Roman" w:hAnsi="Times New Roman"/>
+                <w:sz w:val="20"/>
+              </w:rPr>
+              <w:t>1612</w:t>
+            </w:r>
+          </w:p>
+        </w:tc>
+        <w:tc>
+          <w:tcPr>
+            <w:tcW w:type="dxa" w:w="1170"/>
+          </w:tcPr>
+          <w:p>
+            <w:r>
+              <w:rPr>
+                <w:rFonts w:ascii="Times New Roman" w:hAnsi="Times New Roman"/>
+                <w:sz w:val="20"/>
+              </w:rPr>
+              <w:t>universal_aed</w:t>
+            </w:r>
+          </w:p>
+        </w:tc>
+      </w:tr>
+    </w:tbl>
+    <w:p>
       <w:r>
         <w:br w:type="page"/>
       </w:r>
@@ -7685,7 +8305,7 @@
           <w:rFonts w:ascii="Times New Roman" w:hAnsi="Times New Roman"/>
           <w:color w:val="141F3A"/>
         </w:rPr>
-        <w:t>Appendix S8.  Cohort inclusion flow and deployed-model coefficients and calibration</w:t>
+        <w:t>Appendix S8.  Cohort inclusion flow and candidate-model coefficients and calibration</w:t>
       </w:r>
     </w:p>
     <w:p>
@@ -7700,7 +8320,7 @@
           <w:i w:val="0"/>
           <w:sz w:val="22"/>
         </w:rPr>
-        <w:t>Cohort inclusion (eICU). 5,376 ICU stays with any subdural-haematoma diagnosis (139 hospitals) → restrict to non-traumatic SDH and to hospitals contributing ≥10 such stays → 3,297 stays (42 hospitals; 300 seizures), the primary external-validation stratum. The broader 5,376/139 screen and three alternative definitions are reported as sensitivity analyses (Table S2).</w:t>
+        <w:t>Cohort inclusion (eICU). 5,376 ICU stays with any subdural-haematoma diagnosis (139 hospitals) → restrict to non-traumatic SDH and to hospitals contributing ≥10 such stays → 3,297 stays (42 hospitals; 300 seizures), the primary external-evaluation stratum. The broader 5,376/139 screen and three alternative definitions are reported as sensitivity analyses (Table S2).</w:t>
       </w:r>
     </w:p>
     <w:p>
@@ -7715,7 +8335,7 @@
           <w:i w:val="0"/>
           <w:sz w:val="22"/>
         </w:rPr>
-        <w:t>Deployed-model coefficients. Firth penalized logistic regression on the postoperative-B set; coefficients are on the per-standard-deviation scale, with odds ratios per 1-SD increase:</w:t>
+        <w:t>Candidate-model coefficients. Firth penalized logistic regression on the postoperative-B set; coefficients are on the per-standard-deviation scale, with odds ratios per 1-SD increase:</w:t>
       </w:r>
     </w:p>
     <w:p>
@@ -7725,7 +8345,7 @@
           <w:b/>
           <w:sz w:val="22"/>
         </w:rPr>
-        <w:t>Table S8.  Firth coefficients for the deployed postoperative-B model (per-SD scale; OR per 1-SD increase).</w:t>
+        <w:t>Table S8.  Firth coefficients for the candidate postoperative-B model (per-SD scale; OR per 1-SD increase).</w:t>
       </w:r>
     </w:p>
     <w:tbl>
@@ -9663,7 +10283,22 @@
           <w:i w:val="0"/>
           <w:sz w:val="22"/>
         </w:rPr>
-        <w:t>Deployed-model calibration. Out-of-fold, the deployed model achieves calibration-in-the-large near zero and low expected calibration error; the recalibration slope exceeds one (under-dispersion), reflecting weak discrimination over a narrow probability range rather than mean miscalibration. Calibration metrics are released as results/40_postopB_calibration_post_platt.csv.</w:t>
+        <w:t>The only coefficients reaching statistical significance are procedure variables (surgical decompression, middle-meningeal-artery embolization, and drainage); these reflect confounding by indication rather than causal seizure biology — for example, drainage carries an odds ratio of 1.44, a direction inconsistent with a plausible causal protective effect — which is a limitation of the candidate model.</w:t>
+      </w:r>
+    </w:p>
+    <w:p>
+      <w:pPr>
+        <w:spacing w:line="360" w:lineRule="auto" w:after="120"/>
+        <w:jc w:val="both"/>
+      </w:pPr>
+      <w:r>
+        <w:rPr>
+          <w:rFonts w:ascii="Times New Roman" w:hAnsi="Times New Roman"/>
+          <w:b w:val="0"/>
+          <w:i w:val="0"/>
+          <w:sz w:val="22"/>
+        </w:rPr>
+        <w:t>Candidate-model calibration. Out-of-fold, the candidate model achieves calibration-in-the-large near zero and low expected calibration error; the recalibration slope exceeds one (under-dispersion), reflecting weak discrimination over a narrow probability range rather than mean miscalibration. Calibration metrics are released as results/40_postopB_calibration_post_platt.csv.</w:t>
       </w:r>
     </w:p>
     <w:p>
@@ -9715,7 +10350,7 @@
           <w:i/>
           <w:sz w:val="20"/>
         </w:rPr>
-        <w:t>Figure S8.  Reliability curve of the deployed postoperative-B model after Platt scaling.</w:t>
+        <w:t>Figure S8.  Reliability curve of the candidate postoperative-B model after Platt scaling.</w:t>
       </w:r>
     </w:p>
     <w:p>
@@ -16986,7 +17621,7 @@
           <w:b/>
           <w:sz w:val="22"/>
         </w:rPr>
-        <w:t>Table S5.  Per-parameter EVPPI ranking at WTP $100,000/QALY.</w:t>
+        <w:t>Table S5.  Value-of-information under the deployable postoperative-B candidate model and cSDH-grounded AED priors: expected value of perfect information (EVPI) and per-parameter expected value of partial perfect information (EVPPI) at WTP $100,000/QALY (per-patient and 10-year population, $M).</w:t>
       </w:r>
     </w:p>
     <w:tbl>
@@ -17013,52 +17648,52 @@
                 <w:b/>
                 <w:sz w:val="20"/>
               </w:rPr>
+              <w:t>metric</w:t>
+            </w:r>
+          </w:p>
+        </w:tc>
+        <w:tc>
+          <w:tcPr>
+            <w:tcW w:type="dxa" w:w="2340"/>
+          </w:tcPr>
+          <w:p>
+            <w:r>
+              <w:rPr>
+                <w:rFonts w:ascii="Times New Roman" w:hAnsi="Times New Roman"/>
+                <w:b/>
+                <w:sz w:val="20"/>
+              </w:rPr>
+              <w:t>EVPPI_per_patient</w:t>
+            </w:r>
+          </w:p>
+        </w:tc>
+        <w:tc>
+          <w:tcPr>
+            <w:tcW w:type="dxa" w:w="2340"/>
+          </w:tcPr>
+          <w:p>
+            <w:r>
+              <w:rPr>
+                <w:rFonts w:ascii="Times New Roman" w:hAnsi="Times New Roman"/>
+                <w:b/>
+                <w:sz w:val="20"/>
+              </w:rPr>
+              <w:t>EVPPI_population_M</w:t>
+            </w:r>
+          </w:p>
+        </w:tc>
+        <w:tc>
+          <w:tcPr>
+            <w:tcW w:type="dxa" w:w="2340"/>
+          </w:tcPr>
+          <w:p>
+            <w:r>
+              <w:rPr>
+                <w:rFonts w:ascii="Times New Roman" w:hAnsi="Times New Roman"/>
+                <w:b/>
+                <w:sz w:val="20"/>
+              </w:rPr>
               <w:t>parameter</w:t>
-            </w:r>
-          </w:p>
-        </w:tc>
-        <w:tc>
-          <w:tcPr>
-            <w:tcW w:type="dxa" w:w="2340"/>
-          </w:tcPr>
-          <w:p>
-            <w:r>
-              <w:rPr>
-                <w:rFonts w:ascii="Times New Roman" w:hAnsi="Times New Roman"/>
-                <w:b/>
-                <w:sz w:val="20"/>
-              </w:rPr>
-              <w:t>column</w:t>
-            </w:r>
-          </w:p>
-        </w:tc>
-        <w:tc>
-          <w:tcPr>
-            <w:tcW w:type="dxa" w:w="2340"/>
-          </w:tcPr>
-          <w:p>
-            <w:r>
-              <w:rPr>
-                <w:rFonts w:ascii="Times New Roman" w:hAnsi="Times New Roman"/>
-                <w:b/>
-                <w:sz w:val="20"/>
-              </w:rPr>
-              <w:t>evppi_per_patient</w:t>
-            </w:r>
-          </w:p>
-        </w:tc>
-        <w:tc>
-          <w:tcPr>
-            <w:tcW w:type="dxa" w:w="2340"/>
-          </w:tcPr>
-          <w:p>
-            <w:r>
-              <w:rPr>
-                <w:rFonts w:ascii="Times New Roman" w:hAnsi="Times New Roman"/>
-                <w:b/>
-                <w:sz w:val="20"/>
-              </w:rPr>
-              <w:t>evppi_population</w:t>
             </w:r>
           </w:p>
         </w:tc>
@@ -17074,7 +17709,7 @@
                 <w:rFonts w:ascii="Times New Roman" w:hAnsi="Times New Roman"/>
                 <w:sz w:val="20"/>
               </w:rPr>
-              <w:t>Cost: cEEG monitoring/day</w:t>
+              <w:t>EVPI</w:t>
             </w:r>
           </w:p>
         </w:tc>
@@ -17088,7 +17723,7 @@
                 <w:rFonts w:ascii="Times New Roman" w:hAnsi="Times New Roman"/>
                 <w:sz w:val="20"/>
               </w:rPr>
-              <w:t>c_ceeg</w:t>
+              <w:t>64.800</w:t>
             </w:r>
           </w:p>
         </w:tc>
@@ -17102,7 +17737,7 @@
                 <w:rFonts w:ascii="Times New Roman" w:hAnsi="Times New Roman"/>
                 <w:sz w:val="20"/>
               </w:rPr>
-              <w:t>195</w:t>
+              <w:t>22.800</w:t>
             </w:r>
           </w:p>
         </w:tc>
@@ -17116,7 +17751,6 @@
                 <w:rFonts w:ascii="Times New Roman" w:hAnsi="Times New Roman"/>
                 <w:sz w:val="20"/>
               </w:rPr>
-              <w:t>68,687,999</w:t>
             </w:r>
           </w:p>
         </w:tc>
@@ -17132,7 +17766,6 @@
                 <w:rFonts w:ascii="Times New Roman" w:hAnsi="Times New Roman"/>
                 <w:sz w:val="20"/>
               </w:rPr>
-              <w:t>Seizure prevalence</w:t>
             </w:r>
           </w:p>
         </w:tc>
@@ -17146,7 +17779,7 @@
                 <w:rFonts w:ascii="Times New Roman" w:hAnsi="Times New Roman"/>
                 <w:sz w:val="20"/>
               </w:rPr>
-              <w:t>p_sz</w:t>
+              <w:t>0.000</w:t>
             </w:r>
           </w:p>
         </w:tc>
@@ -17160,7 +17793,7 @@
                 <w:rFonts w:ascii="Times New Roman" w:hAnsi="Times New Roman"/>
                 <w:sz w:val="20"/>
               </w:rPr>
-              <w:t>127</w:t>
+              <w:t>0.000</w:t>
             </w:r>
           </w:p>
         </w:tc>
@@ -17174,7 +17807,7 @@
                 <w:rFonts w:ascii="Times New Roman" w:hAnsi="Times New Roman"/>
                 <w:sz w:val="20"/>
               </w:rPr>
-              <w:t>44,804,411</w:t>
+              <w:t>prev</w:t>
             </w:r>
           </w:p>
         </w:tc>
@@ -17190,7 +17823,6 @@
                 <w:rFonts w:ascii="Times New Roman" w:hAnsi="Times New Roman"/>
                 <w:sz w:val="20"/>
               </w:rPr>
-              <w:t>AED relative risk reduction</w:t>
             </w:r>
           </w:p>
         </w:tc>
@@ -17204,35 +17836,35 @@
                 <w:rFonts w:ascii="Times New Roman" w:hAnsi="Times New Roman"/>
                 <w:sz w:val="20"/>
               </w:rPr>
+              <w:t>0.000</w:t>
+            </w:r>
+          </w:p>
+        </w:tc>
+        <w:tc>
+          <w:tcPr>
+            <w:tcW w:type="dxa" w:w="2340"/>
+          </w:tcPr>
+          <w:p>
+            <w:r>
+              <w:rPr>
+                <w:rFonts w:ascii="Times New Roman" w:hAnsi="Times New Roman"/>
+                <w:sz w:val="20"/>
+              </w:rPr>
+              <w:t>0.000</w:t>
+            </w:r>
+          </w:p>
+        </w:tc>
+        <w:tc>
+          <w:tcPr>
+            <w:tcW w:type="dxa" w:w="2340"/>
+          </w:tcPr>
+          <w:p>
+            <w:r>
+              <w:rPr>
+                <w:rFonts w:ascii="Times New Roman" w:hAnsi="Times New Roman"/>
+                <w:sz w:val="20"/>
+              </w:rPr>
               <w:t>rrr</w:t>
-            </w:r>
-          </w:p>
-        </w:tc>
-        <w:tc>
-          <w:tcPr>
-            <w:tcW w:type="dxa" w:w="2340"/>
-          </w:tcPr>
-          <w:p>
-            <w:r>
-              <w:rPr>
-                <w:rFonts w:ascii="Times New Roman" w:hAnsi="Times New Roman"/>
-                <w:sz w:val="20"/>
-              </w:rPr>
-              <w:t>95.550</w:t>
-            </w:r>
-          </w:p>
-        </w:tc>
-        <w:tc>
-          <w:tcPr>
-            <w:tcW w:type="dxa" w:w="2340"/>
-          </w:tcPr>
-          <w:p>
-            <w:r>
-              <w:rPr>
-                <w:rFonts w:ascii="Times New Roman" w:hAnsi="Times New Roman"/>
-                <w:sz w:val="20"/>
-              </w:rPr>
-              <w:t>33,580,438</w:t>
             </w:r>
           </w:p>
         </w:tc>
@@ -17248,7 +17880,6 @@
                 <w:rFonts w:ascii="Times New Roman" w:hAnsi="Times New Roman"/>
                 <w:sz w:val="20"/>
               </w:rPr>
-              <w:t>ML model sensitivity</w:t>
             </w:r>
           </w:p>
         </w:tc>
@@ -17262,35 +17893,35 @@
                 <w:rFonts w:ascii="Times New Roman" w:hAnsi="Times New Roman"/>
                 <w:sz w:val="20"/>
               </w:rPr>
+              <w:t>0.000</w:t>
+            </w:r>
+          </w:p>
+        </w:tc>
+        <w:tc>
+          <w:tcPr>
+            <w:tcW w:type="dxa" w:w="2340"/>
+          </w:tcPr>
+          <w:p>
+            <w:r>
+              <w:rPr>
+                <w:rFonts w:ascii="Times New Roman" w:hAnsi="Times New Roman"/>
+                <w:sz w:val="20"/>
+              </w:rPr>
+              <w:t>0.000</w:t>
+            </w:r>
+          </w:p>
+        </w:tc>
+        <w:tc>
+          <w:tcPr>
+            <w:tcW w:type="dxa" w:w="2340"/>
+          </w:tcPr>
+          <w:p>
+            <w:r>
+              <w:rPr>
+                <w:rFonts w:ascii="Times New Roman" w:hAnsi="Times New Roman"/>
+                <w:sz w:val="20"/>
+              </w:rPr>
               <w:t>sens</w:t>
-            </w:r>
-          </w:p>
-        </w:tc>
-        <w:tc>
-          <w:tcPr>
-            <w:tcW w:type="dxa" w:w="2340"/>
-          </w:tcPr>
-          <w:p>
-            <w:r>
-              <w:rPr>
-                <w:rFonts w:ascii="Times New Roman" w:hAnsi="Times New Roman"/>
-                <w:sz w:val="20"/>
-              </w:rPr>
-              <w:t>30.536</w:t>
-            </w:r>
-          </w:p>
-        </w:tc>
-        <w:tc>
-          <w:tcPr>
-            <w:tcW w:type="dxa" w:w="2340"/>
-          </w:tcPr>
-          <w:p>
-            <w:r>
-              <w:rPr>
-                <w:rFonts w:ascii="Times New Roman" w:hAnsi="Times New Roman"/>
-                <w:sz w:val="20"/>
-              </w:rPr>
-              <w:t>10,731,775</w:t>
             </w:r>
           </w:p>
         </w:tc>
@@ -17306,7 +17937,6 @@
                 <w:rFonts w:ascii="Times New Roman" w:hAnsi="Times New Roman"/>
                 <w:sz w:val="20"/>
               </w:rPr>
-              <w:t>Cost: AED adverse events</w:t>
             </w:r>
           </w:p>
         </w:tc>
@@ -17320,7 +17950,7 @@
                 <w:rFonts w:ascii="Times New Roman" w:hAnsi="Times New Roman"/>
                 <w:sz w:val="20"/>
               </w:rPr>
-              <w:t>c_aed_a</w:t>
+              <w:t>0.000</w:t>
             </w:r>
           </w:p>
         </w:tc>
@@ -17334,7 +17964,7 @@
                 <w:rFonts w:ascii="Times New Roman" w:hAnsi="Times New Roman"/>
                 <w:sz w:val="20"/>
               </w:rPr>
-              <w:t>16.591</w:t>
+              <w:t>0.000</w:t>
             </w:r>
           </w:p>
         </w:tc>
@@ -17348,7 +17978,7 @@
                 <w:rFonts w:ascii="Times New Roman" w:hAnsi="Times New Roman"/>
                 <w:sz w:val="20"/>
               </w:rPr>
-              <w:t>5,830,973</w:t>
+              <w:t>spec</w:t>
             </w:r>
           </w:p>
         </w:tc>
@@ -17364,7 +17994,6 @@
                 <w:rFonts w:ascii="Times New Roman" w:hAnsi="Times New Roman"/>
                 <w:sz w:val="20"/>
               </w:rPr>
-              <w:t>ML model specificity</w:t>
             </w:r>
           </w:p>
         </w:tc>
@@ -17378,7 +18007,7 @@
                 <w:rFonts w:ascii="Times New Roman" w:hAnsi="Times New Roman"/>
                 <w:sz w:val="20"/>
               </w:rPr>
-              <w:t>spec</w:t>
+              <w:t>0.000</w:t>
             </w:r>
           </w:p>
         </w:tc>
@@ -17392,7 +18021,7 @@
                 <w:rFonts w:ascii="Times New Roman" w:hAnsi="Times New Roman"/>
                 <w:sz w:val="20"/>
               </w:rPr>
-              <w:t>1.437</w:t>
+              <w:t>0.000</w:t>
             </w:r>
           </w:p>
         </w:tc>
@@ -17406,7 +18035,7 @@
                 <w:rFonts w:ascii="Times New Roman" w:hAnsi="Times New Roman"/>
                 <w:sz w:val="20"/>
               </w:rPr>
-              <w:t>505,151</w:t>
+              <w:t>p_se</w:t>
             </w:r>
           </w:p>
         </w:tc>
@@ -17422,7 +18051,6 @@
                 <w:rFonts w:ascii="Times New Roman" w:hAnsi="Times New Roman"/>
                 <w:sz w:val="20"/>
               </w:rPr>
-              <w:t>P(clinical detection)</w:t>
             </w:r>
           </w:p>
         </w:tc>
@@ -17436,7 +18064,7 @@
                 <w:rFonts w:ascii="Times New Roman" w:hAnsi="Times New Roman"/>
                 <w:sz w:val="20"/>
               </w:rPr>
-              <w:t>pd_clin</w:t>
+              <w:t>0.000</w:t>
             </w:r>
           </w:p>
         </w:tc>
@@ -17450,7 +18078,7 @@
                 <w:rFonts w:ascii="Times New Roman" w:hAnsi="Times New Roman"/>
                 <w:sz w:val="20"/>
               </w:rPr>
-              <w:t>1.038</w:t>
+              <w:t>0.000</w:t>
             </w:r>
           </w:p>
         </w:tc>
@@ -17464,7 +18092,7 @@
                 <w:rFonts w:ascii="Times New Roman" w:hAnsi="Times New Roman"/>
                 <w:sz w:val="20"/>
               </w:rPr>
-              <w:t>364,964</w:t>
+              <w:t>ceeg_cost</w:t>
             </w:r>
           </w:p>
         </w:tc>
@@ -17480,7 +18108,6 @@
                 <w:rFonts w:ascii="Times New Roman" w:hAnsi="Times New Roman"/>
                 <w:sz w:val="20"/>
               </w:rPr>
-              <w:t>Cost: late status epilepticus</w:t>
             </w:r>
           </w:p>
         </w:tc>
@@ -17494,7 +18121,7 @@
                 <w:rFonts w:ascii="Times New Roman" w:hAnsi="Times New Roman"/>
                 <w:sz w:val="20"/>
               </w:rPr>
-              <w:t>c_se_l</w:t>
+              <w:t>0.000</w:t>
             </w:r>
           </w:p>
         </w:tc>
@@ -17508,7 +18135,7 @@
                 <w:rFonts w:ascii="Times New Roman" w:hAnsi="Times New Roman"/>
                 <w:sz w:val="20"/>
               </w:rPr>
-              <w:t>0.661</w:t>
+              <w:t>0.000</w:t>
             </w:r>
           </w:p>
         </w:tc>
@@ -17522,297 +18149,7 @@
                 <w:rFonts w:ascii="Times New Roman" w:hAnsi="Times New Roman"/>
                 <w:sz w:val="20"/>
               </w:rPr>
-              <w:t>232,364</w:t>
-            </w:r>
-          </w:p>
-        </w:tc>
-      </w:tr>
-      <w:tr>
-        <w:tc>
-          <w:tcPr>
-            <w:tcW w:type="dxa" w:w="2340"/>
-          </w:tcPr>
-          <w:p>
-            <w:r>
-              <w:rPr>
-                <w:rFonts w:ascii="Times New Roman" w:hAnsi="Times New Roman"/>
-                <w:sz w:val="20"/>
-              </w:rPr>
-              <w:t>QALY decrement per seizure</w:t>
-            </w:r>
-          </w:p>
-        </w:tc>
-        <w:tc>
-          <w:tcPr>
-            <w:tcW w:type="dxa" w:w="2340"/>
-          </w:tcPr>
-          <w:p>
-            <w:r>
-              <w:rPr>
-                <w:rFonts w:ascii="Times New Roman" w:hAnsi="Times New Roman"/>
-                <w:sz w:val="20"/>
-              </w:rPr>
-              <w:t>u_dec</w:t>
-            </w:r>
-          </w:p>
-        </w:tc>
-        <w:tc>
-          <w:tcPr>
-            <w:tcW w:type="dxa" w:w="2340"/>
-          </w:tcPr>
-          <w:p>
-            <w:r>
-              <w:rPr>
-                <w:rFonts w:ascii="Times New Roman" w:hAnsi="Times New Roman"/>
-                <w:sz w:val="20"/>
-              </w:rPr>
-              <w:t>0.000</w:t>
-            </w:r>
-          </w:p>
-        </w:tc>
-        <w:tc>
-          <w:tcPr>
-            <w:tcW w:type="dxa" w:w="2340"/>
-          </w:tcPr>
-          <w:p>
-            <w:r>
-              <w:rPr>
-                <w:rFonts w:ascii="Times New Roman" w:hAnsi="Times New Roman"/>
-                <w:sz w:val="20"/>
-              </w:rPr>
-              <w:t>0.006</w:t>
-            </w:r>
-          </w:p>
-        </w:tc>
-      </w:tr>
-      <w:tr>
-        <w:tc>
-          <w:tcPr>
-            <w:tcW w:type="dxa" w:w="2340"/>
-          </w:tcPr>
-          <w:p>
-            <w:r>
-              <w:rPr>
-                <w:rFonts w:ascii="Times New Roman" w:hAnsi="Times New Roman"/>
-                <w:sz w:val="20"/>
-              </w:rPr>
-              <w:t>P(cEEG detection)</w:t>
-            </w:r>
-          </w:p>
-        </w:tc>
-        <w:tc>
-          <w:tcPr>
-            <w:tcW w:type="dxa" w:w="2340"/>
-          </w:tcPr>
-          <w:p>
-            <w:r>
-              <w:rPr>
-                <w:rFonts w:ascii="Times New Roman" w:hAnsi="Times New Roman"/>
-                <w:sz w:val="20"/>
-              </w:rPr>
-              <w:t>pd_ceeg</w:t>
-            </w:r>
-          </w:p>
-        </w:tc>
-        <w:tc>
-          <w:tcPr>
-            <w:tcW w:type="dxa" w:w="2340"/>
-          </w:tcPr>
-          <w:p>
-            <w:r>
-              <w:rPr>
-                <w:rFonts w:ascii="Times New Roman" w:hAnsi="Times New Roman"/>
-                <w:sz w:val="20"/>
-              </w:rPr>
-              <w:t>0.000</w:t>
-            </w:r>
-          </w:p>
-        </w:tc>
-        <w:tc>
-          <w:tcPr>
-            <w:tcW w:type="dxa" w:w="2340"/>
-          </w:tcPr>
-          <w:p>
-            <w:r>
-              <w:rPr>
-                <w:rFonts w:ascii="Times New Roman" w:hAnsi="Times New Roman"/>
-                <w:sz w:val="20"/>
-              </w:rPr>
-              <w:t>0.000</w:t>
-            </w:r>
-          </w:p>
-        </w:tc>
-      </w:tr>
-      <w:tr>
-        <w:tc>
-          <w:tcPr>
-            <w:tcW w:type="dxa" w:w="2340"/>
-          </w:tcPr>
-          <w:p>
-            <w:r>
-              <w:rPr>
-                <w:rFonts w:ascii="Times New Roman" w:hAnsi="Times New Roman"/>
-                <w:sz w:val="20"/>
-              </w:rPr>
-              <w:t>Cost: early status epilepticus</w:t>
-            </w:r>
-          </w:p>
-        </w:tc>
-        <w:tc>
-          <w:tcPr>
-            <w:tcW w:type="dxa" w:w="2340"/>
-          </w:tcPr>
-          <w:p>
-            <w:r>
-              <w:rPr>
-                <w:rFonts w:ascii="Times New Roman" w:hAnsi="Times New Roman"/>
-                <w:sz w:val="20"/>
-              </w:rPr>
-              <w:t>c_se_e</w:t>
-            </w:r>
-          </w:p>
-        </w:tc>
-        <w:tc>
-          <w:tcPr>
-            <w:tcW w:type="dxa" w:w="2340"/>
-          </w:tcPr>
-          <w:p>
-            <w:r>
-              <w:rPr>
-                <w:rFonts w:ascii="Times New Roman" w:hAnsi="Times New Roman"/>
-                <w:sz w:val="20"/>
-              </w:rPr>
-              <w:t>0.000</w:t>
-            </w:r>
-          </w:p>
-        </w:tc>
-        <w:tc>
-          <w:tcPr>
-            <w:tcW w:type="dxa" w:w="2340"/>
-          </w:tcPr>
-          <w:p>
-            <w:r>
-              <w:rPr>
-                <w:rFonts w:ascii="Times New Roman" w:hAnsi="Times New Roman"/>
-                <w:sz w:val="20"/>
-              </w:rPr>
-              <w:t>0.000</w:t>
-            </w:r>
-          </w:p>
-        </w:tc>
-      </w:tr>
-      <w:tr>
-        <w:tc>
-          <w:tcPr>
-            <w:tcW w:type="dxa" w:w="2340"/>
-          </w:tcPr>
-          <w:p>
-            <w:r>
-              <w:rPr>
-                <w:rFonts w:ascii="Times New Roman" w:hAnsi="Times New Roman"/>
-                <w:sz w:val="20"/>
-              </w:rPr>
-              <w:t>P(status epilepticus | seizure)</w:t>
-            </w:r>
-          </w:p>
-        </w:tc>
-        <w:tc>
-          <w:tcPr>
-            <w:tcW w:type="dxa" w:w="2340"/>
-          </w:tcPr>
-          <w:p>
-            <w:r>
-              <w:rPr>
-                <w:rFonts w:ascii="Times New Roman" w:hAnsi="Times New Roman"/>
-                <w:sz w:val="20"/>
-              </w:rPr>
-              <w:t>p_se</w:t>
-            </w:r>
-          </w:p>
-        </w:tc>
-        <w:tc>
-          <w:tcPr>
-            <w:tcW w:type="dxa" w:w="2340"/>
-          </w:tcPr>
-          <w:p>
-            <w:r>
-              <w:rPr>
-                <w:rFonts w:ascii="Times New Roman" w:hAnsi="Times New Roman"/>
-                <w:sz w:val="20"/>
-              </w:rPr>
-              <w:t>0.000</w:t>
-            </w:r>
-          </w:p>
-        </w:tc>
-        <w:tc>
-          <w:tcPr>
-            <w:tcW w:type="dxa" w:w="2340"/>
-          </w:tcPr>
-          <w:p>
-            <w:r>
-              <w:rPr>
-                <w:rFonts w:ascii="Times New Roman" w:hAnsi="Times New Roman"/>
-                <w:sz w:val="20"/>
-              </w:rPr>
-              <w:t>0.000</w:t>
-            </w:r>
-          </w:p>
-        </w:tc>
-      </w:tr>
-      <w:tr>
-        <w:tc>
-          <w:tcPr>
-            <w:tcW w:type="dxa" w:w="2340"/>
-          </w:tcPr>
-          <w:p>
-            <w:r>
-              <w:rPr>
-                <w:rFonts w:ascii="Times New Roman" w:hAnsi="Times New Roman"/>
-                <w:sz w:val="20"/>
-              </w:rPr>
-              <w:t>Cost: annual epilepsy care</w:t>
-            </w:r>
-          </w:p>
-        </w:tc>
-        <w:tc>
-          <w:tcPr>
-            <w:tcW w:type="dxa" w:w="2340"/>
-          </w:tcPr>
-          <w:p>
-            <w:r>
-              <w:rPr>
-                <w:rFonts w:ascii="Times New Roman" w:hAnsi="Times New Roman"/>
-                <w:sz w:val="20"/>
-              </w:rPr>
-              <w:t>c_epi</w:t>
-            </w:r>
-          </w:p>
-        </w:tc>
-        <w:tc>
-          <w:tcPr>
-            <w:tcW w:type="dxa" w:w="2340"/>
-          </w:tcPr>
-          <w:p>
-            <w:r>
-              <w:rPr>
-                <w:rFonts w:ascii="Times New Roman" w:hAnsi="Times New Roman"/>
-                <w:sz w:val="20"/>
-              </w:rPr>
-              <w:t>0.000</w:t>
-            </w:r>
-          </w:p>
-        </w:tc>
-        <w:tc>
-          <w:tcPr>
-            <w:tcW w:type="dxa" w:w="2340"/>
-          </w:tcPr>
-          <w:p>
-            <w:r>
-              <w:rPr>
-                <w:rFonts w:ascii="Times New Roman" w:hAnsi="Times New Roman"/>
-                <w:sz w:val="20"/>
-              </w:rPr>
-              <w:t>0.000</w:t>
+              <w:t>aed_dis</w:t>
             </w:r>
           </w:p>
         </w:tc>

--- a/docs/supplementary.docx
+++ b/docs/supplementary.docx
@@ -300,7 +300,7 @@
                 <w:rFonts w:ascii="Times New Roman" w:hAnsi="Times New Roman"/>
                 <w:sz w:val="20"/>
               </w:rPr>
-              <w:t>Yes — Introduction §1.</w:t>
+              <w:t>Yes, Introduction §1.</w:t>
             </w:r>
           </w:p>
         </w:tc>
@@ -344,7 +344,7 @@
                 <w:rFonts w:ascii="Times New Roman" w:hAnsi="Times New Roman"/>
                 <w:sz w:val="20"/>
               </w:rPr>
-              <w:t>Two databases (BIDMC, eICU); eligibility criteria. NIS analysis attempted but excluded — see Appendix S4.</w:t>
+              <w:t>Two databases (BIDMC, eICU); eligibility criteria. NIS analysis attempted but excluded, see Appendix S4.</w:t>
             </w:r>
           </w:p>
         </w:tc>
@@ -358,7 +358,7 @@
                 <w:rFonts w:ascii="Times New Roman" w:hAnsi="Times New Roman"/>
                 <w:sz w:val="20"/>
               </w:rPr>
-              <w:t>Yes — Methods §2.2.</w:t>
+              <w:t>Yes, Methods §2.2.</w:t>
             </w:r>
           </w:p>
         </w:tc>
@@ -416,7 +416,7 @@
                 <w:rFonts w:ascii="Times New Roman" w:hAnsi="Times New Roman"/>
                 <w:sz w:val="20"/>
               </w:rPr>
-              <w:t>Yes — Methods §2.3.</w:t>
+              <w:t>Yes, Methods §2.3.</w:t>
             </w:r>
           </w:p>
         </w:tc>
@@ -474,7 +474,7 @@
                 <w:rFonts w:ascii="Times New Roman" w:hAnsi="Times New Roman"/>
                 <w:sz w:val="20"/>
               </w:rPr>
-              <w:t>Yes — Methods §2.3.</w:t>
+              <w:t>Yes, Methods §2.3.</w:t>
             </w:r>
           </w:p>
         </w:tc>
@@ -532,7 +532,7 @@
                 <w:rFonts w:ascii="Times New Roman" w:hAnsi="Times New Roman"/>
                 <w:sz w:val="20"/>
               </w:rPr>
-              <w:t>Yes — Methods §2.2.</w:t>
+              <w:t>Yes, Methods §2.2.</w:t>
             </w:r>
           </w:p>
         </w:tc>
@@ -590,7 +590,7 @@
                 <w:rFonts w:ascii="Times New Roman" w:hAnsi="Times New Roman"/>
                 <w:sz w:val="20"/>
               </w:rPr>
-              <w:t>Yes — Appendix S5.</w:t>
+              <w:t>Yes, Appendix S5.</w:t>
             </w:r>
           </w:p>
         </w:tc>
@@ -648,7 +648,7 @@
                 <w:rFonts w:ascii="Times New Roman" w:hAnsi="Times New Roman"/>
                 <w:sz w:val="20"/>
               </w:rPr>
-              <w:t>Yes — Methods §2.5.</w:t>
+              <w:t>Yes, Methods §2.5.</w:t>
             </w:r>
           </w:p>
         </w:tc>
@@ -706,7 +706,7 @@
                 <w:rFonts w:ascii="Times New Roman" w:hAnsi="Times New Roman"/>
                 <w:sz w:val="20"/>
               </w:rPr>
-              <w:t>Yes — Results §3.4.</w:t>
+              <w:t>Yes, Results §3.4.</w:t>
             </w:r>
           </w:p>
         </w:tc>
@@ -764,7 +764,7 @@
                 <w:rFonts w:ascii="Times New Roman" w:hAnsi="Times New Roman"/>
                 <w:sz w:val="20"/>
               </w:rPr>
-              <w:t>Yes — Results §3.1.</w:t>
+              <w:t>Yes, Results §3.1.</w:t>
             </w:r>
           </w:p>
         </w:tc>
@@ -822,7 +822,7 @@
                 <w:rFonts w:ascii="Times New Roman" w:hAnsi="Times New Roman"/>
                 <w:sz w:val="20"/>
               </w:rPr>
-              <w:t>Yes — Results §3.1–3.3.</w:t>
+              <w:t>Yes, Results §3.1–3.3.</w:t>
             </w:r>
           </w:p>
         </w:tc>
@@ -880,7 +880,7 @@
                 <w:rFonts w:ascii="Times New Roman" w:hAnsi="Times New Roman"/>
                 <w:sz w:val="20"/>
               </w:rPr>
-              <w:t>Yes — see code repo.</w:t>
+              <w:t>Yes, see code repo.</w:t>
             </w:r>
           </w:p>
         </w:tc>
@@ -938,7 +938,7 @@
                 <w:rFonts w:ascii="Times New Roman" w:hAnsi="Times New Roman"/>
                 <w:sz w:val="20"/>
               </w:rPr>
-              <w:t>Yes — Discussion §4.</w:t>
+              <w:t>Yes, Discussion §4.</w:t>
             </w:r>
           </w:p>
         </w:tc>
@@ -996,7 +996,7 @@
                 <w:rFonts w:ascii="Times New Roman" w:hAnsi="Times New Roman"/>
                 <w:sz w:val="20"/>
               </w:rPr>
-              <w:t>Yes — Discussion §4.</w:t>
+              <w:t>Yes, Discussion §4.</w:t>
             </w:r>
           </w:p>
         </w:tc>
@@ -1054,7 +1054,7 @@
                 <w:rFonts w:ascii="Times New Roman" w:hAnsi="Times New Roman"/>
                 <w:sz w:val="20"/>
               </w:rPr>
-              <w:t>Yes — Appendix S2.</w:t>
+              <w:t>Yes, Appendix S2.</w:t>
             </w:r>
           </w:p>
         </w:tc>
@@ -1672,7 +1672,7 @@
                 <w:rFonts w:ascii="Times New Roman" w:hAnsi="Times New Roman"/>
                 <w:sz w:val="20"/>
               </w:rPr>
-              <w:t>Laterality — left / right / bilateral</w:t>
+              <w:t>Laterality, left / right / bilateral</w:t>
             </w:r>
           </w:p>
         </w:tc>
@@ -1730,7 +1730,7 @@
                 <w:rFonts w:ascii="Times New Roman" w:hAnsi="Times New Roman"/>
                 <w:sz w:val="20"/>
               </w:rPr>
-              <w:t>Hounsfield density classification — hypo / iso / hyper / mixed</w:t>
+              <w:t>Hounsfield density classification, hypo / iso / hyper / mixed</w:t>
             </w:r>
           </w:p>
         </w:tc>
@@ -2310,7 +2310,7 @@
                 <w:rFonts w:ascii="Times New Roman" w:hAnsi="Times New Roman"/>
                 <w:sz w:val="20"/>
               </w:rPr>
-              <w:t>When the antiepileptic drug was administered (pre/post/not given) — leakage-suspect; excluded from postop-B</w:t>
+              <w:t>When the antiepileptic drug was administered (pre/post/not given), leakage-suspect; excluded from postop-B</w:t>
             </w:r>
           </w:p>
         </w:tc>
@@ -2368,7 +2368,7 @@
                 <w:rFonts w:ascii="Times New Roman" w:hAnsi="Times New Roman"/>
                 <w:sz w:val="20"/>
               </w:rPr>
-              <w:t>Prophylactic antiepileptic drug administered — leakage-suspect; excluded from postop-B</w:t>
+              <w:t>Prophylactic antiepileptic drug administered, leakage-suspect; excluded from postop-B</w:t>
             </w:r>
           </w:p>
         </w:tc>
@@ -2426,7 +2426,7 @@
                 <w:rFonts w:ascii="Times New Roman" w:hAnsi="Times New Roman"/>
                 <w:sz w:val="20"/>
               </w:rPr>
-              <w:t>Abnormal electroencephalography findings documented during admission — leakage-suspect; excluded from postop-B</w:t>
+              <w:t>Abnormal electroencephalography findings documented during admission, leakage-suspect; excluded from postop-B</w:t>
             </w:r>
           </w:p>
         </w:tc>
@@ -2461,7 +2461,7 @@
           <w:rFonts w:ascii="Times New Roman" w:hAnsi="Times New Roman"/>
           <w:color w:val="141F3A"/>
         </w:rPr>
-        <w:t>Appendix S4.  Nationwide Inpatient Sample (NIS) — excluded from the primary analysis</w:t>
+        <w:t>Appendix S4.  Nationwide Inpatient Sample (NIS), excluded from the primary analysis</w:t>
       </w:r>
     </w:p>
     <w:p>
@@ -2583,7 +2583,7 @@
           <w:i w:val="0"/>
           <w:sz w:val="22"/>
         </w:rPr>
-        <w:t>Imputation method comparison.  Four imputation strategies were evaluated by repeated 5 × 3 stratified cross-validation. On BIDMC postoperative-B the three imputers tested return identical AUC because the cohort carries no missingness on this feature set — included here for transparency.</w:t>
+        <w:t>Imputation method comparison.  Four imputation strategies were evaluated by repeated 5 × 3 stratified cross-validation. On BIDMC postoperative-B the three imputers tested return identical AUC because the cohort carries no missingness on this feature set, included here for transparency.</w:t>
       </w:r>
     </w:p>
     <w:tbl>
@@ -4631,7 +4631,7 @@
           <w:i w:val="0"/>
           <w:sz w:val="22"/>
         </w:rPr>
-        <w:t>Model-versus-random comparator. To isolate the value contributed by the model's discrimination from the value of merely treating fewer patients, ML-guided allocation was compared with random allocation at the same treated fraction (32.4%). The net-monetary-benefit difference (discrimination premium) is $996–$1,612 per patient across the AED-efficacy range, confirming that the model — not the treated fraction alone — drives the incremental value.</w:t>
+        <w:t>Model-versus-random comparator. To isolate the value contributed by the model's discrimination from the value of merely treating fewer patients, ML-guided allocation was compared with random allocation at the same treated fraction (32.4%). The net-monetary-benefit difference (discrimination premium) is $996–$1,612 per patient across the AED-efficacy range, confirming that the model, not the treated fraction alone, drives the incremental value.</w:t>
       </w:r>
     </w:p>
     <w:p>
@@ -10283,7 +10283,7 @@
           <w:i w:val="0"/>
           <w:sz w:val="22"/>
         </w:rPr>
-        <w:t>The only coefficients reaching statistical significance are procedure variables (surgical decompression, middle-meningeal-artery embolization, and drainage); these reflect confounding by indication rather than causal seizure biology — for example, drainage carries an odds ratio of 1.44, a direction inconsistent with a plausible causal protective effect — which is a limitation of the candidate model.</w:t>
+        <w:t>The only coefficients reaching statistical significance are procedure variables (surgical decompression, middle-meningeal-artery embolization, and drainage); these reflect confounding by indication rather than causal seizure biology, for example, drainage carries an odds ratio of 1.44, a direction inconsistent with a plausible causal protective effect, which is a limitation of the candidate model.</w:t>
       </w:r>
     </w:p>
     <w:p>
@@ -10377,7 +10377,7 @@
           <w:b/>
           <w:sz w:val="22"/>
         </w:rPr>
-        <w:t>Table S1.  Eleven-method modelling battery — full numeric results.</w:t>
+        <w:t>Table S1.  Eleven-method modelling battery, full numeric results.</w:t>
       </w:r>
     </w:p>
     <w:tbl>
@@ -15138,7 +15138,7 @@
           <w:b/>
           <w:sz w:val="22"/>
         </w:rPr>
-        <w:t>Table S4.  Cost-effectiveness analysis — PSA summary at WTP $50k, $100k, $150k.</w:t>
+        <w:t>Table S4.  Cost-effectiveness analysis, PSA summary at WTP $50k, $100k, $150k.</w:t>
       </w:r>
     </w:p>
     <w:tbl>
@@ -18367,7 +18367,7 @@
           <w:i/>
           <w:sz w:val="20"/>
         </w:rPr>
-        <w:t>Figure S3.  Temporal-leakage audit — AUC across feature specifications and time-window cuts.</w:t>
+        <w:t>Figure S3.  Temporal-leakage audit, AUC across feature specifications and time-window cuts.</w:t>
       </w:r>
     </w:p>
     <w:p>
@@ -18499,7 +18499,7 @@
           <w:i/>
           <w:sz w:val="20"/>
         </w:rPr>
-        <w:t>Figure S5.  Nationwide Inpatient Sample outcome reclassification — AUC under original combined outcome (0.617) vs corrected acute symptomatic outcome (0.498).</w:t>
+        <w:t>Figure S5.  Nationwide Inpatient Sample outcome reclassification, AUC under original combined outcome (0.617) vs corrected acute symptomatic outcome (0.498).</w:t>
       </w:r>
     </w:p>
     <w:p>

--- a/docs/supplementary.docx
+++ b/docs/supplementary.docx
@@ -3721,7 +3721,7 @@
                 <w:rFonts w:ascii="Times New Roman" w:hAnsi="Times New Roman"/>
                 <w:sz w:val="20"/>
               </w:rPr>
-              <w:t>aed</w:t>
+              <w:t>mlg</w:t>
             </w:r>
           </w:p>
         </w:tc>
@@ -3779,7 +3779,7 @@
                 <w:rFonts w:ascii="Times New Roman" w:hAnsi="Times New Roman"/>
                 <w:sz w:val="20"/>
               </w:rPr>
-              <w:t>aed</w:t>
+              <w:t>mlg</w:t>
             </w:r>
           </w:p>
         </w:tc>
@@ -3837,7 +3837,7 @@
                 <w:rFonts w:ascii="Times New Roman" w:hAnsi="Times New Roman"/>
                 <w:sz w:val="20"/>
               </w:rPr>
-              <w:t>aed</w:t>
+              <w:t>mlg</w:t>
             </w:r>
           </w:p>
         </w:tc>
@@ -4085,7 +4085,7 @@
                 <w:rFonts w:ascii="Times New Roman" w:hAnsi="Times New Roman"/>
                 <w:sz w:val="20"/>
               </w:rPr>
-              <w:t>aed</w:t>
+              <w:t>ml-cEEG</w:t>
             </w:r>
           </w:p>
         </w:tc>
@@ -4099,7 +4099,7 @@
                 <w:rFonts w:ascii="Times New Roman" w:hAnsi="Times New Roman"/>
                 <w:sz w:val="20"/>
               </w:rPr>
-              <w:t>-836</w:t>
+              <w:t>1,511</w:t>
             </w:r>
           </w:p>
         </w:tc>
@@ -4113,7 +4113,7 @@
                 <w:rFonts w:ascii="Times New Roman" w:hAnsi="Times New Roman"/>
                 <w:sz w:val="20"/>
               </w:rPr>
-              <w:t>False</w:t>
+              <w:t>True</w:t>
             </w:r>
           </w:p>
         </w:tc>
@@ -4185,7 +4185,7 @@
                 <w:rFonts w:ascii="Times New Roman" w:hAnsi="Times New Roman"/>
                 <w:sz w:val="20"/>
               </w:rPr>
-              <w:t>aed</w:t>
+              <w:t>ml-cEEG</w:t>
             </w:r>
           </w:p>
         </w:tc>
@@ -4199,7 +4199,7 @@
                 <w:rFonts w:ascii="Times New Roman" w:hAnsi="Times New Roman"/>
                 <w:sz w:val="20"/>
               </w:rPr>
-              <w:t>-1,033</w:t>
+              <w:t>1,832</w:t>
             </w:r>
           </w:p>
         </w:tc>
@@ -4213,7 +4213,7 @@
                 <w:rFonts w:ascii="Times New Roman" w:hAnsi="Times New Roman"/>
                 <w:sz w:val="20"/>
               </w:rPr>
-              <w:t>False</w:t>
+              <w:t>True</w:t>
             </w:r>
           </w:p>
         </w:tc>
@@ -4285,7 +4285,7 @@
                 <w:rFonts w:ascii="Times New Roman" w:hAnsi="Times New Roman"/>
                 <w:sz w:val="20"/>
               </w:rPr>
-              <w:t>aed</w:t>
+              <w:t>ml-cEEG</w:t>
             </w:r>
           </w:p>
         </w:tc>
@@ -4299,7 +4299,7 @@
                 <w:rFonts w:ascii="Times New Roman" w:hAnsi="Times New Roman"/>
                 <w:sz w:val="20"/>
               </w:rPr>
-              <w:t>-1,229</w:t>
+              <w:t>2,152</w:t>
             </w:r>
           </w:p>
         </w:tc>
@@ -4313,7 +4313,7 @@
                 <w:rFonts w:ascii="Times New Roman" w:hAnsi="Times New Roman"/>
                 <w:sz w:val="20"/>
               </w:rPr>
-              <w:t>False</w:t>
+              <w:t>True</w:t>
             </w:r>
           </w:p>
         </w:tc>
@@ -4385,7 +4385,7 @@
                 <w:rFonts w:ascii="Times New Roman" w:hAnsi="Times New Roman"/>
                 <w:sz w:val="20"/>
               </w:rPr>
-              <w:t>aed</w:t>
+              <w:t>ml-cEEG</w:t>
             </w:r>
           </w:p>
         </w:tc>
@@ -4399,7 +4399,7 @@
                 <w:rFonts w:ascii="Times New Roman" w:hAnsi="Times New Roman"/>
                 <w:sz w:val="20"/>
               </w:rPr>
-              <w:t>-538</w:t>
+              <w:t>1,068</w:t>
             </w:r>
           </w:p>
         </w:tc>
@@ -4413,7 +4413,7 @@
                 <w:rFonts w:ascii="Times New Roman" w:hAnsi="Times New Roman"/>
                 <w:sz w:val="20"/>
               </w:rPr>
-              <w:t>False</w:t>
+              <w:t>True</w:t>
             </w:r>
           </w:p>
         </w:tc>
@@ -4485,7 +4485,7 @@
                 <w:rFonts w:ascii="Times New Roman" w:hAnsi="Times New Roman"/>
                 <w:sz w:val="20"/>
               </w:rPr>
-              <w:t>aed</w:t>
+              <w:t>ml-cEEG</w:t>
             </w:r>
           </w:p>
         </w:tc>
@@ -4499,7 +4499,7 @@
                 <w:rFonts w:ascii="Times New Roman" w:hAnsi="Times New Roman"/>
                 <w:sz w:val="20"/>
               </w:rPr>
-              <w:t>-623</w:t>
+              <w:t>1,132</w:t>
             </w:r>
           </w:p>
         </w:tc>
@@ -4513,7 +4513,7 @@
                 <w:rFonts w:ascii="Times New Roman" w:hAnsi="Times New Roman"/>
                 <w:sz w:val="20"/>
               </w:rPr>
-              <w:t>False</w:t>
+              <w:t>True</w:t>
             </w:r>
           </w:p>
         </w:tc>
@@ -4585,7 +4585,7 @@
                 <w:rFonts w:ascii="Times New Roman" w:hAnsi="Times New Roman"/>
                 <w:sz w:val="20"/>
               </w:rPr>
-              <w:t>aed</w:t>
+              <w:t>ml-cEEG</w:t>
             </w:r>
           </w:p>
         </w:tc>
@@ -4599,7 +4599,7 @@
                 <w:rFonts w:ascii="Times New Roman" w:hAnsi="Times New Roman"/>
                 <w:sz w:val="20"/>
               </w:rPr>
-              <w:t>-746</w:t>
+              <w:t>1,351</w:t>
             </w:r>
           </w:p>
         </w:tc>
@@ -4613,7 +4613,7 @@
                 <w:rFonts w:ascii="Times New Roman" w:hAnsi="Times New Roman"/>
                 <w:sz w:val="20"/>
               </w:rPr>
-              <w:t>False</w:t>
+              <w:t>True</w:t>
             </w:r>
           </w:p>
         </w:tc>
